--- a/video-film-editing/output/05 3.3b Nota Pembelajaran (Kertas Penerangan)/Core Abilities L1-L3/3.3b-CA-44 Nota Pembelajaran L3-CA06 KP-6.1a OCCUPATIONAL SAFETY AND HEALTH (OSH) ACT, INDUSTRIAL CODE OF PRACTISE (ICOP) AND GUIDELINES (IT-072).docx
+++ b/video-film-editing/output/05 3.3b Nota Pembelajaran (Kertas Penerangan)/Core Abilities L1-L3/3.3b-CA-44 Nota Pembelajaran L3-CA06 KP-6.1a OCCUPATIONAL SAFETY AND HEALTH (OSH) ACT, INDUSTRIAL CODE OF PRACTISE (ICOP) AND GUIDELINES (IT-072).docx
@@ -4,8 +4,9 @@
   <w:body>
     <w:tbl>
       <w:tblPr>
+        <w:tblStyle w:val="TableGrid"/>
         <w:tblW w:w="9699" w:type="dxa"/>
-        <w:tblLayout w:type="fixed"/>
+        <w:tblLayout w:type="autofit"/>
         <w:tblLook w:val="0000" w:firstRow="0" w:lastRow="0" w:firstColumn="0" w:lastColumn="0" w:noHBand="0" w:noVBand="0"/>
       </w:tblPr>
       <w:tblGrid>
@@ -17,6 +18,8 @@
       <w:tr>
         <w:trPr>
           <w:trHeight w:val="3230"/>
+          <w:tblHeader w:val="true"/>
+          <w:cantSplit w:val="true"/>
         </w:trPr>
         <w:tc>
           <w:tcPr>
@@ -26,6 +29,13 @@
               <w:left w:val="single" w:sz="4" w:space="0" w:color="auto"/>
               <w:bottom w:val="single" w:sz="4" w:space="0" w:color="000000"/>
             </w:tcBorders>
+            <w:tcMar>
+              <w:top w:w="57" w:type="dxa"/>
+              <w:left w:w="57" w:type="dxa"/>
+              <w:bottom w:w="57" w:type="dxa"/>
+              <w:right w:w="57" w:type="dxa"/>
+            </w:tcMar>
+            <w:shd w:val="clear" w:color="auto" w:fill="D9D9D9"/>
           </w:tcPr>
           <w:p>
             <w:pPr>
@@ -60,6 +70,27 @@
               <w:bottom w:val="single" w:sz="4" w:space="0" w:color="000000"/>
               <w:right w:val="single" w:sz="4" w:space="0" w:color="auto"/>
             </w:tcBorders>
+            <w:tcMar>
+              <w:top w:w="57" w:type="dxa"/>
+              <w:left w:w="57" w:type="dxa"/>
+              <w:bottom w:w="57" w:type="dxa"/>
+              <w:right w:w="57" w:type="dxa"/>
+            </w:tcMar>
+            <w:shd w:val="clear" w:color="auto" w:fill="D9D9D9"/>
+            <w:tcMar>
+              <w:top w:w="57" w:type="dxa"/>
+              <w:left w:w="57" w:type="dxa"/>
+              <w:bottom w:w="57" w:type="dxa"/>
+              <w:right w:w="57" w:type="dxa"/>
+            </w:tcMar>
+            <w:shd w:val="clear" w:color="auto" w:fill="D9D9D9"/>
+            <w:tcMar>
+              <w:top w:w="57" w:type="dxa"/>
+              <w:left w:w="57" w:type="dxa"/>
+              <w:bottom w:w="57" w:type="dxa"/>
+              <w:right w:w="57" w:type="dxa"/>
+            </w:tcMar>
+            <w:shd w:val="clear" w:color="auto" w:fill="D9D9D9"/>
           </w:tcPr>
           <w:p>
             <w:pPr>
@@ -71,7 +102,11 @@
             </w:pPr>
             <w:r>
               <w:rPr>
+                <w:rFonts w:ascii="Arial" w:hAnsi="Arial" w:cs="Arial"/>
+                <w:b/>
                 <w:noProof/>
+                <w:color w:val="000000"/>
+                <w:sz w:val="20"/>
               </w:rPr>
               <w:pict w14:anchorId="1A6FD23B">
                 <v:shapetype id="_x0000_t202" coordsize="21600,21600" o:spt="202" path="m,l,21600r21600,l21600,xe">
@@ -259,6 +294,7 @@
       <w:tr>
         <w:trPr>
           <w:trHeight w:val="971"/>
+          <w:cantSplit w:val="true"/>
         </w:trPr>
         <w:tc>
           <w:tcPr>
@@ -269,6 +305,12 @@
               <w:bottom w:val="single" w:sz="4" w:space="0" w:color="000000"/>
             </w:tcBorders>
             <w:vAlign w:val="center"/>
+            <w:tcMar>
+              <w:top w:w="57" w:type="dxa"/>
+              <w:left w:w="57" w:type="dxa"/>
+              <w:bottom w:w="57" w:type="dxa"/>
+              <w:right w:w="57" w:type="dxa"/>
+            </w:tcMar>
           </w:tcPr>
           <w:p>
             <w:pPr>
@@ -284,6 +326,8 @@
               <w:rPr>
                 <w:rFonts w:ascii="Arial" w:eastAsia="Arial" w:hAnsi="Arial" w:cs="Arial"/>
                 <w:b/>
+                <w:color w:val="000000"/>
+                <w:sz w:val="20"/>
               </w:rPr>
               <w:t xml:space="preserve">KOD NAMA DAN PROGRAM / </w:t>
             </w:r>
@@ -291,6 +335,8 @@
               <w:rPr>
                 <w:rFonts w:ascii="Arial" w:eastAsia="Arial" w:hAnsi="Arial" w:cs="Arial"/>
                 <w:i/>
+                <w:color w:val="000000"/>
+                <w:sz w:val="20"/>
               </w:rPr>
               <w:t>PROGRAM CODE AND NAME</w:t>
             </w:r>
@@ -307,6 +353,24 @@
               <w:right w:val="single" w:sz="4" w:space="0" w:color="auto"/>
             </w:tcBorders>
             <w:vAlign w:val="center"/>
+            <w:tcMar>
+              <w:top w:w="57" w:type="dxa"/>
+              <w:left w:w="57" w:type="dxa"/>
+              <w:bottom w:w="57" w:type="dxa"/>
+              <w:right w:w="57" w:type="dxa"/>
+            </w:tcMar>
+            <w:tcMar>
+              <w:top w:w="57" w:type="dxa"/>
+              <w:left w:w="57" w:type="dxa"/>
+              <w:bottom w:w="57" w:type="dxa"/>
+              <w:right w:w="57" w:type="dxa"/>
+            </w:tcMar>
+            <w:tcMar>
+              <w:top w:w="57" w:type="dxa"/>
+              <w:left w:w="57" w:type="dxa"/>
+              <w:bottom w:w="57" w:type="dxa"/>
+              <w:right w:w="57" w:type="dxa"/>
+            </w:tcMar>
           </w:tcPr>
           <w:p>
             <w:pPr>
@@ -329,6 +393,8 @@
                 <w:rFonts w:ascii="Arial" w:hAnsi="Arial" w:cs="Arial"/>
                 <w:bCs/>
                 <w:iCs/>
+                <w:color w:val="000000"/>
+                <w:sz w:val="20"/>
                 <w:lang w:val="ms-MY"/>
               </w:rPr>
               <w:t>Z-009-3:2015 CORE ABILITIES (untuk IT-072-3:2012 VIDEO / FILM (EDITING))</w:t>
@@ -339,6 +405,7 @@
       <w:tr>
         <w:trPr>
           <w:trHeight w:val="1160"/>
+          <w:cantSplit w:val="true"/>
         </w:trPr>
         <w:tc>
           <w:tcPr>
@@ -349,6 +416,12 @@
               <w:bottom w:val="single" w:sz="4" w:space="0" w:color="000000"/>
             </w:tcBorders>
             <w:vAlign w:val="center"/>
+            <w:tcMar>
+              <w:top w:w="57" w:type="dxa"/>
+              <w:left w:w="57" w:type="dxa"/>
+              <w:bottom w:w="57" w:type="dxa"/>
+              <w:right w:w="57" w:type="dxa"/>
+            </w:tcMar>
           </w:tcPr>
           <w:p>
             <w:pPr>
@@ -381,12 +454,16 @@
               <w:rPr>
                 <w:rFonts w:ascii="Arial" w:eastAsia="Arial" w:hAnsi="Arial" w:cs="Arial"/>
                 <w:b/>
+                <w:color w:val="000000"/>
+                <w:sz w:val="20"/>
               </w:rPr>
               <w:t xml:space="preserve">TAHAP / </w:t>
             </w:r>
             <w:r>
               <w:rPr>
                 <w:rFonts w:ascii="Arial" w:eastAsia="Arial" w:hAnsi="Arial" w:cs="Arial"/>
+                <w:color w:val="000000"/>
+                <w:sz w:val="20"/>
               </w:rPr>
               <w:t>LEVEL</w:t>
             </w:r>
@@ -403,6 +480,24 @@
               <w:right w:val="single" w:sz="4" w:space="0" w:color="auto"/>
             </w:tcBorders>
             <w:vAlign w:val="center"/>
+            <w:tcMar>
+              <w:top w:w="57" w:type="dxa"/>
+              <w:left w:w="57" w:type="dxa"/>
+              <w:bottom w:w="57" w:type="dxa"/>
+              <w:right w:w="57" w:type="dxa"/>
+            </w:tcMar>
+            <w:tcMar>
+              <w:top w:w="57" w:type="dxa"/>
+              <w:left w:w="57" w:type="dxa"/>
+              <w:bottom w:w="57" w:type="dxa"/>
+              <w:right w:w="57" w:type="dxa"/>
+            </w:tcMar>
+            <w:tcMar>
+              <w:top w:w="57" w:type="dxa"/>
+              <w:left w:w="57" w:type="dxa"/>
+              <w:bottom w:w="57" w:type="dxa"/>
+              <w:right w:w="57" w:type="dxa"/>
+            </w:tcMar>
           </w:tcPr>
           <w:p>
             <w:pPr>
@@ -425,6 +520,8 @@
                 <w:rFonts w:ascii="Arial" w:hAnsi="Arial" w:cs="Arial"/>
                 <w:bCs/>
                 <w:iCs/>
+                <w:color w:val="000000"/>
+                <w:sz w:val="20"/>
                 <w:lang w:val="ms-MY"/>
               </w:rPr>
               <w:t>3</w:t>
@@ -435,6 +532,7 @@
       <w:tr>
         <w:trPr>
           <w:trHeight w:val="1169"/>
+          <w:cantSplit w:val="true"/>
         </w:trPr>
         <w:tc>
           <w:tcPr>
@@ -445,6 +543,12 @@
               <w:bottom w:val="single" w:sz="4" w:space="0" w:color="000000"/>
             </w:tcBorders>
             <w:vAlign w:val="center"/>
+            <w:tcMar>
+              <w:top w:w="57" w:type="dxa"/>
+              <w:left w:w="57" w:type="dxa"/>
+              <w:bottom w:w="57" w:type="dxa"/>
+              <w:right w:w="57" w:type="dxa"/>
+            </w:tcMar>
           </w:tcPr>
           <w:p>
             <w:pPr>
@@ -479,6 +583,8 @@
               <w:rPr>
                 <w:rFonts w:ascii="Arial" w:eastAsia="Arial" w:hAnsi="Arial" w:cs="Arial"/>
                 <w:b/>
+                <w:color w:val="000000"/>
+                <w:sz w:val="20"/>
               </w:rPr>
               <w:t>NO DAN TAJUK UNIT KOMPETENSI /</w:t>
             </w:r>
@@ -486,6 +592,8 @@
               <w:rPr>
                 <w:rFonts w:ascii="Arial" w:eastAsia="Arial" w:hAnsi="Arial" w:cs="Arial"/>
                 <w:i/>
+                <w:color w:val="000000"/>
+                <w:sz w:val="20"/>
               </w:rPr>
               <w:t xml:space="preserve"> COMPETENCY UNIT CODE AND TITLE</w:t>
             </w:r>
@@ -502,6 +610,24 @@
               <w:right w:val="single" w:sz="4" w:space="0" w:color="auto"/>
             </w:tcBorders>
             <w:vAlign w:val="center"/>
+            <w:tcMar>
+              <w:top w:w="57" w:type="dxa"/>
+              <w:left w:w="57" w:type="dxa"/>
+              <w:bottom w:w="57" w:type="dxa"/>
+              <w:right w:w="57" w:type="dxa"/>
+            </w:tcMar>
+            <w:tcMar>
+              <w:top w:w="57" w:type="dxa"/>
+              <w:left w:w="57" w:type="dxa"/>
+              <w:bottom w:w="57" w:type="dxa"/>
+              <w:right w:w="57" w:type="dxa"/>
+            </w:tcMar>
+            <w:tcMar>
+              <w:top w:w="57" w:type="dxa"/>
+              <w:left w:w="57" w:type="dxa"/>
+              <w:bottom w:w="57" w:type="dxa"/>
+              <w:right w:w="57" w:type="dxa"/>
+            </w:tcMar>
           </w:tcPr>
           <w:p>
             <w:pPr>
@@ -524,6 +650,8 @@
                 <w:rFonts w:ascii="Arial" w:hAnsi="Arial" w:cs="Arial"/>
                 <w:bCs/>
                 <w:iCs/>
+                <w:color w:val="000000"/>
+                <w:sz w:val="20"/>
                 <w:lang w:val="ms-MY"/>
               </w:rPr>
               <w:t>CA06 HEALTH, SAFETY AND ENVIRONMENTAL IMPLEMENTATION CONSCIOUSNESS *(Kesedaran Pelaksanaan Kesihatan, Keselamatan Dan Alam Sekitar)*</w:t>
@@ -534,6 +662,7 @@
       <w:tr>
         <w:trPr>
           <w:trHeight w:val="2910"/>
+          <w:cantSplit w:val="true"/>
         </w:trPr>
         <w:tc>
           <w:tcPr>
@@ -544,6 +673,12 @@
               <w:bottom w:val="single" w:sz="4" w:space="0" w:color="000000"/>
             </w:tcBorders>
             <w:vAlign w:val="center"/>
+            <w:tcMar>
+              <w:top w:w="57" w:type="dxa"/>
+              <w:left w:w="57" w:type="dxa"/>
+              <w:bottom w:w="57" w:type="dxa"/>
+              <w:right w:w="57" w:type="dxa"/>
+            </w:tcMar>
           </w:tcPr>
           <w:p>
             <w:pPr>
@@ -562,6 +697,8 @@
               <w:rPr>
                 <w:rFonts w:ascii="Arial" w:eastAsia="Arial" w:hAnsi="Arial" w:cs="Arial"/>
                 <w:b/>
+                <w:color w:val="000000"/>
+                <w:sz w:val="20"/>
               </w:rPr>
               <w:t xml:space="preserve">NO DAN PENYATAAN AKTIVITI / </w:t>
             </w:r>
@@ -569,6 +706,8 @@
               <w:rPr>
                 <w:rFonts w:ascii="Arial" w:eastAsia="Arial" w:hAnsi="Arial" w:cs="Arial"/>
                 <w:i/>
+                <w:color w:val="000000"/>
+                <w:sz w:val="20"/>
               </w:rPr>
               <w:t>WORK ACTIVITIES NO. AND STATEMENT</w:t>
             </w:r>
@@ -585,6 +724,24 @@
               <w:right w:val="single" w:sz="4" w:space="0" w:color="auto"/>
             </w:tcBorders>
             <w:vAlign w:val="center"/>
+            <w:tcMar>
+              <w:top w:w="57" w:type="dxa"/>
+              <w:left w:w="57" w:type="dxa"/>
+              <w:bottom w:w="57" w:type="dxa"/>
+              <w:right w:w="57" w:type="dxa"/>
+            </w:tcMar>
+            <w:tcMar>
+              <w:top w:w="57" w:type="dxa"/>
+              <w:left w:w="57" w:type="dxa"/>
+              <w:bottom w:w="57" w:type="dxa"/>
+              <w:right w:w="57" w:type="dxa"/>
+            </w:tcMar>
+            <w:tcMar>
+              <w:top w:w="57" w:type="dxa"/>
+              <w:left w:w="57" w:type="dxa"/>
+              <w:bottom w:w="57" w:type="dxa"/>
+              <w:right w:w="57" w:type="dxa"/>
+            </w:tcMar>
           </w:tcPr>
           <w:p>
             <w:pPr>
@@ -607,6 +764,8 @@
                 <w:rFonts w:ascii="Arial" w:hAnsi="Arial" w:cs="Arial"/>
                 <w:b/>
                 <w:bCs/>
+                <w:color w:val="000000"/>
+                <w:sz w:val="20"/>
                 <w:lang w:val="ms-MY" w:eastAsia="ar-SA"/>
               </w:rPr>
               <w:t>6.1 EXECUTE HEALTH CONSCIOUSNESS *(Melaksanakan Kesedaran Kesihatan)* / 6.2 EXECUTE SAFETY CONSCIOUSNESS *(Melaksanakan Kesedaran Keselamatan)* / 6.3 EXECUTE ENVIRONMENT COMPLIANCE *(Melaksanakan Pematuhan Alam Sekitar)*</w:t>
@@ -617,6 +776,7 @@
       <w:tr>
         <w:trPr>
           <w:trHeight w:val="755"/>
+          <w:cantSplit w:val="true"/>
         </w:trPr>
         <w:tc>
           <w:tcPr>
@@ -627,6 +787,12 @@
               <w:bottom w:val="single" w:sz="4" w:space="0" w:color="auto"/>
             </w:tcBorders>
             <w:vAlign w:val="center"/>
+            <w:tcMar>
+              <w:top w:w="57" w:type="dxa"/>
+              <w:left w:w="57" w:type="dxa"/>
+              <w:bottom w:w="57" w:type="dxa"/>
+              <w:right w:w="57" w:type="dxa"/>
+            </w:tcMar>
           </w:tcPr>
           <w:p>
             <w:pPr>
@@ -660,6 +826,8 @@
               <w:rPr>
                 <w:rFonts w:ascii="Arial" w:eastAsia="Arial" w:hAnsi="Arial" w:cs="Arial"/>
                 <w:b/>
+                <w:color w:val="000000"/>
+                <w:sz w:val="20"/>
               </w:rPr>
               <w:t>NO</w:t>
             </w:r>
@@ -667,6 +835,8 @@
               <w:rPr>
                 <w:rFonts w:ascii="Arial" w:eastAsia="Arial" w:hAnsi="Arial" w:cs="Arial"/>
                 <w:b/>
+                <w:color w:val="000000"/>
+                <w:sz w:val="20"/>
               </w:rPr>
               <w:t>.</w:t>
             </w:r>
@@ -674,6 +844,8 @@
               <w:rPr>
                 <w:rFonts w:ascii="Arial" w:eastAsia="Arial" w:hAnsi="Arial" w:cs="Arial"/>
                 <w:b/>
+                <w:color w:val="000000"/>
+                <w:sz w:val="20"/>
               </w:rPr>
               <w:t xml:space="preserve"> KOD / </w:t>
             </w:r>
@@ -683,6 +855,8 @@
                 <w:bCs/>
                 <w:i/>
                 <w:iCs/>
+                <w:color w:val="000000"/>
+                <w:sz w:val="20"/>
               </w:rPr>
               <w:t>CODE N</w:t>
             </w:r>
@@ -692,6 +866,8 @@
                 <w:bCs/>
                 <w:i/>
                 <w:iCs/>
+                <w:color w:val="000000"/>
+                <w:sz w:val="20"/>
               </w:rPr>
               <w:t>O.</w:t>
             </w:r>
@@ -706,6 +882,12 @@
               <w:bottom w:val="single" w:sz="4" w:space="0" w:color="auto"/>
             </w:tcBorders>
             <w:vAlign w:val="center"/>
+            <w:tcMar>
+              <w:top w:w="57" w:type="dxa"/>
+              <w:left w:w="57" w:type="dxa"/>
+              <w:bottom w:w="57" w:type="dxa"/>
+              <w:right w:w="57" w:type="dxa"/>
+            </w:tcMar>
           </w:tcPr>
           <w:p>
             <w:pPr>
@@ -728,6 +910,8 @@
                 <w:rFonts w:ascii="Arial" w:hAnsi="Arial" w:cs="Arial"/>
                 <w:bCs/>
                 <w:iCs/>
+                <w:color w:val="000000"/>
+                <w:sz w:val="20"/>
                 <w:lang w:val="ms-MY"/>
               </w:rPr>
               <w:t>Z-009-3:2015-M06/P(1/4)</w:t>
@@ -735,18 +919,24 @@
             <w:r>
               <w:rPr>
                 <w:rFonts w:ascii="Arial" w:hAnsi="Arial" w:cs="Arial"/>
+                <w:color w:val="000000"/>
+                <w:sz w:val="20"/>
                 <w:lang w:val="ms-MY"/>
               </w:rPr>
             </w:r>
             <w:r>
               <w:rPr>
                 <w:rFonts w:ascii="Arial" w:hAnsi="Arial" w:cs="Arial"/>
+                <w:color w:val="000000"/>
+                <w:sz w:val="20"/>
                 <w:lang w:val="ms-MY"/>
               </w:rPr>
             </w:r>
             <w:r>
               <w:rPr>
                 <w:rFonts w:ascii="Arial" w:hAnsi="Arial" w:cs="Arial"/>
+                <w:color w:val="000000"/>
+                <w:sz w:val="20"/>
                 <w:lang w:val="ms-MY"/>
               </w:rPr>
             </w:r>
@@ -762,6 +952,12 @@
               <w:right w:val="single" w:sz="4" w:space="0" w:color="auto"/>
             </w:tcBorders>
             <w:vAlign w:val="center"/>
+            <w:tcMar>
+              <w:top w:w="57" w:type="dxa"/>
+              <w:left w:w="57" w:type="dxa"/>
+              <w:bottom w:w="57" w:type="dxa"/>
+              <w:right w:w="57" w:type="dxa"/>
+            </w:tcMar>
           </w:tcPr>
           <w:p>
             <w:pPr>
@@ -774,6 +970,8 @@
             <w:r>
               <w:rPr>
                 <w:rFonts w:ascii="Arial" w:hAnsi="Arial" w:cs="Arial"/>
+                <w:color w:val="000000"/>
+                <w:sz w:val="20"/>
                 <w:lang w:val="ms-MY"/>
               </w:rPr>
               <w:t>Muka Surat/Page:</w:t>
@@ -790,6 +988,8 @@
             <w:r>
               <w:rPr>
                 <w:rFonts w:ascii="Arial" w:hAnsi="Arial" w:cs="Arial"/>
+                <w:color w:val="000000"/>
+                <w:sz w:val="20"/>
                 <w:lang w:val="ms-MY"/>
               </w:rPr>
               <w:t>Drpd/ Of:</w:t>
@@ -798,6 +998,8 @@
               <w:rPr>
                 <w:rFonts w:ascii="Arial" w:hAnsi="Arial" w:cs="Arial"/>
                 <w:b/>
+                <w:color w:val="000000"/>
+                <w:sz w:val="20"/>
                 <w:lang w:val="ms-MY"/>
               </w:rPr>
               <w:t>:</w:t>
@@ -814,6 +1016,12 @@
               <w:right w:val="single" w:sz="4" w:space="0" w:color="auto"/>
             </w:tcBorders>
             <w:vAlign w:val="center"/>
+            <w:tcMar>
+              <w:top w:w="57" w:type="dxa"/>
+              <w:left w:w="57" w:type="dxa"/>
+              <w:bottom w:w="57" w:type="dxa"/>
+              <w:right w:w="57" w:type="dxa"/>
+            </w:tcMar>
           </w:tcPr>
           <w:p>
             <w:pPr>
@@ -826,6 +1034,8 @@
             <w:r>
               <w:rPr>
                 <w:rFonts w:ascii="Arial" w:hAnsi="Arial" w:cs="Arial"/>
+                <w:color w:val="000000"/>
+                <w:sz w:val="20"/>
                 <w:lang w:val="ms-MY"/>
               </w:rPr>
               <w:t>1</w:t>
@@ -842,6 +1052,8 @@
             <w:r>
               <w:rPr>
                 <w:rFonts w:ascii="Arial" w:hAnsi="Arial" w:cs="Arial"/>
+                <w:color w:val="000000"/>
+                <w:sz w:val="20"/>
                 <w:lang w:val="ms-MY"/>
               </w:rPr>
               <w:t>31</w:t>
@@ -851,293 +1063,596 @@
       </w:tr>
     </w:tbl>
     <w:p>
+      <w:pPr>
+        <w:spacing w:before="120" w:after="120" w:line="276" w:lineRule="auto"/>
+        <w:jc w:val="left"/>
+      </w:pPr>
       <w:r>
+        <w:rPr>
+          <w:rFonts w:ascii="Arial" w:hAnsi="Arial" w:cs="Arial"/>
+          <w:b/>
+          <w:color w:val="000000"/>
+          <w:sz w:val="22"/>
+        </w:rPr>
         <w:t xml:space="preserve">TAJUK: </w:t>
       </w:r>
     </w:p>
     <w:p>
+      <w:pPr>
+        <w:spacing w:line="276" w:lineRule="auto" w:after="120"/>
+        <w:jc w:val="left"/>
+      </w:pPr>
       <w:r>
+        <w:rPr>
+          <w:rFonts w:ascii="Arial" w:hAnsi="Arial" w:cs="Arial"/>
+          <w:color w:val="000000"/>
+          <w:sz w:val="22"/>
+        </w:rPr>
         <w:t xml:space="preserve">OCCUPATIONAL SAFETY AND HEALTH (OSH) ACT, INDUSTRIAL CODE OF PRACTISE (ICOP) AND GUIDELINES </w:t>
       </w:r>
       <w:r>
         <w:rPr>
+          <w:rFonts w:ascii="Arial" w:hAnsi="Arial" w:cs="Arial"/>
           <w:i/>
+          <w:color w:val="000000"/>
+          <w:sz w:val="22"/>
         </w:rPr>
         <w:t>(Akta Keselamatan Dan Kesihatan Pekerjaan (OSH), Kod Amalan Industri (ICOP) Dan Garis Panduan)</w:t>
       </w:r>
     </w:p>
     <w:p/>
     <w:p>
+      <w:pPr>
+        <w:spacing w:before="120" w:after="120" w:line="276" w:lineRule="auto"/>
+        <w:jc w:val="left"/>
+      </w:pPr>
       <w:r>
+        <w:rPr>
+          <w:rFonts w:ascii="Arial" w:hAnsi="Arial" w:cs="Arial"/>
+          <w:b/>
+          <w:color w:val="000000"/>
+          <w:sz w:val="22"/>
+        </w:rPr>
         <w:t>TUJUAN:</w:t>
       </w:r>
     </w:p>
     <w:p>
+      <w:pPr>
+        <w:spacing w:line="276" w:lineRule="auto" w:after="120"/>
+        <w:jc w:val="left"/>
+      </w:pPr>
       <w:r>
+        <w:rPr>
+          <w:rFonts w:ascii="Arial" w:hAnsi="Arial" w:cs="Arial"/>
+          <w:color w:val="000000"/>
+          <w:sz w:val="22"/>
+        </w:rPr>
         <w:t>Kertas Penerangan ini bertujuan menerangkan Akta Keselamatan Dan Kesihatan Pekerjaan (OSH), Kod Amalan Industri (ICOP) dan Garis Panduan. Seseorang yang cekap dalam kesedaran kesihatan, keselamatan dan alam sekitar mesti dapat melaksanakan kesedaran kesihatan, melaksanakan kesedaran keselamatan dan melaksanakan pematuhan alam sekitar.</w:t>
       </w:r>
     </w:p>
     <w:p>
+      <w:pPr>
+        <w:spacing w:line="276" w:lineRule="auto" w:after="120"/>
+        <w:jc w:val="left"/>
+      </w:pPr>
       <w:r>
         <w:rPr>
+          <w:rFonts w:ascii="Arial" w:hAnsi="Arial" w:cs="Arial"/>
           <w:i/>
+          <w:color w:val="000000"/>
+          <w:sz w:val="22"/>
         </w:rPr>
         <w:t>(PURPOSE — rasmi: "This Information Sheet is intended to describe on the Occupational Safety And Health (OSH) Act, Industrial Code Of Practise (ICOP) and Guidelines. The person who is competent in health, safety and environmental consciousness shall be able to execute health consciousness, execute safety consciousness and execute environment compliance.")</w:t>
       </w:r>
     </w:p>
     <w:p/>
     <w:p>
+      <w:pPr>
+        <w:spacing w:before="120" w:after="120" w:line="276" w:lineRule="auto"/>
+        <w:jc w:val="left"/>
+      </w:pPr>
       <w:r>
+        <w:rPr>
+          <w:rFonts w:ascii="Arial" w:hAnsi="Arial" w:cs="Arial"/>
+          <w:b/>
+          <w:color w:val="000000"/>
+          <w:sz w:val="22"/>
+        </w:rPr>
         <w:t>PENERANGAN:</w:t>
       </w:r>
     </w:p>
     <w:p>
       <w:pPr>
         <w:pStyle w:val="Heading2"/>
+        <w:spacing w:line="276" w:lineRule="auto" w:after="120"/>
+        <w:jc w:val="left"/>
       </w:pPr>
       <w:r>
+        <w:rPr>
+          <w:rFonts w:ascii="Arial" w:hAnsi="Arial" w:cs="Arial"/>
+          <w:color w:val="000000"/>
+          <w:sz w:val="22"/>
+        </w:rPr>
         <w:t xml:space="preserve">1. Occupational Safety And Health Act 1994 </w:t>
       </w:r>
       <w:r>
         <w:rPr>
+          <w:rFonts w:ascii="Arial" w:hAnsi="Arial" w:cs="Arial"/>
           <w:i/>
+          <w:color w:val="000000"/>
+          <w:sz w:val="22"/>
         </w:rPr>
         <w:t>(Akta Keselamatan Dan Kesihatan Pekerjaan 1994)</w:t>
       </w:r>
     </w:p>
     <w:p>
+      <w:pPr>
+        <w:spacing w:line="276" w:lineRule="auto" w:after="120"/>
+        <w:jc w:val="left"/>
+      </w:pPr>
       <w:r>
         <w:rPr>
+          <w:rFonts w:ascii="Arial" w:hAnsi="Arial" w:cs="Arial"/>
           <w:b/>
+          <w:color w:val="000000"/>
+          <w:sz w:val="22"/>
         </w:rPr>
         <w:t>Seksyen 15. Tugas am majikan dan orang yang bekerja sendiri terhadap pekerja mereka.</w:t>
       </w:r>
       <w:r>
+        <w:rPr>
+          <w:rFonts w:ascii="Arial" w:hAnsi="Arial" w:cs="Arial"/>
+          <w:color w:val="000000"/>
+          <w:sz w:val="22"/>
+        </w:rPr>
         <w:t xml:space="preserve"> </w:t>
       </w:r>
       <w:r>
         <w:rPr>
+          <w:rFonts w:ascii="Arial" w:hAnsi="Arial" w:cs="Arial"/>
           <w:i/>
+          <w:color w:val="000000"/>
+          <w:sz w:val="22"/>
         </w:rPr>
         <w:t>(Section 15. General duties of employers and self-employed persons to their employees.)</w:t>
       </w:r>
       <w:r>
+        <w:rPr>
+          <w:rFonts w:ascii="Arial" w:hAnsi="Arial" w:cs="Arial"/>
+          <w:color w:val="000000"/>
+          <w:sz w:val="22"/>
+        </w:rPr>
         <w:t xml:space="preserve"> (1) Adalah menjadi tugas setiap majikan dan setiap orang yang bekerja sendiri untuk memastikan, setakat yang praktik, keselamatan, kesihatan dan kebajikan di tempat kerja bagi semua pekerjanya. (2) Tanpa menjejaskan keluasan subseksyen (1), perkara yang diliputi termasuk khususnya — (a) penyediaan dan penyenggaraan loji dan sistem kerja yang, setakat yang praktik, selamat dan tanpa risiko kepada kesihatan; (b) membuat aturan untuk memastikan, setakat yang praktik, keselamatan dan ketiadaan risiko kepada kesihatan berhubung dengan penggunaan atau pengendalian, pengendalian, penyimpanan dan pengangkutan loji dan bahan; (c) penyediaan maklumat, arahan, latihan dan penyeliaan yang perlu untuk memastikan, setakat yang praktik, keselamatan dan kesihatan di tempat kerja bagi pekerjanya; (d) setakat yang praktik, berkenaan mana-mana tempat kerja di bawah kawalan majikan atau orang yang bekerja sendiri, penyenggaraan tempat itu dalam keadaan selamat dan tanpa risiko kepada kesihatan serta penyediaan dan penyenggaraan cara masuk dan keluar yang selamat; (e) penyediaan dan penyenggaraan persekitaran kerja bagi pekerjanya yang, setakat yang praktik, selamat, tanpa risiko kepada kesihatan, dan mencukupi dari segi kemudahan kebajikan di tempat kerja. (3) Bagi maksud subseksyen (1) dan (2) — "pekerja" termasuk kontraktor bebas yang diambil bekerja oleh majikan atau orang yang bekerja sendiri dan mana-mana pekerja kontraktor bebas itu; dan tugas majikan atau orang yang bekerja sendiri di bawah subseksyen (1) dan (2) meliputi kontraktor bebas dan pekerja kontraktor bebas itu berhubung dengan perkara yang majikan atau orang yang bekerja sendiri itu mempunyai kawalan, atau akan mempunyai kawalan jika tiada perjanjian sebaliknya.</w:t>
       </w:r>
     </w:p>
     <w:p>
+      <w:pPr>
+        <w:spacing w:line="276" w:lineRule="auto" w:after="120"/>
+        <w:jc w:val="left"/>
+      </w:pPr>
       <w:r>
         <w:rPr>
+          <w:rFonts w:ascii="Arial" w:hAnsi="Arial" w:cs="Arial"/>
           <w:b/>
+          <w:color w:val="000000"/>
+          <w:sz w:val="22"/>
         </w:rPr>
         <w:t>Seksyen 16. Kewajipan merangka dasar keselamatan dan kesihatan.</w:t>
       </w:r>
       <w:r>
+        <w:rPr>
+          <w:rFonts w:ascii="Arial" w:hAnsi="Arial" w:cs="Arial"/>
+          <w:color w:val="000000"/>
+          <w:sz w:val="22"/>
+        </w:rPr>
         <w:t xml:space="preserve"> </w:t>
       </w:r>
       <w:r>
         <w:rPr>
+          <w:rFonts w:ascii="Arial" w:hAnsi="Arial" w:cs="Arial"/>
           <w:i/>
+          <w:color w:val="000000"/>
+          <w:sz w:val="22"/>
         </w:rPr>
         <w:t>(Section 16. Duty to formulate safety and health policy.)</w:t>
       </w:r>
       <w:r>
+        <w:rPr>
+          <w:rFonts w:ascii="Arial" w:hAnsi="Arial" w:cs="Arial"/>
+          <w:color w:val="000000"/>
+          <w:sz w:val="22"/>
+        </w:rPr>
         <w:t xml:space="preserve"> Kecuali dalam kes yang ditetapkan, adalah menjadi tugas setiap majikan dan setiap orang yang bekerja sendiri untuk menyediakan dan, seberapa kerap yang sesuai, menyemak semula suatu penyata bertulis mengenai dasar am beliau berkenaan keselamatan dan kesihatan di tempat kerja bagi pekerjanya serta organisasi dan aturan yang berkuat kuasa bagi melaksanakan dasar itu, dan membawa penyata dan sebarang semakan semula itu kepada pengetahuan semua pekerjanya.</w:t>
       </w:r>
     </w:p>
     <w:p>
+      <w:pPr>
+        <w:spacing w:line="276" w:lineRule="auto" w:after="120"/>
+        <w:jc w:val="left"/>
+      </w:pPr>
       <w:r>
         <w:rPr>
+          <w:rFonts w:ascii="Arial" w:hAnsi="Arial" w:cs="Arial"/>
           <w:b/>
+          <w:color w:val="000000"/>
+          <w:sz w:val="22"/>
         </w:rPr>
         <w:t>Seksyen 17. Tugas am majikan dan orang yang bekerja sendiri terhadap orang lain selain pekerja mereka.</w:t>
       </w:r>
       <w:r>
+        <w:rPr>
+          <w:rFonts w:ascii="Arial" w:hAnsi="Arial" w:cs="Arial"/>
+          <w:color w:val="000000"/>
+          <w:sz w:val="22"/>
+        </w:rPr>
         <w:t xml:space="preserve"> </w:t>
       </w:r>
       <w:r>
         <w:rPr>
+          <w:rFonts w:ascii="Arial" w:hAnsi="Arial" w:cs="Arial"/>
           <w:i/>
+          <w:color w:val="000000"/>
+          <w:sz w:val="22"/>
         </w:rPr>
         <w:t>(Section 17. General duties of employers and self-employed persons to persons other than their employees.)</w:t>
       </w:r>
       <w:r>
+        <w:rPr>
+          <w:rFonts w:ascii="Arial" w:hAnsi="Arial" w:cs="Arial"/>
+          <w:color w:val="000000"/>
+          <w:sz w:val="22"/>
+        </w:rPr>
         <w:t xml:space="preserve"> (1) Adalah menjadi tugas setiap majikan dan setiap orang yang bekerja sendiri untuk menjalankan usahanya sedemikian rupa bagi memastikan, setakat yang praktik, bahawa dia dan orang lain, yang bukan pekerjanya, yang mungkin terjejas tidak terdedah kepada risiko kepada keselamatan atau kesihatan mereka. (2) Adalah menjadi tugas setiap majikan dan setiap orang yang bekerja sendiri, dalam keadaan dan cara yang ditetapkan, untuk memberi kepada orang, yang bukan pekerjanya, yang mungkin terjejas oleh cara dia menjalankan usahanya, maklumat yang ditetapkan mengenai aspek cara dia menjalankan usahanya yang mungkin menjejaskan keselamatan atau kesihatan mereka.</w:t>
       </w:r>
     </w:p>
     <w:p>
+      <w:pPr>
+        <w:spacing w:line="276" w:lineRule="auto" w:after="120"/>
+        <w:jc w:val="left"/>
+      </w:pPr>
       <w:r>
         <w:rPr>
+          <w:rFonts w:ascii="Arial" w:hAnsi="Arial" w:cs="Arial"/>
           <w:b/>
+          <w:color w:val="000000"/>
+          <w:sz w:val="22"/>
         </w:rPr>
         <w:t>Seksyen 18. Tugas penghuni tempat kerja terhadap orang lain selain pekerjanya.</w:t>
       </w:r>
       <w:r>
+        <w:rPr>
+          <w:rFonts w:ascii="Arial" w:hAnsi="Arial" w:cs="Arial"/>
+          <w:color w:val="000000"/>
+          <w:sz w:val="22"/>
+        </w:rPr>
         <w:t xml:space="preserve"> </w:t>
       </w:r>
       <w:r>
         <w:rPr>
+          <w:rFonts w:ascii="Arial" w:hAnsi="Arial" w:cs="Arial"/>
           <w:i/>
+          <w:color w:val="000000"/>
+          <w:sz w:val="22"/>
         </w:rPr>
         <w:t>(Section 18. Duties of an occupier of a place of work to persons other than his employees.)</w:t>
       </w:r>
       <w:r>
+        <w:rPr>
+          <w:rFonts w:ascii="Arial" w:hAnsi="Arial" w:cs="Arial"/>
+          <w:color w:val="000000"/>
+          <w:sz w:val="22"/>
+        </w:rPr>
         <w:t xml:space="preserve"> (1) Penghuni premis bukan kediaman yang telah disediakan kepada orang, yang bukan pekerjanya, sebagai tempat kerja, atau sebagai tempat mereka boleh menggunakan loji atau bahan yang disediakan untuk kegunaan mereka di sana, hendaklah mengambil langkah yang praktik untuk memastikan premis, semua cara masuk dan keluar yang tersedia untuk kegunaan orang yang menggunakan premis, dan mana-mana loji atau bahan di premis atau disediakan untuk kegunaan di sana, adalah atau selamat dan tanpa risiko kepada kesihatan. (2) Seseorang yang mempunyai, melalui kontrak atau pajakan atau sebaliknya, kewajipan berkenaan (a) penyenggaraan atau pembaikan tempat kerja atau cara masuk dan keluar; atau (b) pencegahan risiko kepada keselamatan dan kesihatan yang mungkin timbul daripada penggunaan mana-mana loji atau bahan di tempat kerja, hendaklah bagi maksud subseksyen (1) dianggap mempunyai kawalan ke atas perkara yang kewajipannya meliputi.</w:t>
       </w:r>
     </w:p>
     <w:p>
+      <w:pPr>
+        <w:spacing w:line="276" w:lineRule="auto" w:after="120"/>
+        <w:jc w:val="left"/>
+      </w:pPr>
       <w:r>
         <w:rPr>
+          <w:rFonts w:ascii="Arial" w:hAnsi="Arial" w:cs="Arial"/>
           <w:b/>
+          <w:color w:val="000000"/>
+          <w:sz w:val="22"/>
         </w:rPr>
         <w:t>Seksyen 19. Penalti bagi kesalahan di bawah seksyen 15, 16, 17 atau 18.</w:t>
       </w:r>
       <w:r>
+        <w:rPr>
+          <w:rFonts w:ascii="Arial" w:hAnsi="Arial" w:cs="Arial"/>
+          <w:color w:val="000000"/>
+          <w:sz w:val="22"/>
+        </w:rPr>
         <w:t xml:space="preserve"> </w:t>
       </w:r>
       <w:r>
         <w:rPr>
+          <w:rFonts w:ascii="Arial" w:hAnsi="Arial" w:cs="Arial"/>
           <w:i/>
+          <w:color w:val="000000"/>
+          <w:sz w:val="22"/>
         </w:rPr>
         <w:t>(Section 19. Penalty for an offence under section 15, 16, 17 or 18.)</w:t>
       </w:r>
       <w:r>
+        <w:rPr>
+          <w:rFonts w:ascii="Arial" w:hAnsi="Arial" w:cs="Arial"/>
+          <w:color w:val="000000"/>
+          <w:sz w:val="22"/>
+        </w:rPr>
         <w:t xml:space="preserve"> Seseorang yang melanggar peruntukan seksyen 15, 16, 17 atau 18 adalah melakukan suatu kesalahan dan hendaklah, apabila disabitkan, dikenakan denda tidak melebihi lima puluh ribu ringgit atau penjara tidak melebihi dua tahun atau kedua-duanya.</w:t>
       </w:r>
     </w:p>
     <w:p>
+      <w:pPr>
+        <w:spacing w:line="276" w:lineRule="auto" w:after="120"/>
+        <w:jc w:val="left"/>
+      </w:pPr>
       <w:r>
         <w:rPr>
+          <w:rFonts w:ascii="Arial" w:hAnsi="Arial" w:cs="Arial"/>
           <w:b/>
+          <w:color w:val="000000"/>
+          <w:sz w:val="22"/>
         </w:rPr>
         <w:t>Organisasi Keselamatan Dan Kesihatan</w:t>
       </w:r>
       <w:r>
+        <w:rPr>
+          <w:rFonts w:ascii="Arial" w:hAnsi="Arial" w:cs="Arial"/>
+          <w:color w:val="000000"/>
+          <w:sz w:val="22"/>
+        </w:rPr>
         <w:t xml:space="preserve"> </w:t>
       </w:r>
       <w:r>
         <w:rPr>
+          <w:rFonts w:ascii="Arial" w:hAnsi="Arial" w:cs="Arial"/>
           <w:i/>
+          <w:color w:val="000000"/>
+          <w:sz w:val="22"/>
         </w:rPr>
         <w:t>(Safety and health Organisation)</w:t>
       </w:r>
       <w:r>
+        <w:rPr>
+          <w:rFonts w:ascii="Arial" w:hAnsi="Arial" w:cs="Arial"/>
+          <w:color w:val="000000"/>
+          <w:sz w:val="22"/>
+        </w:rPr>
         <w:t xml:space="preserve"> — Akta ini menetapkan 3 peruntukan penting berkaitan pengawasan perubatan, penubuhan jawatankuasa keselamatan dan kesihatan, dan keperluan pegawai keselamatan dan kesihatan. Akta memberi kuasa kepada Menteri untuk membuat peraturan apabila kerja membawa risiko tinggi kepada pekerja dan pengawasan perubatan diperlukan. Adalah mandatori bagi tempat kerja yang mengambil lebih daripada 40 pekerja untuk menubuhkan jawatankuasa keselamatan dan kesihatan. Majikan mesti berunding dengan jawatankuasa mengenai perkara OSH yang perlu dilaksanakan bagi menggalakkan kerjasama dan penyertaan pekerja-majikan. Akta memberi kuasa kepada Menteri mewartakan kelas atau perihalan industri yang memerlukan seorang pegawai keselamatan dan kesihatan.</w:t>
       </w:r>
     </w:p>
     <w:p>
+      <w:pPr>
+        <w:spacing w:line="276" w:lineRule="auto" w:after="120"/>
+        <w:jc w:val="left"/>
+      </w:pPr>
       <w:r>
         <w:rPr>
+          <w:rFonts w:ascii="Arial" w:hAnsi="Arial" w:cs="Arial"/>
           <w:i/>
+          <w:color w:val="000000"/>
+          <w:sz w:val="22"/>
         </w:rPr>
         <w:t>Contoh studio penyuntingan video:</w:t>
       </w:r>
       <w:r>
+        <w:rPr>
+          <w:rFonts w:ascii="Arial" w:hAnsi="Arial" w:cs="Arial"/>
+          <w:color w:val="000000"/>
+          <w:sz w:val="22"/>
+        </w:rPr>
         <w:t xml:space="preserve"> jika studio post-production 3U berkembang melebihi 40 pekerja (Editor, Colourist, Sound Designer, staf sokongan IT), pengurusan wajib menubuhkan jawatankuasa keselamatan dan kesihatan yang membincangkan risiko seperti kabel elektrik </w:t>
       </w:r>
       <w:r>
         <w:rPr>
+          <w:rFonts w:ascii="Arial" w:hAnsi="Arial" w:cs="Arial"/>
           <w:i/>
+          <w:color w:val="000000"/>
+          <w:sz w:val="22"/>
         </w:rPr>
         <w:t>render farm</w:t>
       </w:r>
       <w:r>
+        <w:rPr>
+          <w:rFonts w:ascii="Arial" w:hAnsi="Arial" w:cs="Arial"/>
+          <w:color w:val="000000"/>
+          <w:sz w:val="22"/>
+        </w:rPr>
         <w:t xml:space="preserve">, ergonomik suite penyuntingan dan pelupusan </w:t>
       </w:r>
       <w:r>
         <w:rPr>
+          <w:rFonts w:ascii="Arial" w:hAnsi="Arial" w:cs="Arial"/>
           <w:i/>
+          <w:color w:val="000000"/>
+          <w:sz w:val="22"/>
         </w:rPr>
         <w:t>e-waste</w:t>
       </w:r>
       <w:r>
+        <w:rPr>
+          <w:rFonts w:ascii="Arial" w:hAnsi="Arial" w:cs="Arial"/>
+          <w:color w:val="000000"/>
+          <w:sz w:val="22"/>
+        </w:rPr>
         <w:t xml:space="preserve"> pemacu keras rosak.</w:t>
       </w:r>
     </w:p>
     <w:p>
+      <w:pPr>
+        <w:spacing w:line="276" w:lineRule="auto" w:after="120"/>
+        <w:jc w:val="left"/>
+      </w:pPr>
       <w:r>
         <w:rPr>
+          <w:rFonts w:ascii="Arial" w:hAnsi="Arial" w:cs="Arial"/>
           <w:b/>
+          <w:color w:val="000000"/>
+          <w:sz w:val="22"/>
         </w:rPr>
         <w:t>Pemberitahuan Kemalangan, Kejadian Berbahaya, Keracunan Pekerjaan Dan Penyakit Pekerjaan</w:t>
       </w:r>
       <w:r>
+        <w:rPr>
+          <w:rFonts w:ascii="Arial" w:hAnsi="Arial" w:cs="Arial"/>
+          <w:color w:val="000000"/>
+          <w:sz w:val="22"/>
+        </w:rPr>
         <w:t xml:space="preserve"> — Kewajipan melaporkan perkara di atas terletak pada majikan yang hendaklah memberitahu pejabat DOSH terdekat dengan cara terpantas. Tanggungjawab melaporkan penyakit atau keracunan pekerjaan terletak pada pengamal perubatan berdaftar.</w:t>
       </w:r>
     </w:p>
     <w:p>
+      <w:pPr>
+        <w:spacing w:line="276" w:lineRule="auto" w:after="120"/>
+        <w:jc w:val="left"/>
+      </w:pPr>
       <w:r>
         <w:rPr>
+          <w:rFonts w:ascii="Arial" w:hAnsi="Arial" w:cs="Arial"/>
           <w:b/>
+          <w:color w:val="000000"/>
+          <w:sz w:val="22"/>
         </w:rPr>
         <w:t>Kod Amalan Industri</w:t>
       </w:r>
       <w:r>
+        <w:rPr>
+          <w:rFonts w:ascii="Arial" w:hAnsi="Arial" w:cs="Arial"/>
+          <w:color w:val="000000"/>
+          <w:sz w:val="22"/>
+        </w:rPr>
         <w:t xml:space="preserve"> </w:t>
       </w:r>
       <w:r>
         <w:rPr>
+          <w:rFonts w:ascii="Arial" w:hAnsi="Arial" w:cs="Arial"/>
           <w:i/>
+          <w:color w:val="000000"/>
+          <w:sz w:val="22"/>
         </w:rPr>
         <w:t>(Industry Codes of Practice)</w:t>
       </w:r>
       <w:r>
+        <w:rPr>
+          <w:rFonts w:ascii="Arial" w:hAnsi="Arial" w:cs="Arial"/>
+          <w:color w:val="000000"/>
+          <w:sz w:val="22"/>
+        </w:rPr>
         <w:t xml:space="preserve"> — Bagi mewujudkan sistem perundangan yang fleksibel, Akta menetapkan peranan kod amalan industri sebagai panduan untuk mematuhi Akta. Menteri boleh meluluskan kod sedemikian dan mewartakannya, dan ia boleh diterima sebagai keterangan dalam prosiding mahkamah.</w:t>
       </w:r>
     </w:p>
     <w:p>
+      <w:pPr>
+        <w:spacing w:line="276" w:lineRule="auto" w:after="120"/>
+        <w:jc w:val="left"/>
+      </w:pPr>
       <w:r>
         <w:rPr>
+          <w:rFonts w:ascii="Arial" w:hAnsi="Arial" w:cs="Arial"/>
           <w:b/>
+          <w:color w:val="000000"/>
+          <w:sz w:val="22"/>
         </w:rPr>
         <w:t>Pegawai Penguatkuasaan Dan Pematuhan</w:t>
       </w:r>
       <w:r>
+        <w:rPr>
+          <w:rFonts w:ascii="Arial" w:hAnsi="Arial" w:cs="Arial"/>
+          <w:color w:val="000000"/>
+          <w:sz w:val="22"/>
+        </w:rPr>
         <w:t xml:space="preserve"> </w:t>
       </w:r>
       <w:r>
         <w:rPr>
+          <w:rFonts w:ascii="Arial" w:hAnsi="Arial" w:cs="Arial"/>
           <w:i/>
+          <w:color w:val="000000"/>
+          <w:sz w:val="22"/>
         </w:rPr>
         <w:t>(Enforcement and Compliance Officers)</w:t>
       </w:r>
       <w:r>
+        <w:rPr>
+          <w:rFonts w:ascii="Arial" w:hAnsi="Arial" w:cs="Arial"/>
+          <w:color w:val="000000"/>
+          <w:sz w:val="22"/>
+        </w:rPr>
         <w:t xml:space="preserve"> — Tanggungjawab menguatkuasakan Akta terletak pada Ketua Pengarah (DG) yang merupakan pegawai awam. Pegawai awam lain turut dilantik untuk membantu DG. Pegawai mempunyai kuasa luas untuk masuk, memeriksa, mengkaji, merampas, menyiasat dan memeriksa saksi apabila diarahkan oleh DG untuk mengadakan siasatan. Pegawai Penguatkuasaan diberi kuasa luas untuk mengeluarkan: (a) notis penambahbaikan; (b) notis larangan yang mana pemilik perlu menghentikan operasi serta-merta dan tidak boleh menyambung kerja sehingga langkah pembetulan yang memuaskan pegawai telah diambil. Jika pemilik terkilan dengan keputusan, dia boleh merayu kepada DG.</w:t>
       </w:r>
     </w:p>
     <w:p>
+      <w:pPr>
+        <w:spacing w:line="276" w:lineRule="auto" w:after="120"/>
+        <w:jc w:val="left"/>
+      </w:pPr>
       <w:r>
         <w:rPr>
+          <w:rFonts w:ascii="Arial" w:hAnsi="Arial" w:cs="Arial"/>
           <w:b/>
+          <w:color w:val="000000"/>
+          <w:sz w:val="22"/>
         </w:rPr>
         <w:t>Liabiliti Bagi Kesalahan Dan Penalti</w:t>
       </w:r>
       <w:r>
+        <w:rPr>
+          <w:rFonts w:ascii="Arial" w:hAnsi="Arial" w:cs="Arial"/>
+          <w:color w:val="000000"/>
+          <w:sz w:val="22"/>
+        </w:rPr>
         <w:t xml:space="preserve"> </w:t>
       </w:r>
       <w:r>
         <w:rPr>
+          <w:rFonts w:ascii="Arial" w:hAnsi="Arial" w:cs="Arial"/>
           <w:i/>
+          <w:color w:val="000000"/>
+          <w:sz w:val="22"/>
         </w:rPr>
         <w:t>(Liability for Offences and Penalties)</w:t>
       </w:r>
       <w:r>
+        <w:rPr>
+          <w:rFonts w:ascii="Arial" w:hAnsi="Arial" w:cs="Arial"/>
+          <w:color w:val="000000"/>
+          <w:sz w:val="22"/>
+        </w:rPr>
         <w:t xml:space="preserve"> — Kedua-dua badan korporat (syarikat) dan individu yang mengawal korporat itu bertanggungjawab atas pelanggaran mana-mana peruntukan Akta. Penalti maksimum yang ditetapkan ialah denda RM50,000 atau penjara 5 tahun atau kedua-duanya.</w:t>
       </w:r>
     </w:p>
     <w:p>
+      <w:pPr>
+        <w:spacing w:line="276" w:lineRule="auto" w:after="120"/>
+        <w:jc w:val="left"/>
+      </w:pPr>
       <w:r>
         <w:rPr>
+          <w:rFonts w:ascii="Arial" w:hAnsi="Arial" w:cs="Arial"/>
           <w:b/>
+          <w:color w:val="000000"/>
+          <w:sz w:val="22"/>
         </w:rPr>
         <w:t>Jadual 1: Peraturan Yang Dibuat Di Bawah OSHA 1994</w:t>
       </w:r>
       <w:r>
+        <w:rPr>
+          <w:rFonts w:ascii="Arial" w:hAnsi="Arial" w:cs="Arial"/>
+          <w:color w:val="000000"/>
+          <w:sz w:val="22"/>
+        </w:rPr>
         <w:t xml:space="preserve"> </w:t>
       </w:r>
       <w:r>
         <w:rPr>
+          <w:rFonts w:ascii="Arial" w:hAnsi="Arial" w:cs="Arial"/>
           <w:i/>
+          <w:color w:val="000000"/>
+          <w:sz w:val="22"/>
         </w:rPr>
         <w:t>(Table 1: Regulation made under OSHA 1994)</w:t>
       </w:r>
@@ -1146,6 +1661,7 @@
       <w:tblPr>
         <w:tblStyle w:val="TableGrid"/>
         <w:tblW w:type="auto" w:w="0"/>
+        <w:tblLayout w:type="autofit"/>
         <w:tblLook w:firstColumn="1" w:firstRow="1" w:lastColumn="0" w:lastRow="0" w:noHBand="0" w:noVBand="1" w:val="04A0"/>
       </w:tblPr>
       <w:tblGrid>
@@ -1154,12 +1670,29 @@
         <w:gridCol w:w="3104"/>
       </w:tblGrid>
       <w:tr>
+        <w:trPr>
+          <w:tblHeader w:val="true"/>
+          <w:cantSplit w:val="true"/>
+        </w:trPr>
         <w:tc>
           <w:tcPr>
             <w:tcW w:type="dxa" w:w="3104"/>
+            <w:tcMar>
+              <w:top w:w="57" w:type="dxa"/>
+              <w:left w:w="57" w:type="dxa"/>
+              <w:bottom w:w="57" w:type="dxa"/>
+              <w:right w:w="57" w:type="dxa"/>
+            </w:tcMar>
+            <w:shd w:val="clear" w:color="auto" w:fill="D9D9D9"/>
           </w:tcPr>
           <w:p>
             <w:r>
+              <w:rPr>
+                <w:rFonts w:ascii="Arial" w:hAnsi="Arial" w:cs="Arial"/>
+                <w:b/>
+                <w:color w:val="000000"/>
+                <w:sz w:val="20"/>
+              </w:rPr>
               <w:t>Bil</w:t>
             </w:r>
           </w:p>
@@ -1167,9 +1700,22 @@
         <w:tc>
           <w:tcPr>
             <w:tcW w:type="dxa" w:w="3104"/>
+            <w:tcMar>
+              <w:top w:w="57" w:type="dxa"/>
+              <w:left w:w="57" w:type="dxa"/>
+              <w:bottom w:w="57" w:type="dxa"/>
+              <w:right w:w="57" w:type="dxa"/>
+            </w:tcMar>
+            <w:shd w:val="clear" w:color="auto" w:fill="D9D9D9"/>
           </w:tcPr>
           <w:p>
             <w:r>
+              <w:rPr>
+                <w:rFonts w:ascii="Arial" w:hAnsi="Arial" w:cs="Arial"/>
+                <w:b/>
+                <w:color w:val="000000"/>
+                <w:sz w:val="20"/>
+              </w:rPr>
               <w:t>Peraturan</w:t>
             </w:r>
           </w:p>
@@ -1177,21 +1723,48 @@
         <w:tc>
           <w:tcPr>
             <w:tcW w:type="dxa" w:w="3104"/>
+            <w:tcMar>
+              <w:top w:w="57" w:type="dxa"/>
+              <w:left w:w="57" w:type="dxa"/>
+              <w:bottom w:w="57" w:type="dxa"/>
+              <w:right w:w="57" w:type="dxa"/>
+            </w:tcMar>
+            <w:shd w:val="clear" w:color="auto" w:fill="D9D9D9"/>
           </w:tcPr>
           <w:p>
             <w:r>
+              <w:rPr>
+                <w:rFonts w:ascii="Arial" w:hAnsi="Arial" w:cs="Arial"/>
+                <w:b/>
+                <w:color w:val="000000"/>
+                <w:sz w:val="20"/>
+              </w:rPr>
               <w:t>Tahun</w:t>
             </w:r>
           </w:p>
         </w:tc>
       </w:tr>
       <w:tr>
+        <w:trPr>
+          <w:cantSplit w:val="true"/>
+        </w:trPr>
         <w:tc>
           <w:tcPr>
             <w:tcW w:type="dxa" w:w="3104"/>
+            <w:tcMar>
+              <w:top w:w="57" w:type="dxa"/>
+              <w:left w:w="57" w:type="dxa"/>
+              <w:bottom w:w="57" w:type="dxa"/>
+              <w:right w:w="57" w:type="dxa"/>
+            </w:tcMar>
           </w:tcPr>
           <w:p>
             <w:r>
+              <w:rPr>
+                <w:rFonts w:ascii="Arial" w:hAnsi="Arial" w:cs="Arial"/>
+                <w:color w:val="000000"/>
+                <w:sz w:val="20"/>
+              </w:rPr>
               <w:t>1</w:t>
             </w:r>
           </w:p>
@@ -1199,9 +1772,20 @@
         <w:tc>
           <w:tcPr>
             <w:tcW w:type="dxa" w:w="3104"/>
+            <w:tcMar>
+              <w:top w:w="57" w:type="dxa"/>
+              <w:left w:w="57" w:type="dxa"/>
+              <w:bottom w:w="57" w:type="dxa"/>
+              <w:right w:w="57" w:type="dxa"/>
+            </w:tcMar>
           </w:tcPr>
           <w:p>
             <w:r>
+              <w:rPr>
+                <w:rFonts w:ascii="Arial" w:hAnsi="Arial" w:cs="Arial"/>
+                <w:color w:val="000000"/>
+                <w:sz w:val="20"/>
+              </w:rPr>
               <w:t>Employer's Safety and Health General Policy Statement (Exception)</w:t>
             </w:r>
           </w:p>
@@ -1209,21 +1793,46 @@
         <w:tc>
           <w:tcPr>
             <w:tcW w:type="dxa" w:w="3104"/>
+            <w:tcMar>
+              <w:top w:w="57" w:type="dxa"/>
+              <w:left w:w="57" w:type="dxa"/>
+              <w:bottom w:w="57" w:type="dxa"/>
+              <w:right w:w="57" w:type="dxa"/>
+            </w:tcMar>
           </w:tcPr>
           <w:p>
             <w:r>
+              <w:rPr>
+                <w:rFonts w:ascii="Arial" w:hAnsi="Arial" w:cs="Arial"/>
+                <w:color w:val="000000"/>
+                <w:sz w:val="20"/>
+              </w:rPr>
               <w:t>1995</w:t>
             </w:r>
           </w:p>
         </w:tc>
       </w:tr>
       <w:tr>
+        <w:trPr>
+          <w:cantSplit w:val="true"/>
+        </w:trPr>
         <w:tc>
           <w:tcPr>
             <w:tcW w:type="dxa" w:w="3104"/>
+            <w:tcMar>
+              <w:top w:w="57" w:type="dxa"/>
+              <w:left w:w="57" w:type="dxa"/>
+              <w:bottom w:w="57" w:type="dxa"/>
+              <w:right w:w="57" w:type="dxa"/>
+            </w:tcMar>
           </w:tcPr>
           <w:p>
             <w:r>
+              <w:rPr>
+                <w:rFonts w:ascii="Arial" w:hAnsi="Arial" w:cs="Arial"/>
+                <w:color w:val="000000"/>
+                <w:sz w:val="20"/>
+              </w:rPr>
               <w:t>2</w:t>
             </w:r>
           </w:p>
@@ -1231,9 +1840,20 @@
         <w:tc>
           <w:tcPr>
             <w:tcW w:type="dxa" w:w="3104"/>
+            <w:tcMar>
+              <w:top w:w="57" w:type="dxa"/>
+              <w:left w:w="57" w:type="dxa"/>
+              <w:bottom w:w="57" w:type="dxa"/>
+              <w:right w:w="57" w:type="dxa"/>
+            </w:tcMar>
           </w:tcPr>
           <w:p>
             <w:r>
+              <w:rPr>
+                <w:rFonts w:ascii="Arial" w:hAnsi="Arial" w:cs="Arial"/>
+                <w:color w:val="000000"/>
+                <w:sz w:val="20"/>
+              </w:rPr>
               <w:t>Control of Industrial Major Accident Hazards</w:t>
             </w:r>
           </w:p>
@@ -1241,21 +1861,46 @@
         <w:tc>
           <w:tcPr>
             <w:tcW w:type="dxa" w:w="3104"/>
+            <w:tcMar>
+              <w:top w:w="57" w:type="dxa"/>
+              <w:left w:w="57" w:type="dxa"/>
+              <w:bottom w:w="57" w:type="dxa"/>
+              <w:right w:w="57" w:type="dxa"/>
+            </w:tcMar>
           </w:tcPr>
           <w:p>
             <w:r>
+              <w:rPr>
+                <w:rFonts w:ascii="Arial" w:hAnsi="Arial" w:cs="Arial"/>
+                <w:color w:val="000000"/>
+                <w:sz w:val="20"/>
+              </w:rPr>
               <w:t>1996</w:t>
             </w:r>
           </w:p>
         </w:tc>
       </w:tr>
       <w:tr>
+        <w:trPr>
+          <w:cantSplit w:val="true"/>
+        </w:trPr>
         <w:tc>
           <w:tcPr>
             <w:tcW w:type="dxa" w:w="3104"/>
+            <w:tcMar>
+              <w:top w:w="57" w:type="dxa"/>
+              <w:left w:w="57" w:type="dxa"/>
+              <w:bottom w:w="57" w:type="dxa"/>
+              <w:right w:w="57" w:type="dxa"/>
+            </w:tcMar>
           </w:tcPr>
           <w:p>
             <w:r>
+              <w:rPr>
+                <w:rFonts w:ascii="Arial" w:hAnsi="Arial" w:cs="Arial"/>
+                <w:color w:val="000000"/>
+                <w:sz w:val="20"/>
+              </w:rPr>
               <w:t>3</w:t>
             </w:r>
           </w:p>
@@ -1263,9 +1908,20 @@
         <w:tc>
           <w:tcPr>
             <w:tcW w:type="dxa" w:w="3104"/>
+            <w:tcMar>
+              <w:top w:w="57" w:type="dxa"/>
+              <w:left w:w="57" w:type="dxa"/>
+              <w:bottom w:w="57" w:type="dxa"/>
+              <w:right w:w="57" w:type="dxa"/>
+            </w:tcMar>
           </w:tcPr>
           <w:p>
             <w:r>
+              <w:rPr>
+                <w:rFonts w:ascii="Arial" w:hAnsi="Arial" w:cs="Arial"/>
+                <w:color w:val="000000"/>
+                <w:sz w:val="20"/>
+              </w:rPr>
               <w:t>Safety and Health Committee</w:t>
             </w:r>
           </w:p>
@@ -1273,21 +1929,46 @@
         <w:tc>
           <w:tcPr>
             <w:tcW w:type="dxa" w:w="3104"/>
+            <w:tcMar>
+              <w:top w:w="57" w:type="dxa"/>
+              <w:left w:w="57" w:type="dxa"/>
+              <w:bottom w:w="57" w:type="dxa"/>
+              <w:right w:w="57" w:type="dxa"/>
+            </w:tcMar>
           </w:tcPr>
           <w:p>
             <w:r>
+              <w:rPr>
+                <w:rFonts w:ascii="Arial" w:hAnsi="Arial" w:cs="Arial"/>
+                <w:color w:val="000000"/>
+                <w:sz w:val="20"/>
+              </w:rPr>
               <w:t>1996</w:t>
             </w:r>
           </w:p>
         </w:tc>
       </w:tr>
       <w:tr>
+        <w:trPr>
+          <w:cantSplit w:val="true"/>
+        </w:trPr>
         <w:tc>
           <w:tcPr>
             <w:tcW w:type="dxa" w:w="3104"/>
+            <w:tcMar>
+              <w:top w:w="57" w:type="dxa"/>
+              <w:left w:w="57" w:type="dxa"/>
+              <w:bottom w:w="57" w:type="dxa"/>
+              <w:right w:w="57" w:type="dxa"/>
+            </w:tcMar>
           </w:tcPr>
           <w:p>
             <w:r>
+              <w:rPr>
+                <w:rFonts w:ascii="Arial" w:hAnsi="Arial" w:cs="Arial"/>
+                <w:color w:val="000000"/>
+                <w:sz w:val="20"/>
+              </w:rPr>
               <w:t>4</w:t>
             </w:r>
           </w:p>
@@ -1295,9 +1976,20 @@
         <w:tc>
           <w:tcPr>
             <w:tcW w:type="dxa" w:w="3104"/>
+            <w:tcMar>
+              <w:top w:w="57" w:type="dxa"/>
+              <w:left w:w="57" w:type="dxa"/>
+              <w:bottom w:w="57" w:type="dxa"/>
+              <w:right w:w="57" w:type="dxa"/>
+            </w:tcMar>
           </w:tcPr>
           <w:p>
             <w:r>
+              <w:rPr>
+                <w:rFonts w:ascii="Arial" w:hAnsi="Arial" w:cs="Arial"/>
+                <w:color w:val="000000"/>
+                <w:sz w:val="20"/>
+              </w:rPr>
               <w:t>Classification, Packaging, and Labelling of Hazardous Chemicals</w:t>
             </w:r>
           </w:p>
@@ -1305,21 +1997,46 @@
         <w:tc>
           <w:tcPr>
             <w:tcW w:type="dxa" w:w="3104"/>
+            <w:tcMar>
+              <w:top w:w="57" w:type="dxa"/>
+              <w:left w:w="57" w:type="dxa"/>
+              <w:bottom w:w="57" w:type="dxa"/>
+              <w:right w:w="57" w:type="dxa"/>
+            </w:tcMar>
           </w:tcPr>
           <w:p>
             <w:r>
+              <w:rPr>
+                <w:rFonts w:ascii="Arial" w:hAnsi="Arial" w:cs="Arial"/>
+                <w:color w:val="000000"/>
+                <w:sz w:val="20"/>
+              </w:rPr>
               <w:t>1997</w:t>
             </w:r>
           </w:p>
         </w:tc>
       </w:tr>
       <w:tr>
+        <w:trPr>
+          <w:cantSplit w:val="true"/>
+        </w:trPr>
         <w:tc>
           <w:tcPr>
             <w:tcW w:type="dxa" w:w="3104"/>
+            <w:tcMar>
+              <w:top w:w="57" w:type="dxa"/>
+              <w:left w:w="57" w:type="dxa"/>
+              <w:bottom w:w="57" w:type="dxa"/>
+              <w:right w:w="57" w:type="dxa"/>
+            </w:tcMar>
           </w:tcPr>
           <w:p>
             <w:r>
+              <w:rPr>
+                <w:rFonts w:ascii="Arial" w:hAnsi="Arial" w:cs="Arial"/>
+                <w:color w:val="000000"/>
+                <w:sz w:val="20"/>
+              </w:rPr>
               <w:t>5</w:t>
             </w:r>
           </w:p>
@@ -1327,9 +2044,20 @@
         <w:tc>
           <w:tcPr>
             <w:tcW w:type="dxa" w:w="3104"/>
+            <w:tcMar>
+              <w:top w:w="57" w:type="dxa"/>
+              <w:left w:w="57" w:type="dxa"/>
+              <w:bottom w:w="57" w:type="dxa"/>
+              <w:right w:w="57" w:type="dxa"/>
+            </w:tcMar>
           </w:tcPr>
           <w:p>
             <w:r>
+              <w:rPr>
+                <w:rFonts w:ascii="Arial" w:hAnsi="Arial" w:cs="Arial"/>
+                <w:color w:val="000000"/>
+                <w:sz w:val="20"/>
+              </w:rPr>
               <w:t>Safety and Health Officer</w:t>
             </w:r>
           </w:p>
@@ -1337,21 +2065,46 @@
         <w:tc>
           <w:tcPr>
             <w:tcW w:type="dxa" w:w="3104"/>
+            <w:tcMar>
+              <w:top w:w="57" w:type="dxa"/>
+              <w:left w:w="57" w:type="dxa"/>
+              <w:bottom w:w="57" w:type="dxa"/>
+              <w:right w:w="57" w:type="dxa"/>
+            </w:tcMar>
           </w:tcPr>
           <w:p>
             <w:r>
+              <w:rPr>
+                <w:rFonts w:ascii="Arial" w:hAnsi="Arial" w:cs="Arial"/>
+                <w:color w:val="000000"/>
+                <w:sz w:val="20"/>
+              </w:rPr>
               <w:t>1997</w:t>
             </w:r>
           </w:p>
         </w:tc>
       </w:tr>
       <w:tr>
+        <w:trPr>
+          <w:cantSplit w:val="true"/>
+        </w:trPr>
         <w:tc>
           <w:tcPr>
             <w:tcW w:type="dxa" w:w="3104"/>
+            <w:tcMar>
+              <w:top w:w="57" w:type="dxa"/>
+              <w:left w:w="57" w:type="dxa"/>
+              <w:bottom w:w="57" w:type="dxa"/>
+              <w:right w:w="57" w:type="dxa"/>
+            </w:tcMar>
           </w:tcPr>
           <w:p>
             <w:r>
+              <w:rPr>
+                <w:rFonts w:ascii="Arial" w:hAnsi="Arial" w:cs="Arial"/>
+                <w:color w:val="000000"/>
+                <w:sz w:val="20"/>
+              </w:rPr>
               <w:t>6</w:t>
             </w:r>
           </w:p>
@@ -1359,9 +2112,20 @@
         <w:tc>
           <w:tcPr>
             <w:tcW w:type="dxa" w:w="3104"/>
+            <w:tcMar>
+              <w:top w:w="57" w:type="dxa"/>
+              <w:left w:w="57" w:type="dxa"/>
+              <w:bottom w:w="57" w:type="dxa"/>
+              <w:right w:w="57" w:type="dxa"/>
+            </w:tcMar>
           </w:tcPr>
           <w:p>
             <w:r>
+              <w:rPr>
+                <w:rFonts w:ascii="Arial" w:hAnsi="Arial" w:cs="Arial"/>
+                <w:color w:val="000000"/>
+                <w:sz w:val="20"/>
+              </w:rPr>
               <w:t>Safety and Health Officer Order</w:t>
             </w:r>
           </w:p>
@@ -1369,21 +2133,46 @@
         <w:tc>
           <w:tcPr>
             <w:tcW w:type="dxa" w:w="3104"/>
+            <w:tcMar>
+              <w:top w:w="57" w:type="dxa"/>
+              <w:left w:w="57" w:type="dxa"/>
+              <w:bottom w:w="57" w:type="dxa"/>
+              <w:right w:w="57" w:type="dxa"/>
+            </w:tcMar>
           </w:tcPr>
           <w:p>
             <w:r>
+              <w:rPr>
+                <w:rFonts w:ascii="Arial" w:hAnsi="Arial" w:cs="Arial"/>
+                <w:color w:val="000000"/>
+                <w:sz w:val="20"/>
+              </w:rPr>
               <w:t>1997</w:t>
             </w:r>
           </w:p>
         </w:tc>
       </w:tr>
       <w:tr>
+        <w:trPr>
+          <w:cantSplit w:val="true"/>
+        </w:trPr>
         <w:tc>
           <w:tcPr>
             <w:tcW w:type="dxa" w:w="3104"/>
+            <w:tcMar>
+              <w:top w:w="57" w:type="dxa"/>
+              <w:left w:w="57" w:type="dxa"/>
+              <w:bottom w:w="57" w:type="dxa"/>
+              <w:right w:w="57" w:type="dxa"/>
+            </w:tcMar>
           </w:tcPr>
           <w:p>
             <w:r>
+              <w:rPr>
+                <w:rFonts w:ascii="Arial" w:hAnsi="Arial" w:cs="Arial"/>
+                <w:color w:val="000000"/>
+                <w:sz w:val="20"/>
+              </w:rPr>
               <w:t>7</w:t>
             </w:r>
           </w:p>
@@ -1391,9 +2180,20 @@
         <w:tc>
           <w:tcPr>
             <w:tcW w:type="dxa" w:w="3104"/>
+            <w:tcMar>
+              <w:top w:w="57" w:type="dxa"/>
+              <w:left w:w="57" w:type="dxa"/>
+              <w:bottom w:w="57" w:type="dxa"/>
+              <w:right w:w="57" w:type="dxa"/>
+            </w:tcMar>
           </w:tcPr>
           <w:p>
             <w:r>
+              <w:rPr>
+                <w:rFonts w:ascii="Arial" w:hAnsi="Arial" w:cs="Arial"/>
+                <w:color w:val="000000"/>
+                <w:sz w:val="20"/>
+              </w:rPr>
               <w:t>Prohibition of Use of Substance</w:t>
             </w:r>
           </w:p>
@@ -1401,21 +2201,46 @@
         <w:tc>
           <w:tcPr>
             <w:tcW w:type="dxa" w:w="3104"/>
+            <w:tcMar>
+              <w:top w:w="57" w:type="dxa"/>
+              <w:left w:w="57" w:type="dxa"/>
+              <w:bottom w:w="57" w:type="dxa"/>
+              <w:right w:w="57" w:type="dxa"/>
+            </w:tcMar>
           </w:tcPr>
           <w:p>
             <w:r>
+              <w:rPr>
+                <w:rFonts w:ascii="Arial" w:hAnsi="Arial" w:cs="Arial"/>
+                <w:color w:val="000000"/>
+                <w:sz w:val="20"/>
+              </w:rPr>
               <w:t>1999</w:t>
             </w:r>
           </w:p>
         </w:tc>
       </w:tr>
       <w:tr>
+        <w:trPr>
+          <w:cantSplit w:val="true"/>
+        </w:trPr>
         <w:tc>
           <w:tcPr>
             <w:tcW w:type="dxa" w:w="3104"/>
+            <w:tcMar>
+              <w:top w:w="57" w:type="dxa"/>
+              <w:left w:w="57" w:type="dxa"/>
+              <w:bottom w:w="57" w:type="dxa"/>
+              <w:right w:w="57" w:type="dxa"/>
+            </w:tcMar>
           </w:tcPr>
           <w:p>
             <w:r>
+              <w:rPr>
+                <w:rFonts w:ascii="Arial" w:hAnsi="Arial" w:cs="Arial"/>
+                <w:color w:val="000000"/>
+                <w:sz w:val="20"/>
+              </w:rPr>
               <w:t>8</w:t>
             </w:r>
           </w:p>
@@ -1423,9 +2248,20 @@
         <w:tc>
           <w:tcPr>
             <w:tcW w:type="dxa" w:w="3104"/>
+            <w:tcMar>
+              <w:top w:w="57" w:type="dxa"/>
+              <w:left w:w="57" w:type="dxa"/>
+              <w:bottom w:w="57" w:type="dxa"/>
+              <w:right w:w="57" w:type="dxa"/>
+            </w:tcMar>
           </w:tcPr>
           <w:p>
             <w:r>
+              <w:rPr>
+                <w:rFonts w:ascii="Arial" w:hAnsi="Arial" w:cs="Arial"/>
+                <w:color w:val="000000"/>
+                <w:sz w:val="20"/>
+              </w:rPr>
               <w:t>Use and Standards of Exposure of Chemicals Hazardous to Health</w:t>
             </w:r>
           </w:p>
@@ -1433,21 +2269,46 @@
         <w:tc>
           <w:tcPr>
             <w:tcW w:type="dxa" w:w="3104"/>
+            <w:tcMar>
+              <w:top w:w="57" w:type="dxa"/>
+              <w:left w:w="57" w:type="dxa"/>
+              <w:bottom w:w="57" w:type="dxa"/>
+              <w:right w:w="57" w:type="dxa"/>
+            </w:tcMar>
           </w:tcPr>
           <w:p>
             <w:r>
+              <w:rPr>
+                <w:rFonts w:ascii="Arial" w:hAnsi="Arial" w:cs="Arial"/>
+                <w:color w:val="000000"/>
+                <w:sz w:val="20"/>
+              </w:rPr>
               <w:t>2000</w:t>
             </w:r>
           </w:p>
         </w:tc>
       </w:tr>
       <w:tr>
+        <w:trPr>
+          <w:cantSplit w:val="true"/>
+        </w:trPr>
         <w:tc>
           <w:tcPr>
             <w:tcW w:type="dxa" w:w="3104"/>
+            <w:tcMar>
+              <w:top w:w="57" w:type="dxa"/>
+              <w:left w:w="57" w:type="dxa"/>
+              <w:bottom w:w="57" w:type="dxa"/>
+              <w:right w:w="57" w:type="dxa"/>
+            </w:tcMar>
           </w:tcPr>
           <w:p>
             <w:r>
+              <w:rPr>
+                <w:rFonts w:ascii="Arial" w:hAnsi="Arial" w:cs="Arial"/>
+                <w:color w:val="000000"/>
+                <w:sz w:val="20"/>
+              </w:rPr>
               <w:t>9</w:t>
             </w:r>
           </w:p>
@@ -1455,9 +2316,20 @@
         <w:tc>
           <w:tcPr>
             <w:tcW w:type="dxa" w:w="3104"/>
+            <w:tcMar>
+              <w:top w:w="57" w:type="dxa"/>
+              <w:left w:w="57" w:type="dxa"/>
+              <w:bottom w:w="57" w:type="dxa"/>
+              <w:right w:w="57" w:type="dxa"/>
+            </w:tcMar>
           </w:tcPr>
           <w:p>
             <w:r>
+              <w:rPr>
+                <w:rFonts w:ascii="Arial" w:hAnsi="Arial" w:cs="Arial"/>
+                <w:color w:val="000000"/>
+                <w:sz w:val="20"/>
+              </w:rPr>
               <w:t>Notification of Accident, Dangerous Occurrence, Occupational Poisoning and Occupational Disease</w:t>
             </w:r>
           </w:p>
@@ -1465,9 +2337,20 @@
         <w:tc>
           <w:tcPr>
             <w:tcW w:type="dxa" w:w="3104"/>
+            <w:tcMar>
+              <w:top w:w="57" w:type="dxa"/>
+              <w:left w:w="57" w:type="dxa"/>
+              <w:bottom w:w="57" w:type="dxa"/>
+              <w:right w:w="57" w:type="dxa"/>
+            </w:tcMar>
           </w:tcPr>
           <w:p>
             <w:r>
+              <w:rPr>
+                <w:rFonts w:ascii="Arial" w:hAnsi="Arial" w:cs="Arial"/>
+                <w:color w:val="000000"/>
+                <w:sz w:val="20"/>
+              </w:rPr>
               <w:t>2004</w:t>
             </w:r>
           </w:p>
@@ -1475,18 +2358,33 @@
       </w:tr>
     </w:tbl>
     <w:p>
+      <w:pPr>
+        <w:spacing w:line="276" w:lineRule="auto" w:after="120"/>
+        <w:jc w:val="left"/>
+      </w:pPr>
       <w:r>
         <w:rPr>
+          <w:rFonts w:ascii="Arial" w:hAnsi="Arial" w:cs="Arial"/>
           <w:b/>
+          <w:color w:val="000000"/>
+          <w:sz w:val="22"/>
         </w:rPr>
         <w:t>Jadual 2: Garis Panduan Yang Dibuat Di Bawah OSHA 1994</w:t>
       </w:r>
       <w:r>
+        <w:rPr>
+          <w:rFonts w:ascii="Arial" w:hAnsi="Arial" w:cs="Arial"/>
+          <w:color w:val="000000"/>
+          <w:sz w:val="22"/>
+        </w:rPr>
         <w:t xml:space="preserve"> </w:t>
       </w:r>
       <w:r>
         <w:rPr>
+          <w:rFonts w:ascii="Arial" w:hAnsi="Arial" w:cs="Arial"/>
           <w:i/>
+          <w:color w:val="000000"/>
+          <w:sz w:val="22"/>
         </w:rPr>
         <w:t>(Table 2: Guidelines made under OSHA 1994)</w:t>
       </w:r>
@@ -1495,6 +2393,7 @@
       <w:tblPr>
         <w:tblStyle w:val="TableGrid"/>
         <w:tblW w:type="auto" w:w="0"/>
+        <w:tblLayout w:type="autofit"/>
         <w:tblLook w:firstColumn="1" w:firstRow="1" w:lastColumn="0" w:lastRow="0" w:noHBand="0" w:noVBand="1" w:val="04A0"/>
       </w:tblPr>
       <w:tblGrid>
@@ -1502,12 +2401,29 @@
         <w:gridCol w:w="4656"/>
       </w:tblGrid>
       <w:tr>
+        <w:trPr>
+          <w:tblHeader w:val="true"/>
+          <w:cantSplit w:val="true"/>
+        </w:trPr>
         <w:tc>
           <w:tcPr>
             <w:tcW w:type="dxa" w:w="4656"/>
+            <w:tcMar>
+              <w:top w:w="57" w:type="dxa"/>
+              <w:left w:w="57" w:type="dxa"/>
+              <w:bottom w:w="57" w:type="dxa"/>
+              <w:right w:w="57" w:type="dxa"/>
+            </w:tcMar>
+            <w:shd w:val="clear" w:color="auto" w:fill="D9D9D9"/>
           </w:tcPr>
           <w:p>
             <w:r>
+              <w:rPr>
+                <w:rFonts w:ascii="Arial" w:hAnsi="Arial" w:cs="Arial"/>
+                <w:b/>
+                <w:color w:val="000000"/>
+                <w:sz w:val="20"/>
+              </w:rPr>
               <w:t>Garis Panduan</w:t>
             </w:r>
           </w:p>
@@ -1515,21 +2431,48 @@
         <w:tc>
           <w:tcPr>
             <w:tcW w:type="dxa" w:w="4656"/>
+            <w:tcMar>
+              <w:top w:w="57" w:type="dxa"/>
+              <w:left w:w="57" w:type="dxa"/>
+              <w:bottom w:w="57" w:type="dxa"/>
+              <w:right w:w="57" w:type="dxa"/>
+            </w:tcMar>
+            <w:shd w:val="clear" w:color="auto" w:fill="D9D9D9"/>
           </w:tcPr>
           <w:p>
             <w:r>
+              <w:rPr>
+                <w:rFonts w:ascii="Arial" w:hAnsi="Arial" w:cs="Arial"/>
+                <w:b/>
+                <w:color w:val="000000"/>
+                <w:sz w:val="20"/>
+              </w:rPr>
               <w:t>Tahun</w:t>
             </w:r>
           </w:p>
         </w:tc>
       </w:tr>
       <w:tr>
+        <w:trPr>
+          <w:cantSplit w:val="true"/>
+        </w:trPr>
         <w:tc>
           <w:tcPr>
             <w:tcW w:type="dxa" w:w="4656"/>
+            <w:tcMar>
+              <w:top w:w="57" w:type="dxa"/>
+              <w:left w:w="57" w:type="dxa"/>
+              <w:bottom w:w="57" w:type="dxa"/>
+              <w:right w:w="57" w:type="dxa"/>
+            </w:tcMar>
           </w:tcPr>
           <w:p>
             <w:r>
+              <w:rPr>
+                <w:rFonts w:ascii="Arial" w:hAnsi="Arial" w:cs="Arial"/>
+                <w:color w:val="000000"/>
+                <w:sz w:val="20"/>
+              </w:rPr>
               <w:t>Guideline In Courier Services Industry</w:t>
             </w:r>
           </w:p>
@@ -1537,21 +2480,46 @@
         <w:tc>
           <w:tcPr>
             <w:tcW w:type="dxa" w:w="4656"/>
+            <w:tcMar>
+              <w:top w:w="57" w:type="dxa"/>
+              <w:left w:w="57" w:type="dxa"/>
+              <w:bottom w:w="57" w:type="dxa"/>
+              <w:right w:w="57" w:type="dxa"/>
+            </w:tcMar>
           </w:tcPr>
           <w:p>
             <w:r>
+              <w:rPr>
+                <w:rFonts w:ascii="Arial" w:hAnsi="Arial" w:cs="Arial"/>
+                <w:color w:val="000000"/>
+                <w:sz w:val="20"/>
+              </w:rPr>
               <w:t>2015</w:t>
             </w:r>
           </w:p>
         </w:tc>
       </w:tr>
       <w:tr>
+        <w:trPr>
+          <w:cantSplit w:val="true"/>
+        </w:trPr>
         <w:tc>
           <w:tcPr>
             <w:tcW w:type="dxa" w:w="4656"/>
+            <w:tcMar>
+              <w:top w:w="57" w:type="dxa"/>
+              <w:left w:w="57" w:type="dxa"/>
+              <w:bottom w:w="57" w:type="dxa"/>
+              <w:right w:w="57" w:type="dxa"/>
+            </w:tcMar>
           </w:tcPr>
           <w:p>
             <w:r>
+              <w:rPr>
+                <w:rFonts w:ascii="Arial" w:hAnsi="Arial" w:cs="Arial"/>
+                <w:color w:val="000000"/>
+                <w:sz w:val="20"/>
+              </w:rPr>
               <w:t>Guidelines For The Protection Of Employees Against The Effects Of Haze At Workplaces</w:t>
             </w:r>
           </w:p>
@@ -1559,21 +2527,46 @@
         <w:tc>
           <w:tcPr>
             <w:tcW w:type="dxa" w:w="4656"/>
+            <w:tcMar>
+              <w:top w:w="57" w:type="dxa"/>
+              <w:left w:w="57" w:type="dxa"/>
+              <w:bottom w:w="57" w:type="dxa"/>
+              <w:right w:w="57" w:type="dxa"/>
+            </w:tcMar>
           </w:tcPr>
           <w:p>
             <w:r>
+              <w:rPr>
+                <w:rFonts w:ascii="Arial" w:hAnsi="Arial" w:cs="Arial"/>
+                <w:color w:val="000000"/>
+                <w:sz w:val="20"/>
+              </w:rPr>
               <w:t>2013</w:t>
             </w:r>
           </w:p>
         </w:tc>
       </w:tr>
       <w:tr>
+        <w:trPr>
+          <w:cantSplit w:val="true"/>
+        </w:trPr>
         <w:tc>
           <w:tcPr>
             <w:tcW w:type="dxa" w:w="4656"/>
+            <w:tcMar>
+              <w:top w:w="57" w:type="dxa"/>
+              <w:left w:w="57" w:type="dxa"/>
+              <w:bottom w:w="57" w:type="dxa"/>
+              <w:right w:w="57" w:type="dxa"/>
+            </w:tcMar>
           </w:tcPr>
           <w:p>
             <w:r>
+              <w:rPr>
+                <w:rFonts w:ascii="Arial" w:hAnsi="Arial" w:cs="Arial"/>
+                <w:color w:val="000000"/>
+                <w:sz w:val="20"/>
+              </w:rPr>
               <w:t>Guidelines For Media Professionals</w:t>
             </w:r>
           </w:p>
@@ -1581,21 +2574,46 @@
         <w:tc>
           <w:tcPr>
             <w:tcW w:type="dxa" w:w="4656"/>
+            <w:tcMar>
+              <w:top w:w="57" w:type="dxa"/>
+              <w:left w:w="57" w:type="dxa"/>
+              <w:bottom w:w="57" w:type="dxa"/>
+              <w:right w:w="57" w:type="dxa"/>
+            </w:tcMar>
           </w:tcPr>
           <w:p>
             <w:r>
+              <w:rPr>
+                <w:rFonts w:ascii="Arial" w:hAnsi="Arial" w:cs="Arial"/>
+                <w:color w:val="000000"/>
+                <w:sz w:val="20"/>
+              </w:rPr>
               <w:t>2012</w:t>
             </w:r>
           </w:p>
         </w:tc>
       </w:tr>
       <w:tr>
+        <w:trPr>
+          <w:cantSplit w:val="true"/>
+        </w:trPr>
         <w:tc>
           <w:tcPr>
             <w:tcW w:type="dxa" w:w="4656"/>
+            <w:tcMar>
+              <w:top w:w="57" w:type="dxa"/>
+              <w:left w:w="57" w:type="dxa"/>
+              <w:bottom w:w="57" w:type="dxa"/>
+              <w:right w:w="57" w:type="dxa"/>
+            </w:tcMar>
           </w:tcPr>
           <w:p>
             <w:r>
+              <w:rPr>
+                <w:rFonts w:ascii="Arial" w:hAnsi="Arial" w:cs="Arial"/>
+                <w:color w:val="000000"/>
+                <w:sz w:val="20"/>
+              </w:rPr>
               <w:t>Guidelines On Occupational Safety And Health Management Systems (OSHMS)</w:t>
             </w:r>
           </w:p>
@@ -1603,21 +2621,46 @@
         <w:tc>
           <w:tcPr>
             <w:tcW w:type="dxa" w:w="4656"/>
+            <w:tcMar>
+              <w:top w:w="57" w:type="dxa"/>
+              <w:left w:w="57" w:type="dxa"/>
+              <w:bottom w:w="57" w:type="dxa"/>
+              <w:right w:w="57" w:type="dxa"/>
+            </w:tcMar>
           </w:tcPr>
           <w:p>
             <w:r>
+              <w:rPr>
+                <w:rFonts w:ascii="Arial" w:hAnsi="Arial" w:cs="Arial"/>
+                <w:color w:val="000000"/>
+                <w:sz w:val="20"/>
+              </w:rPr>
               <w:t>2011</w:t>
             </w:r>
           </w:p>
         </w:tc>
       </w:tr>
       <w:tr>
+        <w:trPr>
+          <w:cantSplit w:val="true"/>
+        </w:trPr>
         <w:tc>
           <w:tcPr>
             <w:tcW w:type="dxa" w:w="4656"/>
+            <w:tcMar>
+              <w:top w:w="57" w:type="dxa"/>
+              <w:left w:w="57" w:type="dxa"/>
+              <w:bottom w:w="57" w:type="dxa"/>
+              <w:right w:w="57" w:type="dxa"/>
+            </w:tcMar>
           </w:tcPr>
           <w:p>
             <w:r>
+              <w:rPr>
+                <w:rFonts w:ascii="Arial" w:hAnsi="Arial" w:cs="Arial"/>
+                <w:color w:val="000000"/>
+                <w:sz w:val="20"/>
+              </w:rPr>
               <w:t>Guidelines On Occupational Safety And Health Act 1994 (Act 514)</w:t>
             </w:r>
           </w:p>
@@ -1625,21 +2668,46 @@
         <w:tc>
           <w:tcPr>
             <w:tcW w:type="dxa" w:w="4656"/>
+            <w:tcMar>
+              <w:top w:w="57" w:type="dxa"/>
+              <w:left w:w="57" w:type="dxa"/>
+              <w:bottom w:w="57" w:type="dxa"/>
+              <w:right w:w="57" w:type="dxa"/>
+            </w:tcMar>
           </w:tcPr>
           <w:p>
             <w:r>
+              <w:rPr>
+                <w:rFonts w:ascii="Arial" w:hAnsi="Arial" w:cs="Arial"/>
+                <w:color w:val="000000"/>
+                <w:sz w:val="20"/>
+              </w:rPr>
               <w:t>2006</w:t>
             </w:r>
           </w:p>
         </w:tc>
       </w:tr>
       <w:tr>
+        <w:trPr>
+          <w:cantSplit w:val="true"/>
+        </w:trPr>
         <w:tc>
           <w:tcPr>
             <w:tcW w:type="dxa" w:w="4656"/>
+            <w:tcMar>
+              <w:top w:w="57" w:type="dxa"/>
+              <w:left w:w="57" w:type="dxa"/>
+              <w:bottom w:w="57" w:type="dxa"/>
+              <w:right w:w="57" w:type="dxa"/>
+            </w:tcMar>
           </w:tcPr>
           <w:p>
             <w:r>
+              <w:rPr>
+                <w:rFonts w:ascii="Arial" w:hAnsi="Arial" w:cs="Arial"/>
+                <w:color w:val="000000"/>
+                <w:sz w:val="20"/>
+              </w:rPr>
               <w:t>Guidelines On Occupational Safety And Health (Notification Of Accident, Dangerous Occurrence, Occupational Poisoning &amp; Occupational Disease) Regulations 2004 (NADOPOD)</w:t>
             </w:r>
           </w:p>
@@ -1647,21 +2715,46 @@
         <w:tc>
           <w:tcPr>
             <w:tcW w:type="dxa" w:w="4656"/>
+            <w:tcMar>
+              <w:top w:w="57" w:type="dxa"/>
+              <w:left w:w="57" w:type="dxa"/>
+              <w:bottom w:w="57" w:type="dxa"/>
+              <w:right w:w="57" w:type="dxa"/>
+            </w:tcMar>
           </w:tcPr>
           <w:p>
             <w:r>
+              <w:rPr>
+                <w:rFonts w:ascii="Arial" w:hAnsi="Arial" w:cs="Arial"/>
+                <w:color w:val="000000"/>
+                <w:sz w:val="20"/>
+              </w:rPr>
               <w:t>2005</w:t>
             </w:r>
           </w:p>
         </w:tc>
       </w:tr>
       <w:tr>
+        <w:trPr>
+          <w:cantSplit w:val="true"/>
+        </w:trPr>
         <w:tc>
           <w:tcPr>
             <w:tcW w:type="dxa" w:w="4656"/>
+            <w:tcMar>
+              <w:top w:w="57" w:type="dxa"/>
+              <w:left w:w="57" w:type="dxa"/>
+              <w:bottom w:w="57" w:type="dxa"/>
+              <w:right w:w="57" w:type="dxa"/>
+            </w:tcMar>
           </w:tcPr>
           <w:p>
             <w:r>
+              <w:rPr>
+                <w:rFonts w:ascii="Arial" w:hAnsi="Arial" w:cs="Arial"/>
+                <w:color w:val="000000"/>
+                <w:sz w:val="20"/>
+              </w:rPr>
               <w:t>Guidelines On Occupational Safety And Health In The Service Sector</w:t>
             </w:r>
           </w:p>
@@ -1669,21 +2762,46 @@
         <w:tc>
           <w:tcPr>
             <w:tcW w:type="dxa" w:w="4656"/>
+            <w:tcMar>
+              <w:top w:w="57" w:type="dxa"/>
+              <w:left w:w="57" w:type="dxa"/>
+              <w:bottom w:w="57" w:type="dxa"/>
+              <w:right w:w="57" w:type="dxa"/>
+            </w:tcMar>
           </w:tcPr>
           <w:p>
             <w:r>
+              <w:rPr>
+                <w:rFonts w:ascii="Arial" w:hAnsi="Arial" w:cs="Arial"/>
+                <w:color w:val="000000"/>
+                <w:sz w:val="20"/>
+              </w:rPr>
               <w:t>2004</w:t>
             </w:r>
           </w:p>
         </w:tc>
       </w:tr>
       <w:tr>
+        <w:trPr>
+          <w:cantSplit w:val="true"/>
+        </w:trPr>
         <w:tc>
           <w:tcPr>
             <w:tcW w:type="dxa" w:w="4656"/>
+            <w:tcMar>
+              <w:top w:w="57" w:type="dxa"/>
+              <w:left w:w="57" w:type="dxa"/>
+              <w:bottom w:w="57" w:type="dxa"/>
+              <w:right w:w="57" w:type="dxa"/>
+            </w:tcMar>
           </w:tcPr>
           <w:p>
             <w:r>
+              <w:rPr>
+                <w:rFonts w:ascii="Arial" w:hAnsi="Arial" w:cs="Arial"/>
+                <w:color w:val="000000"/>
+                <w:sz w:val="20"/>
+              </w:rPr>
               <w:t>Guidelines On Gender Issues In Occupational Safety &amp; Health</w:t>
             </w:r>
           </w:p>
@@ -1691,21 +2809,46 @@
         <w:tc>
           <w:tcPr>
             <w:tcW w:type="dxa" w:w="4656"/>
+            <w:tcMar>
+              <w:top w:w="57" w:type="dxa"/>
+              <w:left w:w="57" w:type="dxa"/>
+              <w:bottom w:w="57" w:type="dxa"/>
+              <w:right w:w="57" w:type="dxa"/>
+            </w:tcMar>
           </w:tcPr>
           <w:p>
             <w:r>
+              <w:rPr>
+                <w:rFonts w:ascii="Arial" w:hAnsi="Arial" w:cs="Arial"/>
+                <w:color w:val="000000"/>
+                <w:sz w:val="20"/>
+              </w:rPr>
               <w:t>2003</w:t>
             </w:r>
           </w:p>
         </w:tc>
       </w:tr>
       <w:tr>
+        <w:trPr>
+          <w:cantSplit w:val="true"/>
+        </w:trPr>
         <w:tc>
           <w:tcPr>
             <w:tcW w:type="dxa" w:w="4656"/>
+            <w:tcMar>
+              <w:top w:w="57" w:type="dxa"/>
+              <w:left w:w="57" w:type="dxa"/>
+              <w:bottom w:w="57" w:type="dxa"/>
+              <w:right w:w="57" w:type="dxa"/>
+            </w:tcMar>
           </w:tcPr>
           <w:p>
             <w:r>
+              <w:rPr>
+                <w:rFonts w:ascii="Arial" w:hAnsi="Arial" w:cs="Arial"/>
+                <w:color w:val="000000"/>
+                <w:sz w:val="20"/>
+              </w:rPr>
               <w:t>Guidelines On Occupational Safety And Health In The Office</w:t>
             </w:r>
           </w:p>
@@ -1713,21 +2856,46 @@
         <w:tc>
           <w:tcPr>
             <w:tcW w:type="dxa" w:w="4656"/>
+            <w:tcMar>
+              <w:top w:w="57" w:type="dxa"/>
+              <w:left w:w="57" w:type="dxa"/>
+              <w:bottom w:w="57" w:type="dxa"/>
+              <w:right w:w="57" w:type="dxa"/>
+            </w:tcMar>
           </w:tcPr>
           <w:p>
             <w:r>
+              <w:rPr>
+                <w:rFonts w:ascii="Arial" w:hAnsi="Arial" w:cs="Arial"/>
+                <w:color w:val="000000"/>
+                <w:sz w:val="20"/>
+              </w:rPr>
               <w:t>1996</w:t>
             </w:r>
           </w:p>
         </w:tc>
       </w:tr>
       <w:tr>
+        <w:trPr>
+          <w:cantSplit w:val="true"/>
+        </w:trPr>
         <w:tc>
           <w:tcPr>
             <w:tcW w:type="dxa" w:w="4656"/>
+            <w:tcMar>
+              <w:top w:w="57" w:type="dxa"/>
+              <w:left w:w="57" w:type="dxa"/>
+              <w:bottom w:w="57" w:type="dxa"/>
+              <w:right w:w="57" w:type="dxa"/>
+            </w:tcMar>
           </w:tcPr>
           <w:p>
             <w:r>
+              <w:rPr>
+                <w:rFonts w:ascii="Arial" w:hAnsi="Arial" w:cs="Arial"/>
+                <w:color w:val="000000"/>
+                <w:sz w:val="20"/>
+              </w:rPr>
               <w:t>Guidelines On Occupational Vibration</w:t>
             </w:r>
           </w:p>
@@ -1735,21 +2903,46 @@
         <w:tc>
           <w:tcPr>
             <w:tcW w:type="dxa" w:w="4656"/>
+            <w:tcMar>
+              <w:top w:w="57" w:type="dxa"/>
+              <w:left w:w="57" w:type="dxa"/>
+              <w:bottom w:w="57" w:type="dxa"/>
+              <w:right w:w="57" w:type="dxa"/>
+            </w:tcMar>
           </w:tcPr>
           <w:p>
             <w:r>
+              <w:rPr>
+                <w:rFonts w:ascii="Arial" w:hAnsi="Arial" w:cs="Arial"/>
+                <w:color w:val="000000"/>
+                <w:sz w:val="20"/>
+              </w:rPr>
               <w:t>2003</w:t>
             </w:r>
           </w:p>
         </w:tc>
       </w:tr>
       <w:tr>
+        <w:trPr>
+          <w:cantSplit w:val="true"/>
+        </w:trPr>
         <w:tc>
           <w:tcPr>
             <w:tcW w:type="dxa" w:w="4656"/>
+            <w:tcMar>
+              <w:top w:w="57" w:type="dxa"/>
+              <w:left w:w="57" w:type="dxa"/>
+              <w:bottom w:w="57" w:type="dxa"/>
+              <w:right w:w="57" w:type="dxa"/>
+            </w:tcMar>
           </w:tcPr>
           <w:p>
             <w:r>
+              <w:rPr>
+                <w:rFonts w:ascii="Arial" w:hAnsi="Arial" w:cs="Arial"/>
+                <w:color w:val="000000"/>
+                <w:sz w:val="20"/>
+              </w:rPr>
               <w:t>Guidelines On Occupational Safety And Health For Seating At Work</w:t>
             </w:r>
           </w:p>
@@ -1757,21 +2950,46 @@
         <w:tc>
           <w:tcPr>
             <w:tcW w:type="dxa" w:w="4656"/>
+            <w:tcMar>
+              <w:top w:w="57" w:type="dxa"/>
+              <w:left w:w="57" w:type="dxa"/>
+              <w:bottom w:w="57" w:type="dxa"/>
+              <w:right w:w="57" w:type="dxa"/>
+            </w:tcMar>
           </w:tcPr>
           <w:p>
             <w:r>
+              <w:rPr>
+                <w:rFonts w:ascii="Arial" w:hAnsi="Arial" w:cs="Arial"/>
+                <w:color w:val="000000"/>
+                <w:sz w:val="20"/>
+              </w:rPr>
               <w:t>2003</w:t>
             </w:r>
           </w:p>
         </w:tc>
       </w:tr>
       <w:tr>
+        <w:trPr>
+          <w:cantSplit w:val="true"/>
+        </w:trPr>
         <w:tc>
           <w:tcPr>
             <w:tcW w:type="dxa" w:w="4656"/>
+            <w:tcMar>
+              <w:top w:w="57" w:type="dxa"/>
+              <w:left w:w="57" w:type="dxa"/>
+              <w:bottom w:w="57" w:type="dxa"/>
+              <w:right w:w="57" w:type="dxa"/>
+            </w:tcMar>
           </w:tcPr>
           <w:p>
             <w:r>
+              <w:rPr>
+                <w:rFonts w:ascii="Arial" w:hAnsi="Arial" w:cs="Arial"/>
+                <w:color w:val="000000"/>
+                <w:sz w:val="20"/>
+              </w:rPr>
               <w:t>Guidelines On Occupational Safety And Health For Working With Video Display Unit (VDU's)</w:t>
             </w:r>
           </w:p>
@@ -1779,21 +2997,46 @@
         <w:tc>
           <w:tcPr>
             <w:tcW w:type="dxa" w:w="4656"/>
+            <w:tcMar>
+              <w:top w:w="57" w:type="dxa"/>
+              <w:left w:w="57" w:type="dxa"/>
+              <w:bottom w:w="57" w:type="dxa"/>
+              <w:right w:w="57" w:type="dxa"/>
+            </w:tcMar>
           </w:tcPr>
           <w:p>
             <w:r>
+              <w:rPr>
+                <w:rFonts w:ascii="Arial" w:hAnsi="Arial" w:cs="Arial"/>
+                <w:color w:val="000000"/>
+                <w:sz w:val="20"/>
+              </w:rPr>
               <w:t>2003</w:t>
             </w:r>
           </w:p>
         </w:tc>
       </w:tr>
       <w:tr>
+        <w:trPr>
+          <w:cantSplit w:val="true"/>
+        </w:trPr>
         <w:tc>
           <w:tcPr>
             <w:tcW w:type="dxa" w:w="4656"/>
+            <w:tcMar>
+              <w:top w:w="57" w:type="dxa"/>
+              <w:left w:w="57" w:type="dxa"/>
+              <w:bottom w:w="57" w:type="dxa"/>
+              <w:right w:w="57" w:type="dxa"/>
+            </w:tcMar>
           </w:tcPr>
           <w:p>
             <w:r>
+              <w:rPr>
+                <w:rFonts w:ascii="Arial" w:hAnsi="Arial" w:cs="Arial"/>
+                <w:color w:val="000000"/>
+                <w:sz w:val="20"/>
+              </w:rPr>
               <w:t>Guidelines On Occupational Safety And Health For Standing At Work</w:t>
             </w:r>
           </w:p>
@@ -1801,21 +3044,46 @@
         <w:tc>
           <w:tcPr>
             <w:tcW w:type="dxa" w:w="4656"/>
+            <w:tcMar>
+              <w:top w:w="57" w:type="dxa"/>
+              <w:left w:w="57" w:type="dxa"/>
+              <w:bottom w:w="57" w:type="dxa"/>
+              <w:right w:w="57" w:type="dxa"/>
+            </w:tcMar>
           </w:tcPr>
           <w:p>
             <w:r>
+              <w:rPr>
+                <w:rFonts w:ascii="Arial" w:hAnsi="Arial" w:cs="Arial"/>
+                <w:color w:val="000000"/>
+                <w:sz w:val="20"/>
+              </w:rPr>
               <w:t>2002</w:t>
             </w:r>
           </w:p>
         </w:tc>
       </w:tr>
       <w:tr>
+        <w:trPr>
+          <w:cantSplit w:val="true"/>
+        </w:trPr>
         <w:tc>
           <w:tcPr>
             <w:tcW w:type="dxa" w:w="4656"/>
+            <w:tcMar>
+              <w:top w:w="57" w:type="dxa"/>
+              <w:left w:w="57" w:type="dxa"/>
+              <w:bottom w:w="57" w:type="dxa"/>
+              <w:right w:w="57" w:type="dxa"/>
+            </w:tcMar>
           </w:tcPr>
           <w:p>
             <w:r>
+              <w:rPr>
+                <w:rFonts w:ascii="Arial" w:hAnsi="Arial" w:cs="Arial"/>
+                <w:color w:val="000000"/>
+                <w:sz w:val="20"/>
+              </w:rPr>
               <w:t>Guidelines On Occupational Safety And Health In Logging Operations</w:t>
             </w:r>
           </w:p>
@@ -1823,21 +3091,46 @@
         <w:tc>
           <w:tcPr>
             <w:tcW w:type="dxa" w:w="4656"/>
+            <w:tcMar>
+              <w:top w:w="57" w:type="dxa"/>
+              <w:left w:w="57" w:type="dxa"/>
+              <w:bottom w:w="57" w:type="dxa"/>
+              <w:right w:w="57" w:type="dxa"/>
+            </w:tcMar>
           </w:tcPr>
           <w:p>
             <w:r>
+              <w:rPr>
+                <w:rFonts w:ascii="Arial" w:hAnsi="Arial" w:cs="Arial"/>
+                <w:color w:val="000000"/>
+                <w:sz w:val="20"/>
+              </w:rPr>
               <w:t>2004</w:t>
             </w:r>
           </w:p>
         </w:tc>
       </w:tr>
       <w:tr>
+        <w:trPr>
+          <w:cantSplit w:val="true"/>
+        </w:trPr>
         <w:tc>
           <w:tcPr>
             <w:tcW w:type="dxa" w:w="4656"/>
+            <w:tcMar>
+              <w:top w:w="57" w:type="dxa"/>
+              <w:left w:w="57" w:type="dxa"/>
+              <w:bottom w:w="57" w:type="dxa"/>
+              <w:right w:w="57" w:type="dxa"/>
+            </w:tcMar>
           </w:tcPr>
           <w:p>
             <w:r>
+              <w:rPr>
+                <w:rFonts w:ascii="Arial" w:hAnsi="Arial" w:cs="Arial"/>
+                <w:color w:val="000000"/>
+                <w:sz w:val="20"/>
+              </w:rPr>
               <w:t>Guidelines On Occupational Safety And Health In Fishing And Aquaculture Operations</w:t>
             </w:r>
           </w:p>
@@ -1845,21 +3138,46 @@
         <w:tc>
           <w:tcPr>
             <w:tcW w:type="dxa" w:w="4656"/>
+            <w:tcMar>
+              <w:top w:w="57" w:type="dxa"/>
+              <w:left w:w="57" w:type="dxa"/>
+              <w:bottom w:w="57" w:type="dxa"/>
+              <w:right w:w="57" w:type="dxa"/>
+            </w:tcMar>
           </w:tcPr>
           <w:p>
             <w:r>
+              <w:rPr>
+                <w:rFonts w:ascii="Arial" w:hAnsi="Arial" w:cs="Arial"/>
+                <w:color w:val="000000"/>
+                <w:sz w:val="20"/>
+              </w:rPr>
               <w:t>2003</w:t>
             </w:r>
           </w:p>
         </w:tc>
       </w:tr>
       <w:tr>
+        <w:trPr>
+          <w:cantSplit w:val="true"/>
+        </w:trPr>
         <w:tc>
           <w:tcPr>
             <w:tcW w:type="dxa" w:w="4656"/>
+            <w:tcMar>
+              <w:top w:w="57" w:type="dxa"/>
+              <w:left w:w="57" w:type="dxa"/>
+              <w:bottom w:w="57" w:type="dxa"/>
+              <w:right w:w="57" w:type="dxa"/>
+            </w:tcMar>
           </w:tcPr>
           <w:p>
             <w:r>
+              <w:rPr>
+                <w:rFonts w:ascii="Arial" w:hAnsi="Arial" w:cs="Arial"/>
+                <w:color w:val="000000"/>
+                <w:sz w:val="20"/>
+              </w:rPr>
               <w:t>Guidelines On Occupational Safety And Health In Agriculture</w:t>
             </w:r>
           </w:p>
@@ -1867,21 +3185,46 @@
         <w:tc>
           <w:tcPr>
             <w:tcW w:type="dxa" w:w="4656"/>
+            <w:tcMar>
+              <w:top w:w="57" w:type="dxa"/>
+              <w:left w:w="57" w:type="dxa"/>
+              <w:bottom w:w="57" w:type="dxa"/>
+              <w:right w:w="57" w:type="dxa"/>
+            </w:tcMar>
           </w:tcPr>
           <w:p>
             <w:r>
+              <w:rPr>
+                <w:rFonts w:ascii="Arial" w:hAnsi="Arial" w:cs="Arial"/>
+                <w:color w:val="000000"/>
+                <w:sz w:val="20"/>
+              </w:rPr>
               <w:t>2002</w:t>
             </w:r>
           </w:p>
         </w:tc>
       </w:tr>
       <w:tr>
+        <w:trPr>
+          <w:cantSplit w:val="true"/>
+        </w:trPr>
         <w:tc>
           <w:tcPr>
             <w:tcW w:type="dxa" w:w="4656"/>
+            <w:tcMar>
+              <w:top w:w="57" w:type="dxa"/>
+              <w:left w:w="57" w:type="dxa"/>
+              <w:bottom w:w="57" w:type="dxa"/>
+              <w:right w:w="57" w:type="dxa"/>
+            </w:tcMar>
           </w:tcPr>
           <w:p>
             <w:r>
+              <w:rPr>
+                <w:rFonts w:ascii="Arial" w:hAnsi="Arial" w:cs="Arial"/>
+                <w:color w:val="000000"/>
+                <w:sz w:val="20"/>
+              </w:rPr>
               <w:t>Guidelines On Occupational Safety And Health In Agriculture (Mandarin Version)</w:t>
             </w:r>
           </w:p>
@@ -1889,21 +3232,46 @@
         <w:tc>
           <w:tcPr>
             <w:tcW w:type="dxa" w:w="4656"/>
+            <w:tcMar>
+              <w:top w:w="57" w:type="dxa"/>
+              <w:left w:w="57" w:type="dxa"/>
+              <w:bottom w:w="57" w:type="dxa"/>
+              <w:right w:w="57" w:type="dxa"/>
+            </w:tcMar>
           </w:tcPr>
           <w:p>
             <w:r>
+              <w:rPr>
+                <w:rFonts w:ascii="Arial" w:hAnsi="Arial" w:cs="Arial"/>
+                <w:color w:val="000000"/>
+                <w:sz w:val="20"/>
+              </w:rPr>
               <w:t>2002</w:t>
             </w:r>
           </w:p>
         </w:tc>
       </w:tr>
       <w:tr>
+        <w:trPr>
+          <w:cantSplit w:val="true"/>
+        </w:trPr>
         <w:tc>
           <w:tcPr>
             <w:tcW w:type="dxa" w:w="4656"/>
+            <w:tcMar>
+              <w:top w:w="57" w:type="dxa"/>
+              <w:left w:w="57" w:type="dxa"/>
+              <w:bottom w:w="57" w:type="dxa"/>
+              <w:right w:w="57" w:type="dxa"/>
+            </w:tcMar>
           </w:tcPr>
           <w:p>
             <w:r>
+              <w:rPr>
+                <w:rFonts w:ascii="Arial" w:hAnsi="Arial" w:cs="Arial"/>
+                <w:color w:val="000000"/>
+                <w:sz w:val="20"/>
+              </w:rPr>
               <w:t>Guidelines On Occupational Safety And Health In Agriculture (Tamil Version)</w:t>
             </w:r>
           </w:p>
@@ -1911,21 +3279,46 @@
         <w:tc>
           <w:tcPr>
             <w:tcW w:type="dxa" w:w="4656"/>
+            <w:tcMar>
+              <w:top w:w="57" w:type="dxa"/>
+              <w:left w:w="57" w:type="dxa"/>
+              <w:bottom w:w="57" w:type="dxa"/>
+              <w:right w:w="57" w:type="dxa"/>
+            </w:tcMar>
           </w:tcPr>
           <w:p>
             <w:r>
+              <w:rPr>
+                <w:rFonts w:ascii="Arial" w:hAnsi="Arial" w:cs="Arial"/>
+                <w:color w:val="000000"/>
+                <w:sz w:val="20"/>
+              </w:rPr>
               <w:t>2002</w:t>
             </w:r>
           </w:p>
         </w:tc>
       </w:tr>
       <w:tr>
+        <w:trPr>
+          <w:cantSplit w:val="true"/>
+        </w:trPr>
         <w:tc>
           <w:tcPr>
             <w:tcW w:type="dxa" w:w="4656"/>
+            <w:tcMar>
+              <w:top w:w="57" w:type="dxa"/>
+              <w:left w:w="57" w:type="dxa"/>
+              <w:bottom w:w="57" w:type="dxa"/>
+              <w:right w:w="57" w:type="dxa"/>
+            </w:tcMar>
           </w:tcPr>
           <w:p>
             <w:r>
+              <w:rPr>
+                <w:rFonts w:ascii="Arial" w:hAnsi="Arial" w:cs="Arial"/>
+                <w:color w:val="000000"/>
+                <w:sz w:val="20"/>
+              </w:rPr>
               <w:t>Guidelines On The Safety Management Of Amusement Park Devices</w:t>
             </w:r>
           </w:p>
@@ -1933,21 +3326,46 @@
         <w:tc>
           <w:tcPr>
             <w:tcW w:type="dxa" w:w="4656"/>
+            <w:tcMar>
+              <w:top w:w="57" w:type="dxa"/>
+              <w:left w:w="57" w:type="dxa"/>
+              <w:bottom w:w="57" w:type="dxa"/>
+              <w:right w:w="57" w:type="dxa"/>
+            </w:tcMar>
           </w:tcPr>
           <w:p>
             <w:r>
+              <w:rPr>
+                <w:rFonts w:ascii="Arial" w:hAnsi="Arial" w:cs="Arial"/>
+                <w:color w:val="000000"/>
+                <w:sz w:val="20"/>
+              </w:rPr>
               <w:t>2008</w:t>
             </w:r>
           </w:p>
         </w:tc>
       </w:tr>
       <w:tr>
+        <w:trPr>
+          <w:cantSplit w:val="true"/>
+        </w:trPr>
         <w:tc>
           <w:tcPr>
             <w:tcW w:type="dxa" w:w="4656"/>
+            <w:tcMar>
+              <w:top w:w="57" w:type="dxa"/>
+              <w:left w:w="57" w:type="dxa"/>
+              <w:bottom w:w="57" w:type="dxa"/>
+              <w:right w:w="57" w:type="dxa"/>
+            </w:tcMar>
           </w:tcPr>
           <w:p>
             <w:r>
+              <w:rPr>
+                <w:rFonts w:ascii="Arial" w:hAnsi="Arial" w:cs="Arial"/>
+                <w:color w:val="000000"/>
+                <w:sz w:val="20"/>
+              </w:rPr>
               <w:t>Guidelines For Preparation Of Demonstration Of Safe Operation Document (General)</w:t>
             </w:r>
           </w:p>
@@ -1955,21 +3373,46 @@
         <w:tc>
           <w:tcPr>
             <w:tcW w:type="dxa" w:w="4656"/>
+            <w:tcMar>
+              <w:top w:w="57" w:type="dxa"/>
+              <w:left w:w="57" w:type="dxa"/>
+              <w:bottom w:w="57" w:type="dxa"/>
+              <w:right w:w="57" w:type="dxa"/>
+            </w:tcMar>
           </w:tcPr>
           <w:p>
             <w:r>
+              <w:rPr>
+                <w:rFonts w:ascii="Arial" w:hAnsi="Arial" w:cs="Arial"/>
+                <w:color w:val="000000"/>
+                <w:sz w:val="20"/>
+              </w:rPr>
               <w:t>2001</w:t>
             </w:r>
           </w:p>
         </w:tc>
       </w:tr>
       <w:tr>
+        <w:trPr>
+          <w:cantSplit w:val="true"/>
+        </w:trPr>
         <w:tc>
           <w:tcPr>
             <w:tcW w:type="dxa" w:w="4656"/>
+            <w:tcMar>
+              <w:top w:w="57" w:type="dxa"/>
+              <w:left w:w="57" w:type="dxa"/>
+              <w:bottom w:w="57" w:type="dxa"/>
+              <w:right w:w="57" w:type="dxa"/>
+            </w:tcMar>
           </w:tcPr>
           <w:p>
             <w:r>
+              <w:rPr>
+                <w:rFonts w:ascii="Arial" w:hAnsi="Arial" w:cs="Arial"/>
+                <w:color w:val="000000"/>
+                <w:sz w:val="20"/>
+              </w:rPr>
               <w:t>Guidelines For Preparation Of Demonstration Of Safe Operation Document (Storage Of Liquified Petroleum Gas In Cylinder)</w:t>
             </w:r>
           </w:p>
@@ -1977,21 +3420,46 @@
         <w:tc>
           <w:tcPr>
             <w:tcW w:type="dxa" w:w="4656"/>
+            <w:tcMar>
+              <w:top w:w="57" w:type="dxa"/>
+              <w:left w:w="57" w:type="dxa"/>
+              <w:bottom w:w="57" w:type="dxa"/>
+              <w:right w:w="57" w:type="dxa"/>
+            </w:tcMar>
           </w:tcPr>
           <w:p>
             <w:r>
+              <w:rPr>
+                <w:rFonts w:ascii="Arial" w:hAnsi="Arial" w:cs="Arial"/>
+                <w:color w:val="000000"/>
+                <w:sz w:val="20"/>
+              </w:rPr>
               <w:t>2001</w:t>
             </w:r>
           </w:p>
         </w:tc>
       </w:tr>
       <w:tr>
+        <w:trPr>
+          <w:cantSplit w:val="true"/>
+        </w:trPr>
         <w:tc>
           <w:tcPr>
             <w:tcW w:type="dxa" w:w="4656"/>
+            <w:tcMar>
+              <w:top w:w="57" w:type="dxa"/>
+              <w:left w:w="57" w:type="dxa"/>
+              <w:bottom w:w="57" w:type="dxa"/>
+              <w:right w:w="57" w:type="dxa"/>
+            </w:tcMar>
           </w:tcPr>
           <w:p>
             <w:r>
+              <w:rPr>
+                <w:rFonts w:ascii="Arial" w:hAnsi="Arial" w:cs="Arial"/>
+                <w:color w:val="000000"/>
+                <w:sz w:val="20"/>
+              </w:rPr>
               <w:t>Guidelines On Mercury Management In Oil And Gas Industry</w:t>
             </w:r>
           </w:p>
@@ -1999,21 +3467,46 @@
         <w:tc>
           <w:tcPr>
             <w:tcW w:type="dxa" w:w="4656"/>
+            <w:tcMar>
+              <w:top w:w="57" w:type="dxa"/>
+              <w:left w:w="57" w:type="dxa"/>
+              <w:bottom w:w="57" w:type="dxa"/>
+              <w:right w:w="57" w:type="dxa"/>
+            </w:tcMar>
           </w:tcPr>
           <w:p>
             <w:r>
+              <w:rPr>
+                <w:rFonts w:ascii="Arial" w:hAnsi="Arial" w:cs="Arial"/>
+                <w:color w:val="000000"/>
+                <w:sz w:val="20"/>
+              </w:rPr>
               <w:t>2011</w:t>
             </w:r>
           </w:p>
         </w:tc>
       </w:tr>
       <w:tr>
+        <w:trPr>
+          <w:cantSplit w:val="true"/>
+        </w:trPr>
         <w:tc>
           <w:tcPr>
             <w:tcW w:type="dxa" w:w="4656"/>
+            <w:tcMar>
+              <w:top w:w="57" w:type="dxa"/>
+              <w:left w:w="57" w:type="dxa"/>
+              <w:bottom w:w="57" w:type="dxa"/>
+              <w:right w:w="57" w:type="dxa"/>
+            </w:tcMar>
           </w:tcPr>
           <w:p>
             <w:r>
+              <w:rPr>
+                <w:rFonts w:ascii="Arial" w:hAnsi="Arial" w:cs="Arial"/>
+                <w:color w:val="000000"/>
+                <w:sz w:val="20"/>
+              </w:rPr>
               <w:t>Panduan Bagi Menggunapakai Penaksiran Risiko Bahan Kimia Berbahaya Kepada Kesihatan (CHRA) Secara Generik</w:t>
             </w:r>
           </w:p>
@@ -2021,21 +3514,46 @@
         <w:tc>
           <w:tcPr>
             <w:tcW w:type="dxa" w:w="4656"/>
+            <w:tcMar>
+              <w:top w:w="57" w:type="dxa"/>
+              <w:left w:w="57" w:type="dxa"/>
+              <w:bottom w:w="57" w:type="dxa"/>
+              <w:right w:w="57" w:type="dxa"/>
+            </w:tcMar>
           </w:tcPr>
           <w:p>
             <w:r>
+              <w:rPr>
+                <w:rFonts w:ascii="Arial" w:hAnsi="Arial" w:cs="Arial"/>
+                <w:color w:val="000000"/>
+                <w:sz w:val="20"/>
+              </w:rPr>
               <w:t>2006</w:t>
             </w:r>
           </w:p>
         </w:tc>
       </w:tr>
       <w:tr>
+        <w:trPr>
+          <w:cantSplit w:val="true"/>
+        </w:trPr>
         <w:tc>
           <w:tcPr>
             <w:tcW w:type="dxa" w:w="4656"/>
+            <w:tcMar>
+              <w:top w:w="57" w:type="dxa"/>
+              <w:left w:w="57" w:type="dxa"/>
+              <w:bottom w:w="57" w:type="dxa"/>
+              <w:right w:w="57" w:type="dxa"/>
+            </w:tcMar>
           </w:tcPr>
           <w:p>
             <w:r>
+              <w:rPr>
+                <w:rFonts w:ascii="Arial" w:hAnsi="Arial" w:cs="Arial"/>
+                <w:color w:val="000000"/>
+                <w:sz w:val="20"/>
+              </w:rPr>
               <w:t>Guidelines On Storage Of Hazardous Chemicals: A Guide For Safe Warehousing Of Packaged Hazardous Chemicals</w:t>
             </w:r>
           </w:p>
@@ -2043,21 +3561,46 @@
         <w:tc>
           <w:tcPr>
             <w:tcW w:type="dxa" w:w="4656"/>
+            <w:tcMar>
+              <w:top w:w="57" w:type="dxa"/>
+              <w:left w:w="57" w:type="dxa"/>
+              <w:bottom w:w="57" w:type="dxa"/>
+              <w:right w:w="57" w:type="dxa"/>
+            </w:tcMar>
           </w:tcPr>
           <w:p>
             <w:r>
+              <w:rPr>
+                <w:rFonts w:ascii="Arial" w:hAnsi="Arial" w:cs="Arial"/>
+                <w:color w:val="000000"/>
+                <w:sz w:val="20"/>
+              </w:rPr>
               <w:t>2005</w:t>
             </w:r>
           </w:p>
         </w:tc>
       </w:tr>
       <w:tr>
+        <w:trPr>
+          <w:cantSplit w:val="true"/>
+        </w:trPr>
         <w:tc>
           <w:tcPr>
             <w:tcW w:type="dxa" w:w="4656"/>
+            <w:tcMar>
+              <w:top w:w="57" w:type="dxa"/>
+              <w:left w:w="57" w:type="dxa"/>
+              <w:bottom w:w="57" w:type="dxa"/>
+              <w:right w:w="57" w:type="dxa"/>
+            </w:tcMar>
           </w:tcPr>
           <w:p>
             <w:r>
+              <w:rPr>
+                <w:rFonts w:ascii="Arial" w:hAnsi="Arial" w:cs="Arial"/>
+                <w:color w:val="000000"/>
+                <w:sz w:val="20"/>
+              </w:rPr>
               <w:t>Guidelines On The Use Of Personal Protective Equipment Against Chemicals Hazards</w:t>
             </w:r>
           </w:p>
@@ -2065,21 +3608,46 @@
         <w:tc>
           <w:tcPr>
             <w:tcW w:type="dxa" w:w="4656"/>
+            <w:tcMar>
+              <w:top w:w="57" w:type="dxa"/>
+              <w:left w:w="57" w:type="dxa"/>
+              <w:bottom w:w="57" w:type="dxa"/>
+              <w:right w:w="57" w:type="dxa"/>
+            </w:tcMar>
           </w:tcPr>
           <w:p>
             <w:r>
+              <w:rPr>
+                <w:rFonts w:ascii="Arial" w:hAnsi="Arial" w:cs="Arial"/>
+                <w:color w:val="000000"/>
+                <w:sz w:val="20"/>
+              </w:rPr>
               <w:t>2005</w:t>
             </w:r>
           </w:p>
         </w:tc>
       </w:tr>
       <w:tr>
+        <w:trPr>
+          <w:cantSplit w:val="true"/>
+        </w:trPr>
         <w:tc>
           <w:tcPr>
             <w:tcW w:type="dxa" w:w="4656"/>
+            <w:tcMar>
+              <w:top w:w="57" w:type="dxa"/>
+              <w:left w:w="57" w:type="dxa"/>
+              <w:bottom w:w="57" w:type="dxa"/>
+              <w:right w:w="57" w:type="dxa"/>
+            </w:tcMar>
           </w:tcPr>
           <w:p>
             <w:r>
+              <w:rPr>
+                <w:rFonts w:ascii="Arial" w:hAnsi="Arial" w:cs="Arial"/>
+                <w:color w:val="000000"/>
+                <w:sz w:val="20"/>
+              </w:rPr>
               <w:t>Guidelines On The Monitoring Of Airborne Contaminant For Chemicals Hazardous To Health</w:t>
             </w:r>
           </w:p>
@@ -2087,21 +3655,46 @@
         <w:tc>
           <w:tcPr>
             <w:tcW w:type="dxa" w:w="4656"/>
+            <w:tcMar>
+              <w:top w:w="57" w:type="dxa"/>
+              <w:left w:w="57" w:type="dxa"/>
+              <w:bottom w:w="57" w:type="dxa"/>
+              <w:right w:w="57" w:type="dxa"/>
+            </w:tcMar>
           </w:tcPr>
           <w:p>
             <w:r>
+              <w:rPr>
+                <w:rFonts w:ascii="Arial" w:hAnsi="Arial" w:cs="Arial"/>
+                <w:color w:val="000000"/>
+                <w:sz w:val="20"/>
+              </w:rPr>
               <w:t>2002</w:t>
             </w:r>
           </w:p>
         </w:tc>
       </w:tr>
       <w:tr>
+        <w:trPr>
+          <w:cantSplit w:val="true"/>
+        </w:trPr>
         <w:tc>
           <w:tcPr>
             <w:tcW w:type="dxa" w:w="4656"/>
+            <w:tcMar>
+              <w:top w:w="57" w:type="dxa"/>
+              <w:left w:w="57" w:type="dxa"/>
+              <w:bottom w:w="57" w:type="dxa"/>
+              <w:right w:w="57" w:type="dxa"/>
+            </w:tcMar>
           </w:tcPr>
           <w:p>
             <w:r>
+              <w:rPr>
+                <w:rFonts w:ascii="Arial" w:hAnsi="Arial" w:cs="Arial"/>
+                <w:color w:val="000000"/>
+                <w:sz w:val="20"/>
+              </w:rPr>
               <w:t>Guidelines On The Control Of Chemicals Hazardous To Health</w:t>
             </w:r>
           </w:p>
@@ -2109,21 +3702,46 @@
         <w:tc>
           <w:tcPr>
             <w:tcW w:type="dxa" w:w="4656"/>
+            <w:tcMar>
+              <w:top w:w="57" w:type="dxa"/>
+              <w:left w:w="57" w:type="dxa"/>
+              <w:bottom w:w="57" w:type="dxa"/>
+              <w:right w:w="57" w:type="dxa"/>
+            </w:tcMar>
           </w:tcPr>
           <w:p>
             <w:r>
+              <w:rPr>
+                <w:rFonts w:ascii="Arial" w:hAnsi="Arial" w:cs="Arial"/>
+                <w:color w:val="000000"/>
+                <w:sz w:val="20"/>
+              </w:rPr>
               <w:t>2001</w:t>
             </w:r>
           </w:p>
         </w:tc>
       </w:tr>
       <w:tr>
+        <w:trPr>
+          <w:cantSplit w:val="true"/>
+        </w:trPr>
         <w:tc>
           <w:tcPr>
             <w:tcW w:type="dxa" w:w="4656"/>
+            <w:tcMar>
+              <w:top w:w="57" w:type="dxa"/>
+              <w:left w:w="57" w:type="dxa"/>
+              <w:bottom w:w="57" w:type="dxa"/>
+              <w:right w:w="57" w:type="dxa"/>
+            </w:tcMar>
           </w:tcPr>
           <w:p>
             <w:r>
+              <w:rPr>
+                <w:rFonts w:ascii="Arial" w:hAnsi="Arial" w:cs="Arial"/>
+                <w:color w:val="000000"/>
+                <w:sz w:val="20"/>
+              </w:rPr>
               <w:t>Guidelines For The Preparation Of A Chemical Register</w:t>
             </w:r>
           </w:p>
@@ -2131,21 +3749,46 @@
         <w:tc>
           <w:tcPr>
             <w:tcW w:type="dxa" w:w="4656"/>
+            <w:tcMar>
+              <w:top w:w="57" w:type="dxa"/>
+              <w:left w:w="57" w:type="dxa"/>
+              <w:bottom w:w="57" w:type="dxa"/>
+              <w:right w:w="57" w:type="dxa"/>
+            </w:tcMar>
           </w:tcPr>
           <w:p>
             <w:r>
+              <w:rPr>
+                <w:rFonts w:ascii="Arial" w:hAnsi="Arial" w:cs="Arial"/>
+                <w:color w:val="000000"/>
+                <w:sz w:val="20"/>
+              </w:rPr>
               <w:t>2000</w:t>
             </w:r>
           </w:p>
         </w:tc>
       </w:tr>
       <w:tr>
+        <w:trPr>
+          <w:cantSplit w:val="true"/>
+        </w:trPr>
         <w:tc>
           <w:tcPr>
             <w:tcW w:type="dxa" w:w="4656"/>
+            <w:tcMar>
+              <w:top w:w="57" w:type="dxa"/>
+              <w:left w:w="57" w:type="dxa"/>
+              <w:bottom w:w="57" w:type="dxa"/>
+              <w:right w:w="57" w:type="dxa"/>
+            </w:tcMar>
           </w:tcPr>
           <w:p>
             <w:r>
+              <w:rPr>
+                <w:rFonts w:ascii="Arial" w:hAnsi="Arial" w:cs="Arial"/>
+                <w:color w:val="000000"/>
+                <w:sz w:val="20"/>
+              </w:rPr>
               <w:t>Assessment Of The Health Risks Arising From The Use Of Hazardous Chemical In The Workplace (2nd Edition)</w:t>
             </w:r>
           </w:p>
@@ -2153,21 +3796,46 @@
         <w:tc>
           <w:tcPr>
             <w:tcW w:type="dxa" w:w="4656"/>
+            <w:tcMar>
+              <w:top w:w="57" w:type="dxa"/>
+              <w:left w:w="57" w:type="dxa"/>
+              <w:bottom w:w="57" w:type="dxa"/>
+              <w:right w:w="57" w:type="dxa"/>
+            </w:tcMar>
           </w:tcPr>
           <w:p>
             <w:r>
+              <w:rPr>
+                <w:rFonts w:ascii="Arial" w:hAnsi="Arial" w:cs="Arial"/>
+                <w:color w:val="000000"/>
+                <w:sz w:val="20"/>
+              </w:rPr>
               <w:t>2000</w:t>
             </w:r>
           </w:p>
         </w:tc>
       </w:tr>
       <w:tr>
+        <w:trPr>
+          <w:cantSplit w:val="true"/>
+        </w:trPr>
         <w:tc>
           <w:tcPr>
             <w:tcW w:type="dxa" w:w="4656"/>
+            <w:tcMar>
+              <w:top w:w="57" w:type="dxa"/>
+              <w:left w:w="57" w:type="dxa"/>
+              <w:bottom w:w="57" w:type="dxa"/>
+              <w:right w:w="57" w:type="dxa"/>
+            </w:tcMar>
           </w:tcPr>
           <w:p>
             <w:r>
+              <w:rPr>
+                <w:rFonts w:ascii="Arial" w:hAnsi="Arial" w:cs="Arial"/>
+                <w:color w:val="000000"/>
+                <w:sz w:val="20"/>
+              </w:rPr>
               <w:t>Guidelines On Method Of Sampling And Analysis For Airborne Lead</w:t>
             </w:r>
           </w:p>
@@ -2175,21 +3843,46 @@
         <w:tc>
           <w:tcPr>
             <w:tcW w:type="dxa" w:w="4656"/>
+            <w:tcMar>
+              <w:top w:w="57" w:type="dxa"/>
+              <w:left w:w="57" w:type="dxa"/>
+              <w:bottom w:w="57" w:type="dxa"/>
+              <w:right w:w="57" w:type="dxa"/>
+            </w:tcMar>
           </w:tcPr>
           <w:p>
             <w:r>
+              <w:rPr>
+                <w:rFonts w:ascii="Arial" w:hAnsi="Arial" w:cs="Arial"/>
+                <w:color w:val="000000"/>
+                <w:sz w:val="20"/>
+              </w:rPr>
               <w:t>1997</w:t>
             </w:r>
           </w:p>
         </w:tc>
       </w:tr>
       <w:tr>
+        <w:trPr>
+          <w:cantSplit w:val="true"/>
+        </w:trPr>
         <w:tc>
           <w:tcPr>
             <w:tcW w:type="dxa" w:w="4656"/>
+            <w:tcMar>
+              <w:top w:w="57" w:type="dxa"/>
+              <w:left w:w="57" w:type="dxa"/>
+              <w:bottom w:w="57" w:type="dxa"/>
+              <w:right w:w="57" w:type="dxa"/>
+            </w:tcMar>
           </w:tcPr>
           <w:p>
             <w:r>
+              <w:rPr>
+                <w:rFonts w:ascii="Arial" w:hAnsi="Arial" w:cs="Arial"/>
+                <w:color w:val="000000"/>
+                <w:sz w:val="20"/>
+              </w:rPr>
               <w:t>Guidelines For Control Of Occupational Noise</w:t>
             </w:r>
           </w:p>
@@ -2197,21 +3890,46 @@
         <w:tc>
           <w:tcPr>
             <w:tcW w:type="dxa" w:w="4656"/>
+            <w:tcMar>
+              <w:top w:w="57" w:type="dxa"/>
+              <w:left w:w="57" w:type="dxa"/>
+              <w:bottom w:w="57" w:type="dxa"/>
+              <w:right w:w="57" w:type="dxa"/>
+            </w:tcMar>
           </w:tcPr>
           <w:p>
             <w:r>
+              <w:rPr>
+                <w:rFonts w:ascii="Arial" w:hAnsi="Arial" w:cs="Arial"/>
+                <w:color w:val="000000"/>
+                <w:sz w:val="20"/>
+              </w:rPr>
               <w:t>2005</w:t>
             </w:r>
           </w:p>
         </w:tc>
       </w:tr>
       <w:tr>
+        <w:trPr>
+          <w:cantSplit w:val="true"/>
+        </w:trPr>
         <w:tc>
           <w:tcPr>
             <w:tcW w:type="dxa" w:w="4656"/>
+            <w:tcMar>
+              <w:top w:w="57" w:type="dxa"/>
+              <w:left w:w="57" w:type="dxa"/>
+              <w:bottom w:w="57" w:type="dxa"/>
+              <w:right w:w="57" w:type="dxa"/>
+            </w:tcMar>
           </w:tcPr>
           <w:p>
             <w:r>
+              <w:rPr>
+                <w:rFonts w:ascii="Arial" w:hAnsi="Arial" w:cs="Arial"/>
+                <w:color w:val="000000"/>
+                <w:sz w:val="20"/>
+              </w:rPr>
               <w:t>Guidelines On Occupational Safety And Health For Design, Inspection, Testing And Examination Of Local Exhaust Ventilation System</w:t>
             </w:r>
           </w:p>
@@ -2219,21 +3937,46 @@
         <w:tc>
           <w:tcPr>
             <w:tcW w:type="dxa" w:w="4656"/>
+            <w:tcMar>
+              <w:top w:w="57" w:type="dxa"/>
+              <w:left w:w="57" w:type="dxa"/>
+              <w:bottom w:w="57" w:type="dxa"/>
+              <w:right w:w="57" w:type="dxa"/>
+            </w:tcMar>
           </w:tcPr>
           <w:p>
             <w:r>
+              <w:rPr>
+                <w:rFonts w:ascii="Arial" w:hAnsi="Arial" w:cs="Arial"/>
+                <w:color w:val="000000"/>
+                <w:sz w:val="20"/>
+              </w:rPr>
               <w:t>2008</w:t>
             </w:r>
           </w:p>
         </w:tc>
       </w:tr>
       <w:tr>
+        <w:trPr>
+          <w:cantSplit w:val="true"/>
+        </w:trPr>
         <w:tc>
           <w:tcPr>
             <w:tcW w:type="dxa" w:w="4656"/>
+            <w:tcMar>
+              <w:top w:w="57" w:type="dxa"/>
+              <w:left w:w="57" w:type="dxa"/>
+              <w:bottom w:w="57" w:type="dxa"/>
+              <w:right w:w="57" w:type="dxa"/>
+            </w:tcMar>
           </w:tcPr>
           <w:p>
             <w:r>
+              <w:rPr>
+                <w:rFonts w:ascii="Arial" w:hAnsi="Arial" w:cs="Arial"/>
+                <w:color w:val="000000"/>
+                <w:sz w:val="20"/>
+              </w:rPr>
               <w:t>Guidelines For Hazard Identification, Risk Assessment And Risk Control (HIRARC)</w:t>
             </w:r>
           </w:p>
@@ -2241,21 +3984,46 @@
         <w:tc>
           <w:tcPr>
             <w:tcW w:type="dxa" w:w="4656"/>
+            <w:tcMar>
+              <w:top w:w="57" w:type="dxa"/>
+              <w:left w:w="57" w:type="dxa"/>
+              <w:bottom w:w="57" w:type="dxa"/>
+              <w:right w:w="57" w:type="dxa"/>
+            </w:tcMar>
           </w:tcPr>
           <w:p>
             <w:r>
+              <w:rPr>
+                <w:rFonts w:ascii="Arial" w:hAnsi="Arial" w:cs="Arial"/>
+                <w:color w:val="000000"/>
+                <w:sz w:val="20"/>
+              </w:rPr>
               <w:t>2008</w:t>
             </w:r>
           </w:p>
         </w:tc>
       </w:tr>
       <w:tr>
+        <w:trPr>
+          <w:cantSplit w:val="true"/>
+        </w:trPr>
         <w:tc>
           <w:tcPr>
             <w:tcW w:type="dxa" w:w="4656"/>
+            <w:tcMar>
+              <w:top w:w="57" w:type="dxa"/>
+              <w:left w:w="57" w:type="dxa"/>
+              <w:bottom w:w="57" w:type="dxa"/>
+              <w:right w:w="57" w:type="dxa"/>
+            </w:tcMar>
           </w:tcPr>
           <w:p>
             <w:r>
+              <w:rPr>
+                <w:rFonts w:ascii="Arial" w:hAnsi="Arial" w:cs="Arial"/>
+                <w:color w:val="000000"/>
+                <w:sz w:val="20"/>
+              </w:rPr>
               <w:t>Guidelines On Occupational Health Services</w:t>
             </w:r>
           </w:p>
@@ -2263,21 +4031,46 @@
         <w:tc>
           <w:tcPr>
             <w:tcW w:type="dxa" w:w="4656"/>
+            <w:tcMar>
+              <w:top w:w="57" w:type="dxa"/>
+              <w:left w:w="57" w:type="dxa"/>
+              <w:bottom w:w="57" w:type="dxa"/>
+              <w:right w:w="57" w:type="dxa"/>
+            </w:tcMar>
           </w:tcPr>
           <w:p>
             <w:r>
+              <w:rPr>
+                <w:rFonts w:ascii="Arial" w:hAnsi="Arial" w:cs="Arial"/>
+                <w:color w:val="000000"/>
+                <w:sz w:val="20"/>
+              </w:rPr>
               <w:t>2005</w:t>
             </w:r>
           </w:p>
         </w:tc>
       </w:tr>
       <w:tr>
+        <w:trPr>
+          <w:cantSplit w:val="true"/>
+        </w:trPr>
         <w:tc>
           <w:tcPr>
             <w:tcW w:type="dxa" w:w="4656"/>
+            <w:tcMar>
+              <w:top w:w="57" w:type="dxa"/>
+              <w:left w:w="57" w:type="dxa"/>
+              <w:bottom w:w="57" w:type="dxa"/>
+              <w:right w:w="57" w:type="dxa"/>
+            </w:tcMar>
           </w:tcPr>
           <w:p>
             <w:r>
+              <w:rPr>
+                <w:rFonts w:ascii="Arial" w:hAnsi="Arial" w:cs="Arial"/>
+                <w:color w:val="000000"/>
+                <w:sz w:val="20"/>
+              </w:rPr>
               <w:t>Guidelines On Preventing And Responding To Drugs And Alcohol Problems In The Workplace</w:t>
             </w:r>
           </w:p>
@@ -2285,21 +4078,46 @@
         <w:tc>
           <w:tcPr>
             <w:tcW w:type="dxa" w:w="4656"/>
+            <w:tcMar>
+              <w:top w:w="57" w:type="dxa"/>
+              <w:left w:w="57" w:type="dxa"/>
+              <w:bottom w:w="57" w:type="dxa"/>
+              <w:right w:w="57" w:type="dxa"/>
+            </w:tcMar>
           </w:tcPr>
           <w:p>
             <w:r>
+              <w:rPr>
+                <w:rFonts w:ascii="Arial" w:hAnsi="Arial" w:cs="Arial"/>
+                <w:color w:val="000000"/>
+                <w:sz w:val="20"/>
+              </w:rPr>
               <w:t>2004</w:t>
             </w:r>
           </w:p>
         </w:tc>
       </w:tr>
       <w:tr>
+        <w:trPr>
+          <w:cantSplit w:val="true"/>
+        </w:trPr>
         <w:tc>
           <w:tcPr>
             <w:tcW w:type="dxa" w:w="4656"/>
+            <w:tcMar>
+              <w:top w:w="57" w:type="dxa"/>
+              <w:left w:w="57" w:type="dxa"/>
+              <w:bottom w:w="57" w:type="dxa"/>
+              <w:right w:w="57" w:type="dxa"/>
+            </w:tcMar>
           </w:tcPr>
           <w:p>
             <w:r>
+              <w:rPr>
+                <w:rFonts w:ascii="Arial" w:hAnsi="Arial" w:cs="Arial"/>
+                <w:color w:val="000000"/>
+                <w:sz w:val="20"/>
+              </w:rPr>
               <w:t>Guidelines On First Aid In The Workplace (2nd Edition)</w:t>
             </w:r>
           </w:p>
@@ -2307,21 +4125,46 @@
         <w:tc>
           <w:tcPr>
             <w:tcW w:type="dxa" w:w="4656"/>
+            <w:tcMar>
+              <w:top w:w="57" w:type="dxa"/>
+              <w:left w:w="57" w:type="dxa"/>
+              <w:bottom w:w="57" w:type="dxa"/>
+              <w:right w:w="57" w:type="dxa"/>
+            </w:tcMar>
           </w:tcPr>
           <w:p>
             <w:r>
+              <w:rPr>
+                <w:rFonts w:ascii="Arial" w:hAnsi="Arial" w:cs="Arial"/>
+                <w:color w:val="000000"/>
+                <w:sz w:val="20"/>
+              </w:rPr>
               <w:t>2004</w:t>
             </w:r>
           </w:p>
         </w:tc>
       </w:tr>
       <w:tr>
+        <w:trPr>
+          <w:cantSplit w:val="true"/>
+        </w:trPr>
         <w:tc>
           <w:tcPr>
             <w:tcW w:type="dxa" w:w="4656"/>
+            <w:tcMar>
+              <w:top w:w="57" w:type="dxa"/>
+              <w:left w:w="57" w:type="dxa"/>
+              <w:bottom w:w="57" w:type="dxa"/>
+              <w:right w:w="57" w:type="dxa"/>
+            </w:tcMar>
           </w:tcPr>
           <w:p>
             <w:r>
+              <w:rPr>
+                <w:rFonts w:ascii="Arial" w:hAnsi="Arial" w:cs="Arial"/>
+                <w:color w:val="000000"/>
+                <w:sz w:val="20"/>
+              </w:rPr>
               <w:t>Guidelines On Reproductive Health Policy &amp; Programmes At The Workplace</w:t>
             </w:r>
           </w:p>
@@ -2329,21 +4172,46 @@
         <w:tc>
           <w:tcPr>
             <w:tcW w:type="dxa" w:w="4656"/>
+            <w:tcMar>
+              <w:top w:w="57" w:type="dxa"/>
+              <w:left w:w="57" w:type="dxa"/>
+              <w:bottom w:w="57" w:type="dxa"/>
+              <w:right w:w="57" w:type="dxa"/>
+            </w:tcMar>
           </w:tcPr>
           <w:p>
             <w:r>
+              <w:rPr>
+                <w:rFonts w:ascii="Arial" w:hAnsi="Arial" w:cs="Arial"/>
+                <w:color w:val="000000"/>
+                <w:sz w:val="20"/>
+              </w:rPr>
               <w:t>2002</w:t>
             </w:r>
           </w:p>
         </w:tc>
       </w:tr>
       <w:tr>
+        <w:trPr>
+          <w:cantSplit w:val="true"/>
+        </w:trPr>
         <w:tc>
           <w:tcPr>
             <w:tcW w:type="dxa" w:w="4656"/>
+            <w:tcMar>
+              <w:top w:w="57" w:type="dxa"/>
+              <w:left w:w="57" w:type="dxa"/>
+              <w:bottom w:w="57" w:type="dxa"/>
+              <w:right w:w="57" w:type="dxa"/>
+            </w:tcMar>
           </w:tcPr>
           <w:p>
             <w:r>
+              <w:rPr>
+                <w:rFonts w:ascii="Arial" w:hAnsi="Arial" w:cs="Arial"/>
+                <w:color w:val="000000"/>
+                <w:sz w:val="20"/>
+              </w:rPr>
               <w:t>Guidelines On Medical Surveillance</w:t>
             </w:r>
           </w:p>
@@ -2351,21 +4219,46 @@
         <w:tc>
           <w:tcPr>
             <w:tcW w:type="dxa" w:w="4656"/>
+            <w:tcMar>
+              <w:top w:w="57" w:type="dxa"/>
+              <w:left w:w="57" w:type="dxa"/>
+              <w:bottom w:w="57" w:type="dxa"/>
+              <w:right w:w="57" w:type="dxa"/>
+            </w:tcMar>
           </w:tcPr>
           <w:p>
             <w:r>
+              <w:rPr>
+                <w:rFonts w:ascii="Arial" w:hAnsi="Arial" w:cs="Arial"/>
+                <w:color w:val="000000"/>
+                <w:sz w:val="20"/>
+              </w:rPr>
               <w:t>2001</w:t>
             </w:r>
           </w:p>
         </w:tc>
       </w:tr>
       <w:tr>
+        <w:trPr>
+          <w:cantSplit w:val="true"/>
+        </w:trPr>
         <w:tc>
           <w:tcPr>
             <w:tcW w:type="dxa" w:w="4656"/>
+            <w:tcMar>
+              <w:top w:w="57" w:type="dxa"/>
+              <w:left w:w="57" w:type="dxa"/>
+              <w:bottom w:w="57" w:type="dxa"/>
+              <w:right w:w="57" w:type="dxa"/>
+            </w:tcMar>
           </w:tcPr>
           <w:p>
             <w:r>
+              <w:rPr>
+                <w:rFonts w:ascii="Arial" w:hAnsi="Arial" w:cs="Arial"/>
+                <w:color w:val="000000"/>
+                <w:sz w:val="20"/>
+              </w:rPr>
               <w:t>Guidance For The Prevention Of Stress And Violence At The Workplace</w:t>
             </w:r>
           </w:p>
@@ -2373,21 +4266,46 @@
         <w:tc>
           <w:tcPr>
             <w:tcW w:type="dxa" w:w="4656"/>
+            <w:tcMar>
+              <w:top w:w="57" w:type="dxa"/>
+              <w:left w:w="57" w:type="dxa"/>
+              <w:bottom w:w="57" w:type="dxa"/>
+              <w:right w:w="57" w:type="dxa"/>
+            </w:tcMar>
           </w:tcPr>
           <w:p>
             <w:r>
+              <w:rPr>
+                <w:rFonts w:ascii="Arial" w:hAnsi="Arial" w:cs="Arial"/>
+                <w:color w:val="000000"/>
+                <w:sz w:val="20"/>
+              </w:rPr>
               <w:t>2001</w:t>
             </w:r>
           </w:p>
         </w:tc>
       </w:tr>
       <w:tr>
+        <w:trPr>
+          <w:cantSplit w:val="true"/>
+        </w:trPr>
         <w:tc>
           <w:tcPr>
             <w:tcW w:type="dxa" w:w="4656"/>
+            <w:tcMar>
+              <w:top w:w="57" w:type="dxa"/>
+              <w:left w:w="57" w:type="dxa"/>
+              <w:bottom w:w="57" w:type="dxa"/>
+              <w:right w:w="57" w:type="dxa"/>
+            </w:tcMar>
           </w:tcPr>
           <w:p>
             <w:r>
+              <w:rPr>
+                <w:rFonts w:ascii="Arial" w:hAnsi="Arial" w:cs="Arial"/>
+                <w:color w:val="000000"/>
+                <w:sz w:val="20"/>
+              </w:rPr>
               <w:t>Garis Panduan Sistem Mata Bagi Program Pendidikan Berterusan</w:t>
             </w:r>
           </w:p>
@@ -2395,21 +4313,46 @@
         <w:tc>
           <w:tcPr>
             <w:tcW w:type="dxa" w:w="4656"/>
+            <w:tcMar>
+              <w:top w:w="57" w:type="dxa"/>
+              <w:left w:w="57" w:type="dxa"/>
+              <w:bottom w:w="57" w:type="dxa"/>
+              <w:right w:w="57" w:type="dxa"/>
+            </w:tcMar>
           </w:tcPr>
           <w:p>
             <w:r>
+              <w:rPr>
+                <w:rFonts w:ascii="Arial" w:hAnsi="Arial" w:cs="Arial"/>
+                <w:color w:val="000000"/>
+                <w:sz w:val="20"/>
+              </w:rPr>
               <w:t>2012</w:t>
             </w:r>
           </w:p>
         </w:tc>
       </w:tr>
       <w:tr>
+        <w:trPr>
+          <w:cantSplit w:val="true"/>
+        </w:trPr>
         <w:tc>
           <w:tcPr>
             <w:tcW w:type="dxa" w:w="4656"/>
+            <w:tcMar>
+              <w:top w:w="57" w:type="dxa"/>
+              <w:left w:w="57" w:type="dxa"/>
+              <w:bottom w:w="57" w:type="dxa"/>
+              <w:right w:w="57" w:type="dxa"/>
+            </w:tcMar>
           </w:tcPr>
           <w:p>
             <w:r>
+              <w:rPr>
+                <w:rFonts w:ascii="Arial" w:hAnsi="Arial" w:cs="Arial"/>
+                <w:color w:val="000000"/>
+                <w:sz w:val="20"/>
+              </w:rPr>
               <w:t>Garis Panduan Pendaftaran Pusat Pengajar Penyelia Keselamatan Tapak Bina</w:t>
             </w:r>
           </w:p>
@@ -2417,21 +4360,46 @@
         <w:tc>
           <w:tcPr>
             <w:tcW w:type="dxa" w:w="4656"/>
+            <w:tcMar>
+              <w:top w:w="57" w:type="dxa"/>
+              <w:left w:w="57" w:type="dxa"/>
+              <w:bottom w:w="57" w:type="dxa"/>
+              <w:right w:w="57" w:type="dxa"/>
+            </w:tcMar>
           </w:tcPr>
           <w:p>
             <w:r>
+              <w:rPr>
+                <w:rFonts w:ascii="Arial" w:hAnsi="Arial" w:cs="Arial"/>
+                <w:color w:val="000000"/>
+                <w:sz w:val="20"/>
+              </w:rPr>
               <w:t>2011</w:t>
             </w:r>
           </w:p>
         </w:tc>
       </w:tr>
       <w:tr>
+        <w:trPr>
+          <w:cantSplit w:val="true"/>
+        </w:trPr>
         <w:tc>
           <w:tcPr>
             <w:tcW w:type="dxa" w:w="4656"/>
+            <w:tcMar>
+              <w:top w:w="57" w:type="dxa"/>
+              <w:left w:w="57" w:type="dxa"/>
+              <w:bottom w:w="57" w:type="dxa"/>
+              <w:right w:w="57" w:type="dxa"/>
+            </w:tcMar>
           </w:tcPr>
           <w:p>
             <w:r>
+              <w:rPr>
+                <w:rFonts w:ascii="Arial" w:hAnsi="Arial" w:cs="Arial"/>
+                <w:color w:val="000000"/>
+                <w:sz w:val="20"/>
+              </w:rPr>
               <w:t>Garis Panduan Latihan Pekerja, Pendaftaran Pusat Pengajar Dan Pengendalian Kursus Keselamatan Dan Kesihatan Pekerjaan Di Ruang Terkurung</w:t>
             </w:r>
           </w:p>
@@ -2439,21 +4407,46 @@
         <w:tc>
           <w:tcPr>
             <w:tcW w:type="dxa" w:w="4656"/>
+            <w:tcMar>
+              <w:top w:w="57" w:type="dxa"/>
+              <w:left w:w="57" w:type="dxa"/>
+              <w:bottom w:w="57" w:type="dxa"/>
+              <w:right w:w="57" w:type="dxa"/>
+            </w:tcMar>
           </w:tcPr>
           <w:p>
             <w:r>
+              <w:rPr>
+                <w:rFonts w:ascii="Arial" w:hAnsi="Arial" w:cs="Arial"/>
+                <w:color w:val="000000"/>
+                <w:sz w:val="20"/>
+              </w:rPr>
               <w:t>2008</w:t>
             </w:r>
           </w:p>
         </w:tc>
       </w:tr>
       <w:tr>
+        <w:trPr>
+          <w:cantSplit w:val="true"/>
+        </w:trPr>
         <w:tc>
           <w:tcPr>
             <w:tcW w:type="dxa" w:w="4656"/>
+            <w:tcMar>
+              <w:top w:w="57" w:type="dxa"/>
+              <w:left w:w="57" w:type="dxa"/>
+              <w:bottom w:w="57" w:type="dxa"/>
+              <w:right w:w="57" w:type="dxa"/>
+            </w:tcMar>
           </w:tcPr>
           <w:p>
             <w:r>
+              <w:rPr>
+                <w:rFonts w:ascii="Arial" w:hAnsi="Arial" w:cs="Arial"/>
+                <w:color w:val="000000"/>
+                <w:sz w:val="20"/>
+              </w:rPr>
               <w:t>Garis Panduan Pengiktirafan Sebagai Pusat Pengajar Kursus Operator Kren</w:t>
             </w:r>
           </w:p>
@@ -2461,21 +4454,46 @@
         <w:tc>
           <w:tcPr>
             <w:tcW w:type="dxa" w:w="4656"/>
+            <w:tcMar>
+              <w:top w:w="57" w:type="dxa"/>
+              <w:left w:w="57" w:type="dxa"/>
+              <w:bottom w:w="57" w:type="dxa"/>
+              <w:right w:w="57" w:type="dxa"/>
+            </w:tcMar>
           </w:tcPr>
           <w:p>
             <w:r>
+              <w:rPr>
+                <w:rFonts w:ascii="Arial" w:hAnsi="Arial" w:cs="Arial"/>
+                <w:color w:val="000000"/>
+                <w:sz w:val="20"/>
+              </w:rPr>
               <w:t>2004</w:t>
             </w:r>
           </w:p>
         </w:tc>
       </w:tr>
       <w:tr>
+        <w:trPr>
+          <w:cantSplit w:val="true"/>
+        </w:trPr>
         <w:tc>
           <w:tcPr>
             <w:tcW w:type="dxa" w:w="4656"/>
+            <w:tcMar>
+              <w:top w:w="57" w:type="dxa"/>
+              <w:left w:w="57" w:type="dxa"/>
+              <w:bottom w:w="57" w:type="dxa"/>
+              <w:right w:w="57" w:type="dxa"/>
+            </w:tcMar>
           </w:tcPr>
           <w:p>
             <w:r>
+              <w:rPr>
+                <w:rFonts w:ascii="Arial" w:hAnsi="Arial" w:cs="Arial"/>
+                <w:color w:val="000000"/>
+                <w:sz w:val="20"/>
+              </w:rPr>
               <w:t>Garis Panduan Untuk Permohonan Pengiktirafan Sebagai Pusat Pengajar Pengendali Perancah</w:t>
             </w:r>
           </w:p>
@@ -2483,21 +4501,46 @@
         <w:tc>
           <w:tcPr>
             <w:tcW w:type="dxa" w:w="4656"/>
+            <w:tcMar>
+              <w:top w:w="57" w:type="dxa"/>
+              <w:left w:w="57" w:type="dxa"/>
+              <w:bottom w:w="57" w:type="dxa"/>
+              <w:right w:w="57" w:type="dxa"/>
+            </w:tcMar>
           </w:tcPr>
           <w:p>
             <w:r>
+              <w:rPr>
+                <w:rFonts w:ascii="Arial" w:hAnsi="Arial" w:cs="Arial"/>
+                <w:color w:val="000000"/>
+                <w:sz w:val="20"/>
+              </w:rPr>
               <w:t>2003</w:t>
             </w:r>
           </w:p>
         </w:tc>
       </w:tr>
       <w:tr>
+        <w:trPr>
+          <w:cantSplit w:val="true"/>
+        </w:trPr>
         <w:tc>
           <w:tcPr>
             <w:tcW w:type="dxa" w:w="4656"/>
+            <w:tcMar>
+              <w:top w:w="57" w:type="dxa"/>
+              <w:left w:w="57" w:type="dxa"/>
+              <w:bottom w:w="57" w:type="dxa"/>
+              <w:right w:w="57" w:type="dxa"/>
+            </w:tcMar>
           </w:tcPr>
           <w:p>
             <w:r>
+              <w:rPr>
+                <w:rFonts w:ascii="Arial" w:hAnsi="Arial" w:cs="Arial"/>
+                <w:color w:val="000000"/>
+                <w:sz w:val="20"/>
+              </w:rPr>
               <w:t>Garis Panduan Untuk Memohon Sebagai Pusat Pengajar Pegawai Keselamatan Dan Kesihatan</w:t>
             </w:r>
           </w:p>
@@ -2505,21 +4548,46 @@
         <w:tc>
           <w:tcPr>
             <w:tcW w:type="dxa" w:w="4656"/>
+            <w:tcMar>
+              <w:top w:w="57" w:type="dxa"/>
+              <w:left w:w="57" w:type="dxa"/>
+              <w:bottom w:w="57" w:type="dxa"/>
+              <w:right w:w="57" w:type="dxa"/>
+            </w:tcMar>
           </w:tcPr>
           <w:p>
             <w:r>
+              <w:rPr>
+                <w:rFonts w:ascii="Arial" w:hAnsi="Arial" w:cs="Arial"/>
+                <w:color w:val="000000"/>
+                <w:sz w:val="20"/>
+              </w:rPr>
               <w:t>2003</w:t>
             </w:r>
           </w:p>
         </w:tc>
       </w:tr>
       <w:tr>
+        <w:trPr>
+          <w:cantSplit w:val="true"/>
+        </w:trPr>
         <w:tc>
           <w:tcPr>
             <w:tcW w:type="dxa" w:w="4656"/>
+            <w:tcMar>
+              <w:top w:w="57" w:type="dxa"/>
+              <w:left w:w="57" w:type="dxa"/>
+              <w:bottom w:w="57" w:type="dxa"/>
+              <w:right w:w="57" w:type="dxa"/>
+            </w:tcMar>
           </w:tcPr>
           <w:p>
             <w:r>
+              <w:rPr>
+                <w:rFonts w:ascii="Arial" w:hAnsi="Arial" w:cs="Arial"/>
+                <w:color w:val="000000"/>
+                <w:sz w:val="20"/>
+              </w:rPr>
               <w:t>Guidelines For The Registration Of Assessors, Hygiene Technician And Occupational Health Doctor</w:t>
             </w:r>
           </w:p>
@@ -2527,21 +4595,46 @@
         <w:tc>
           <w:tcPr>
             <w:tcW w:type="dxa" w:w="4656"/>
+            <w:tcMar>
+              <w:top w:w="57" w:type="dxa"/>
+              <w:left w:w="57" w:type="dxa"/>
+              <w:bottom w:w="57" w:type="dxa"/>
+              <w:right w:w="57" w:type="dxa"/>
+            </w:tcMar>
           </w:tcPr>
           <w:p>
             <w:r>
+              <w:rPr>
+                <w:rFonts w:ascii="Arial" w:hAnsi="Arial" w:cs="Arial"/>
+                <w:color w:val="000000"/>
+                <w:sz w:val="20"/>
+              </w:rPr>
               <w:t>2000</w:t>
             </w:r>
           </w:p>
         </w:tc>
       </w:tr>
       <w:tr>
+        <w:trPr>
+          <w:cantSplit w:val="true"/>
+        </w:trPr>
         <w:tc>
           <w:tcPr>
             <w:tcW w:type="dxa" w:w="4656"/>
+            <w:tcMar>
+              <w:top w:w="57" w:type="dxa"/>
+              <w:left w:w="57" w:type="dxa"/>
+              <w:bottom w:w="57" w:type="dxa"/>
+              <w:right w:w="57" w:type="dxa"/>
+            </w:tcMar>
           </w:tcPr>
           <w:p>
             <w:r>
+              <w:rPr>
+                <w:rFonts w:ascii="Arial" w:hAnsi="Arial" w:cs="Arial"/>
+                <w:color w:val="000000"/>
+                <w:sz w:val="20"/>
+              </w:rPr>
               <w:t>Examination Syllabus For Engineer's Certification Of Competency (Steam And Internal Combustion Engines) Examination</w:t>
             </w:r>
           </w:p>
@@ -2549,21 +4642,46 @@
         <w:tc>
           <w:tcPr>
             <w:tcW w:type="dxa" w:w="4656"/>
+            <w:tcMar>
+              <w:top w:w="57" w:type="dxa"/>
+              <w:left w:w="57" w:type="dxa"/>
+              <w:bottom w:w="57" w:type="dxa"/>
+              <w:right w:w="57" w:type="dxa"/>
+            </w:tcMar>
           </w:tcPr>
           <w:p>
             <w:r>
+              <w:rPr>
+                <w:rFonts w:ascii="Arial" w:hAnsi="Arial" w:cs="Arial"/>
+                <w:color w:val="000000"/>
+                <w:sz w:val="20"/>
+              </w:rPr>
               <w:t>1996</w:t>
             </w:r>
           </w:p>
         </w:tc>
       </w:tr>
       <w:tr>
+        <w:trPr>
+          <w:cantSplit w:val="true"/>
+        </w:trPr>
         <w:tc>
           <w:tcPr>
             <w:tcW w:type="dxa" w:w="4656"/>
+            <w:tcMar>
+              <w:top w:w="57" w:type="dxa"/>
+              <w:left w:w="57" w:type="dxa"/>
+              <w:bottom w:w="57" w:type="dxa"/>
+              <w:right w:w="57" w:type="dxa"/>
+            </w:tcMar>
           </w:tcPr>
           <w:p>
             <w:r>
+              <w:rPr>
+                <w:rFonts w:ascii="Arial" w:hAnsi="Arial" w:cs="Arial"/>
+                <w:color w:val="000000"/>
+                <w:sz w:val="20"/>
+              </w:rPr>
               <w:t>Guidelines For Public Safety And Health At Construction Sites</w:t>
             </w:r>
           </w:p>
@@ -2571,21 +4689,46 @@
         <w:tc>
           <w:tcPr>
             <w:tcW w:type="dxa" w:w="4656"/>
+            <w:tcMar>
+              <w:top w:w="57" w:type="dxa"/>
+              <w:left w:w="57" w:type="dxa"/>
+              <w:bottom w:w="57" w:type="dxa"/>
+              <w:right w:w="57" w:type="dxa"/>
+            </w:tcMar>
           </w:tcPr>
           <w:p>
             <w:r>
+              <w:rPr>
+                <w:rFonts w:ascii="Arial" w:hAnsi="Arial" w:cs="Arial"/>
+                <w:color w:val="000000"/>
+                <w:sz w:val="20"/>
+              </w:rPr>
               <w:t>2007</w:t>
             </w:r>
           </w:p>
         </w:tc>
       </w:tr>
       <w:tr>
+        <w:trPr>
+          <w:cantSplit w:val="true"/>
+        </w:trPr>
         <w:tc>
           <w:tcPr>
             <w:tcW w:type="dxa" w:w="4656"/>
+            <w:tcMar>
+              <w:top w:w="57" w:type="dxa"/>
+              <w:left w:w="57" w:type="dxa"/>
+              <w:bottom w:w="57" w:type="dxa"/>
+              <w:right w:w="57" w:type="dxa"/>
+            </w:tcMar>
           </w:tcPr>
           <w:p>
             <w:r>
+              <w:rPr>
+                <w:rFonts w:ascii="Arial" w:hAnsi="Arial" w:cs="Arial"/>
+                <w:color w:val="000000"/>
+                <w:sz w:val="20"/>
+              </w:rPr>
               <w:t>Guidelines For The Prevention Of Falls At Workplaces</w:t>
             </w:r>
           </w:p>
@@ -2593,21 +4736,46 @@
         <w:tc>
           <w:tcPr>
             <w:tcW w:type="dxa" w:w="4656"/>
+            <w:tcMar>
+              <w:top w:w="57" w:type="dxa"/>
+              <w:left w:w="57" w:type="dxa"/>
+              <w:bottom w:w="57" w:type="dxa"/>
+              <w:right w:w="57" w:type="dxa"/>
+            </w:tcMar>
           </w:tcPr>
           <w:p>
             <w:r>
+              <w:rPr>
+                <w:rFonts w:ascii="Arial" w:hAnsi="Arial" w:cs="Arial"/>
+                <w:color w:val="000000"/>
+                <w:sz w:val="20"/>
+              </w:rPr>
               <w:t>2007</w:t>
             </w:r>
           </w:p>
         </w:tc>
       </w:tr>
       <w:tr>
+        <w:trPr>
+          <w:cantSplit w:val="true"/>
+        </w:trPr>
         <w:tc>
           <w:tcPr>
             <w:tcW w:type="dxa" w:w="4656"/>
+            <w:tcMar>
+              <w:top w:w="57" w:type="dxa"/>
+              <w:left w:w="57" w:type="dxa"/>
+              <w:bottom w:w="57" w:type="dxa"/>
+              <w:right w:w="57" w:type="dxa"/>
+            </w:tcMar>
           </w:tcPr>
           <w:p>
             <w:r>
+              <w:rPr>
+                <w:rFonts w:ascii="Arial" w:hAnsi="Arial" w:cs="Arial"/>
+                <w:color w:val="000000"/>
+                <w:sz w:val="20"/>
+              </w:rPr>
               <w:t>Guidelines On Trenching For Construction Safety</w:t>
             </w:r>
           </w:p>
@@ -2615,21 +4783,46 @@
         <w:tc>
           <w:tcPr>
             <w:tcW w:type="dxa" w:w="4656"/>
+            <w:tcMar>
+              <w:top w:w="57" w:type="dxa"/>
+              <w:left w:w="57" w:type="dxa"/>
+              <w:bottom w:w="57" w:type="dxa"/>
+              <w:right w:w="57" w:type="dxa"/>
+            </w:tcMar>
           </w:tcPr>
           <w:p>
             <w:r>
+              <w:rPr>
+                <w:rFonts w:ascii="Arial" w:hAnsi="Arial" w:cs="Arial"/>
+                <w:color w:val="000000"/>
+                <w:sz w:val="20"/>
+              </w:rPr>
               <w:t>2000</w:t>
             </w:r>
           </w:p>
         </w:tc>
       </w:tr>
       <w:tr>
+        <w:trPr>
+          <w:cantSplit w:val="true"/>
+        </w:trPr>
         <w:tc>
           <w:tcPr>
             <w:tcW w:type="dxa" w:w="4656"/>
+            <w:tcMar>
+              <w:top w:w="57" w:type="dxa"/>
+              <w:left w:w="57" w:type="dxa"/>
+              <w:bottom w:w="57" w:type="dxa"/>
+              <w:right w:w="57" w:type="dxa"/>
+            </w:tcMar>
           </w:tcPr>
           <w:p>
             <w:r>
+              <w:rPr>
+                <w:rFonts w:ascii="Arial" w:hAnsi="Arial" w:cs="Arial"/>
+                <w:color w:val="000000"/>
+                <w:sz w:val="20"/>
+              </w:rPr>
               <w:t>Guidelines On Occupational Safety And Health In Tunnel Construction</w:t>
             </w:r>
           </w:p>
@@ -2637,9 +4830,20 @@
         <w:tc>
           <w:tcPr>
             <w:tcW w:type="dxa" w:w="4656"/>
+            <w:tcMar>
+              <w:top w:w="57" w:type="dxa"/>
+              <w:left w:w="57" w:type="dxa"/>
+              <w:bottom w:w="57" w:type="dxa"/>
+              <w:right w:w="57" w:type="dxa"/>
+            </w:tcMar>
           </w:tcPr>
           <w:p>
             <w:r>
+              <w:rPr>
+                <w:rFonts w:ascii="Arial" w:hAnsi="Arial" w:cs="Arial"/>
+                <w:color w:val="000000"/>
+                <w:sz w:val="20"/>
+              </w:rPr>
               <w:t>1998</w:t>
             </w:r>
           </w:p>
@@ -2647,18 +4851,33 @@
       </w:tr>
     </w:tbl>
     <w:p>
+      <w:pPr>
+        <w:spacing w:line="276" w:lineRule="auto" w:after="120"/>
+        <w:jc w:val="left"/>
+      </w:pPr>
       <w:r>
         <w:rPr>
+          <w:rFonts w:ascii="Arial" w:hAnsi="Arial" w:cs="Arial"/>
           <w:b/>
+          <w:color w:val="000000"/>
+          <w:sz w:val="22"/>
         </w:rPr>
         <w:t>Jadual 3: Kod Amalan Yang Dibuat Di Bawah OSHA 1994</w:t>
       </w:r>
       <w:r>
+        <w:rPr>
+          <w:rFonts w:ascii="Arial" w:hAnsi="Arial" w:cs="Arial"/>
+          <w:color w:val="000000"/>
+          <w:sz w:val="22"/>
+        </w:rPr>
         <w:t xml:space="preserve"> </w:t>
       </w:r>
       <w:r>
         <w:rPr>
+          <w:rFonts w:ascii="Arial" w:hAnsi="Arial" w:cs="Arial"/>
           <w:i/>
+          <w:color w:val="000000"/>
+          <w:sz w:val="22"/>
         </w:rPr>
         <w:t>(Table 3: Code of Practices made under OSHA 1994)</w:t>
       </w:r>
@@ -2667,6 +4886,7 @@
       <w:tblPr>
         <w:tblStyle w:val="TableGrid"/>
         <w:tblW w:type="auto" w:w="0"/>
+        <w:tblLayout w:type="autofit"/>
         <w:tblLook w:firstColumn="1" w:firstRow="1" w:lastColumn="0" w:lastRow="0" w:noHBand="0" w:noVBand="1" w:val="04A0"/>
       </w:tblPr>
       <w:tblGrid>
@@ -2675,12 +4895,29 @@
         <w:gridCol w:w="3104"/>
       </w:tblGrid>
       <w:tr>
+        <w:trPr>
+          <w:tblHeader w:val="true"/>
+          <w:cantSplit w:val="true"/>
+        </w:trPr>
         <w:tc>
           <w:tcPr>
             <w:tcW w:type="dxa" w:w="3104"/>
+            <w:tcMar>
+              <w:top w:w="57" w:type="dxa"/>
+              <w:left w:w="57" w:type="dxa"/>
+              <w:bottom w:w="57" w:type="dxa"/>
+              <w:right w:w="57" w:type="dxa"/>
+            </w:tcMar>
+            <w:shd w:val="clear" w:color="auto" w:fill="D9D9D9"/>
           </w:tcPr>
           <w:p>
             <w:r>
+              <w:rPr>
+                <w:rFonts w:ascii="Arial" w:hAnsi="Arial" w:cs="Arial"/>
+                <w:b/>
+                <w:color w:val="000000"/>
+                <w:sz w:val="20"/>
+              </w:rPr>
               <w:t>Bil</w:t>
             </w:r>
           </w:p>
@@ -2688,9 +4925,22 @@
         <w:tc>
           <w:tcPr>
             <w:tcW w:type="dxa" w:w="3104"/>
+            <w:tcMar>
+              <w:top w:w="57" w:type="dxa"/>
+              <w:left w:w="57" w:type="dxa"/>
+              <w:bottom w:w="57" w:type="dxa"/>
+              <w:right w:w="57" w:type="dxa"/>
+            </w:tcMar>
+            <w:shd w:val="clear" w:color="auto" w:fill="D9D9D9"/>
           </w:tcPr>
           <w:p>
             <w:r>
+              <w:rPr>
+                <w:rFonts w:ascii="Arial" w:hAnsi="Arial" w:cs="Arial"/>
+                <w:b/>
+                <w:color w:val="000000"/>
+                <w:sz w:val="20"/>
+              </w:rPr>
               <w:t>ICOP</w:t>
             </w:r>
           </w:p>
@@ -2698,21 +4948,48 @@
         <w:tc>
           <w:tcPr>
             <w:tcW w:type="dxa" w:w="3104"/>
+            <w:tcMar>
+              <w:top w:w="57" w:type="dxa"/>
+              <w:left w:w="57" w:type="dxa"/>
+              <w:bottom w:w="57" w:type="dxa"/>
+              <w:right w:w="57" w:type="dxa"/>
+            </w:tcMar>
+            <w:shd w:val="clear" w:color="auto" w:fill="D9D9D9"/>
           </w:tcPr>
           <w:p>
             <w:r>
+              <w:rPr>
+                <w:rFonts w:ascii="Arial" w:hAnsi="Arial" w:cs="Arial"/>
+                <w:b/>
+                <w:color w:val="000000"/>
+                <w:sz w:val="20"/>
+              </w:rPr>
               <w:t>Tahun</w:t>
             </w:r>
           </w:p>
         </w:tc>
       </w:tr>
       <w:tr>
+        <w:trPr>
+          <w:cantSplit w:val="true"/>
+        </w:trPr>
         <w:tc>
           <w:tcPr>
             <w:tcW w:type="dxa" w:w="3104"/>
+            <w:tcMar>
+              <w:top w:w="57" w:type="dxa"/>
+              <w:left w:w="57" w:type="dxa"/>
+              <w:bottom w:w="57" w:type="dxa"/>
+              <w:right w:w="57" w:type="dxa"/>
+            </w:tcMar>
           </w:tcPr>
           <w:p>
             <w:r>
+              <w:rPr>
+                <w:rFonts w:ascii="Arial" w:hAnsi="Arial" w:cs="Arial"/>
+                <w:color w:val="000000"/>
+                <w:sz w:val="20"/>
+              </w:rPr>
               <w:t>1</w:t>
             </w:r>
           </w:p>
@@ -2720,9 +4997,20 @@
         <w:tc>
           <w:tcPr>
             <w:tcW w:type="dxa" w:w="3104"/>
+            <w:tcMar>
+              <w:top w:w="57" w:type="dxa"/>
+              <w:left w:w="57" w:type="dxa"/>
+              <w:bottom w:w="57" w:type="dxa"/>
+              <w:right w:w="57" w:type="dxa"/>
+            </w:tcMar>
           </w:tcPr>
           <w:p>
             <w:r>
+              <w:rPr>
+                <w:rFonts w:ascii="Arial" w:hAnsi="Arial" w:cs="Arial"/>
+                <w:color w:val="000000"/>
+                <w:sz w:val="20"/>
+              </w:rPr>
               <w:t>Approved Code Of Practice On HIV/AIDS In Workplace</w:t>
             </w:r>
           </w:p>
@@ -2730,21 +5018,46 @@
         <w:tc>
           <w:tcPr>
             <w:tcW w:type="dxa" w:w="3104"/>
+            <w:tcMar>
+              <w:top w:w="57" w:type="dxa"/>
+              <w:left w:w="57" w:type="dxa"/>
+              <w:bottom w:w="57" w:type="dxa"/>
+              <w:right w:w="57" w:type="dxa"/>
+            </w:tcMar>
           </w:tcPr>
           <w:p>
             <w:r>
+              <w:rPr>
+                <w:rFonts w:ascii="Arial" w:hAnsi="Arial" w:cs="Arial"/>
+                <w:color w:val="000000"/>
+                <w:sz w:val="20"/>
+              </w:rPr>
               <w:t>2001</w:t>
             </w:r>
           </w:p>
         </w:tc>
       </w:tr>
       <w:tr>
+        <w:trPr>
+          <w:cantSplit w:val="true"/>
+        </w:trPr>
         <w:tc>
           <w:tcPr>
             <w:tcW w:type="dxa" w:w="3104"/>
+            <w:tcMar>
+              <w:top w:w="57" w:type="dxa"/>
+              <w:left w:w="57" w:type="dxa"/>
+              <w:bottom w:w="57" w:type="dxa"/>
+              <w:right w:w="57" w:type="dxa"/>
+            </w:tcMar>
           </w:tcPr>
           <w:p>
             <w:r>
+              <w:rPr>
+                <w:rFonts w:ascii="Arial" w:hAnsi="Arial" w:cs="Arial"/>
+                <w:color w:val="000000"/>
+                <w:sz w:val="20"/>
+              </w:rPr>
               <w:t>2</w:t>
             </w:r>
           </w:p>
@@ -2752,9 +5065,20 @@
         <w:tc>
           <w:tcPr>
             <w:tcW w:type="dxa" w:w="3104"/>
+            <w:tcMar>
+              <w:top w:w="57" w:type="dxa"/>
+              <w:left w:w="57" w:type="dxa"/>
+              <w:bottom w:w="57" w:type="dxa"/>
+              <w:right w:w="57" w:type="dxa"/>
+            </w:tcMar>
           </w:tcPr>
           <w:p>
             <w:r>
+              <w:rPr>
+                <w:rFonts w:ascii="Arial" w:hAnsi="Arial" w:cs="Arial"/>
+                <w:color w:val="000000"/>
+                <w:sz w:val="20"/>
+              </w:rPr>
               <w:t>Code Of Practice On Prevention And Management Of HIV/AIDS At The Workplace</w:t>
             </w:r>
           </w:p>
@@ -2762,21 +5086,46 @@
         <w:tc>
           <w:tcPr>
             <w:tcW w:type="dxa" w:w="3104"/>
+            <w:tcMar>
+              <w:top w:w="57" w:type="dxa"/>
+              <w:left w:w="57" w:type="dxa"/>
+              <w:bottom w:w="57" w:type="dxa"/>
+              <w:right w:w="57" w:type="dxa"/>
+            </w:tcMar>
           </w:tcPr>
           <w:p>
             <w:r>
+              <w:rPr>
+                <w:rFonts w:ascii="Arial" w:hAnsi="Arial" w:cs="Arial"/>
+                <w:color w:val="000000"/>
+                <w:sz w:val="20"/>
+              </w:rPr>
               <w:t>2001</w:t>
             </w:r>
           </w:p>
         </w:tc>
       </w:tr>
       <w:tr>
+        <w:trPr>
+          <w:cantSplit w:val="true"/>
+        </w:trPr>
         <w:tc>
           <w:tcPr>
             <w:tcW w:type="dxa" w:w="3104"/>
+            <w:tcMar>
+              <w:top w:w="57" w:type="dxa"/>
+              <w:left w:w="57" w:type="dxa"/>
+              <w:bottom w:w="57" w:type="dxa"/>
+              <w:right w:w="57" w:type="dxa"/>
+            </w:tcMar>
           </w:tcPr>
           <w:p>
             <w:r>
+              <w:rPr>
+                <w:rFonts w:ascii="Arial" w:hAnsi="Arial" w:cs="Arial"/>
+                <w:color w:val="000000"/>
+                <w:sz w:val="20"/>
+              </w:rPr>
               <w:t>3</w:t>
             </w:r>
           </w:p>
@@ -2784,9 +5133,20 @@
         <w:tc>
           <w:tcPr>
             <w:tcW w:type="dxa" w:w="3104"/>
+            <w:tcMar>
+              <w:top w:w="57" w:type="dxa"/>
+              <w:left w:w="57" w:type="dxa"/>
+              <w:bottom w:w="57" w:type="dxa"/>
+              <w:right w:w="57" w:type="dxa"/>
+            </w:tcMar>
           </w:tcPr>
           <w:p>
             <w:r>
+              <w:rPr>
+                <w:rFonts w:ascii="Arial" w:hAnsi="Arial" w:cs="Arial"/>
+                <w:color w:val="000000"/>
+                <w:sz w:val="20"/>
+              </w:rPr>
               <w:t>Industry Code Of Practice On Chemicals Classification And Hazard Communication</w:t>
             </w:r>
           </w:p>
@@ -2794,21 +5154,46 @@
         <w:tc>
           <w:tcPr>
             <w:tcW w:type="dxa" w:w="3104"/>
+            <w:tcMar>
+              <w:top w:w="57" w:type="dxa"/>
+              <w:left w:w="57" w:type="dxa"/>
+              <w:bottom w:w="57" w:type="dxa"/>
+              <w:right w:w="57" w:type="dxa"/>
+            </w:tcMar>
           </w:tcPr>
           <w:p>
             <w:r>
+              <w:rPr>
+                <w:rFonts w:ascii="Arial" w:hAnsi="Arial" w:cs="Arial"/>
+                <w:color w:val="000000"/>
+                <w:sz w:val="20"/>
+              </w:rPr>
               <w:t>2014</w:t>
             </w:r>
           </w:p>
         </w:tc>
       </w:tr>
       <w:tr>
+        <w:trPr>
+          <w:cantSplit w:val="true"/>
+        </w:trPr>
         <w:tc>
           <w:tcPr>
             <w:tcW w:type="dxa" w:w="3104"/>
+            <w:tcMar>
+              <w:top w:w="57" w:type="dxa"/>
+              <w:left w:w="57" w:type="dxa"/>
+              <w:bottom w:w="57" w:type="dxa"/>
+              <w:right w:w="57" w:type="dxa"/>
+            </w:tcMar>
           </w:tcPr>
           <w:p>
             <w:r>
+              <w:rPr>
+                <w:rFonts w:ascii="Arial" w:hAnsi="Arial" w:cs="Arial"/>
+                <w:color w:val="000000"/>
+                <w:sz w:val="20"/>
+              </w:rPr>
               <w:t>4</w:t>
             </w:r>
           </w:p>
@@ -2816,9 +5201,20 @@
         <w:tc>
           <w:tcPr>
             <w:tcW w:type="dxa" w:w="3104"/>
+            <w:tcMar>
+              <w:top w:w="57" w:type="dxa"/>
+              <w:left w:w="57" w:type="dxa"/>
+              <w:bottom w:w="57" w:type="dxa"/>
+              <w:right w:w="57" w:type="dxa"/>
+            </w:tcMar>
           </w:tcPr>
           <w:p>
             <w:r>
+              <w:rPr>
+                <w:rFonts w:ascii="Arial" w:hAnsi="Arial" w:cs="Arial"/>
+                <w:color w:val="000000"/>
+                <w:sz w:val="20"/>
+              </w:rPr>
               <w:t>Industry Code Of Practice On Indoor Air Quality</w:t>
             </w:r>
           </w:p>
@@ -2826,21 +5222,46 @@
         <w:tc>
           <w:tcPr>
             <w:tcW w:type="dxa" w:w="3104"/>
+            <w:tcMar>
+              <w:top w:w="57" w:type="dxa"/>
+              <w:left w:w="57" w:type="dxa"/>
+              <w:bottom w:w="57" w:type="dxa"/>
+              <w:right w:w="57" w:type="dxa"/>
+            </w:tcMar>
           </w:tcPr>
           <w:p>
             <w:r>
+              <w:rPr>
+                <w:rFonts w:ascii="Arial" w:hAnsi="Arial" w:cs="Arial"/>
+                <w:color w:val="000000"/>
+                <w:sz w:val="20"/>
+              </w:rPr>
               <w:t>2010</w:t>
             </w:r>
           </w:p>
         </w:tc>
       </w:tr>
       <w:tr>
+        <w:trPr>
+          <w:cantSplit w:val="true"/>
+        </w:trPr>
         <w:tc>
           <w:tcPr>
             <w:tcW w:type="dxa" w:w="3104"/>
+            <w:tcMar>
+              <w:top w:w="57" w:type="dxa"/>
+              <w:left w:w="57" w:type="dxa"/>
+              <w:bottom w:w="57" w:type="dxa"/>
+              <w:right w:w="57" w:type="dxa"/>
+            </w:tcMar>
           </w:tcPr>
           <w:p>
             <w:r>
+              <w:rPr>
+                <w:rFonts w:ascii="Arial" w:hAnsi="Arial" w:cs="Arial"/>
+                <w:color w:val="000000"/>
+                <w:sz w:val="20"/>
+              </w:rPr>
               <w:t>5</w:t>
             </w:r>
           </w:p>
@@ -2848,9 +5269,20 @@
         <w:tc>
           <w:tcPr>
             <w:tcW w:type="dxa" w:w="3104"/>
+            <w:tcMar>
+              <w:top w:w="57" w:type="dxa"/>
+              <w:left w:w="57" w:type="dxa"/>
+              <w:bottom w:w="57" w:type="dxa"/>
+              <w:right w:w="57" w:type="dxa"/>
+            </w:tcMar>
           </w:tcPr>
           <w:p>
             <w:r>
+              <w:rPr>
+                <w:rFonts w:ascii="Arial" w:hAnsi="Arial" w:cs="Arial"/>
+                <w:color w:val="000000"/>
+                <w:sz w:val="20"/>
+              </w:rPr>
               <w:t>Code Of Practice For Road Transport Activities</w:t>
             </w:r>
           </w:p>
@@ -2858,21 +5290,46 @@
         <w:tc>
           <w:tcPr>
             <w:tcW w:type="dxa" w:w="3104"/>
+            <w:tcMar>
+              <w:top w:w="57" w:type="dxa"/>
+              <w:left w:w="57" w:type="dxa"/>
+              <w:bottom w:w="57" w:type="dxa"/>
+              <w:right w:w="57" w:type="dxa"/>
+            </w:tcMar>
           </w:tcPr>
           <w:p>
             <w:r>
+              <w:rPr>
+                <w:rFonts w:ascii="Arial" w:hAnsi="Arial" w:cs="Arial"/>
+                <w:color w:val="000000"/>
+                <w:sz w:val="20"/>
+              </w:rPr>
               <w:t>2010</w:t>
             </w:r>
           </w:p>
         </w:tc>
       </w:tr>
       <w:tr>
+        <w:trPr>
+          <w:cantSplit w:val="true"/>
+        </w:trPr>
         <w:tc>
           <w:tcPr>
             <w:tcW w:type="dxa" w:w="3104"/>
+            <w:tcMar>
+              <w:top w:w="57" w:type="dxa"/>
+              <w:left w:w="57" w:type="dxa"/>
+              <w:bottom w:w="57" w:type="dxa"/>
+              <w:right w:w="57" w:type="dxa"/>
+            </w:tcMar>
           </w:tcPr>
           <w:p>
             <w:r>
+              <w:rPr>
+                <w:rFonts w:ascii="Arial" w:hAnsi="Arial" w:cs="Arial"/>
+                <w:color w:val="000000"/>
+                <w:sz w:val="20"/>
+              </w:rPr>
               <w:t>6</w:t>
             </w:r>
           </w:p>
@@ -2880,9 +5337,20 @@
         <w:tc>
           <w:tcPr>
             <w:tcW w:type="dxa" w:w="3104"/>
+            <w:tcMar>
+              <w:top w:w="57" w:type="dxa"/>
+              <w:left w:w="57" w:type="dxa"/>
+              <w:bottom w:w="57" w:type="dxa"/>
+              <w:right w:w="57" w:type="dxa"/>
+            </w:tcMar>
           </w:tcPr>
           <w:p>
             <w:r>
+              <w:rPr>
+                <w:rFonts w:ascii="Arial" w:hAnsi="Arial" w:cs="Arial"/>
+                <w:color w:val="000000"/>
+                <w:sz w:val="20"/>
+              </w:rPr>
               <w:t>Code Of Practice On Safety, Health And Environment For Transportation Sector (She Code)</w:t>
             </w:r>
           </w:p>
@@ -2890,21 +5358,46 @@
         <w:tc>
           <w:tcPr>
             <w:tcW w:type="dxa" w:w="3104"/>
+            <w:tcMar>
+              <w:top w:w="57" w:type="dxa"/>
+              <w:left w:w="57" w:type="dxa"/>
+              <w:bottom w:w="57" w:type="dxa"/>
+              <w:right w:w="57" w:type="dxa"/>
+            </w:tcMar>
           </w:tcPr>
           <w:p>
             <w:r>
+              <w:rPr>
+                <w:rFonts w:ascii="Arial" w:hAnsi="Arial" w:cs="Arial"/>
+                <w:color w:val="000000"/>
+                <w:sz w:val="20"/>
+              </w:rPr>
               <w:t>2007</w:t>
             </w:r>
           </w:p>
         </w:tc>
       </w:tr>
       <w:tr>
+        <w:trPr>
+          <w:cantSplit w:val="true"/>
+        </w:trPr>
         <w:tc>
           <w:tcPr>
             <w:tcW w:type="dxa" w:w="3104"/>
+            <w:tcMar>
+              <w:top w:w="57" w:type="dxa"/>
+              <w:left w:w="57" w:type="dxa"/>
+              <w:bottom w:w="57" w:type="dxa"/>
+              <w:right w:w="57" w:type="dxa"/>
+            </w:tcMar>
           </w:tcPr>
           <w:p>
             <w:r>
+              <w:rPr>
+                <w:rFonts w:ascii="Arial" w:hAnsi="Arial" w:cs="Arial"/>
+                <w:color w:val="000000"/>
+                <w:sz w:val="20"/>
+              </w:rPr>
               <w:t>7</w:t>
             </w:r>
           </w:p>
@@ -2912,9 +5405,20 @@
         <w:tc>
           <w:tcPr>
             <w:tcW w:type="dxa" w:w="3104"/>
+            <w:tcMar>
+              <w:top w:w="57" w:type="dxa"/>
+              <w:left w:w="57" w:type="dxa"/>
+              <w:bottom w:w="57" w:type="dxa"/>
+              <w:right w:w="57" w:type="dxa"/>
+            </w:tcMar>
           </w:tcPr>
           <w:p>
             <w:r>
+              <w:rPr>
+                <w:rFonts w:ascii="Arial" w:hAnsi="Arial" w:cs="Arial"/>
+                <w:color w:val="000000"/>
+                <w:sz w:val="20"/>
+              </w:rPr>
               <w:t>Code Of Practice On Prevention And Eradication Of Drug, Alcohol And Substance Abuse In The Workplace</w:t>
             </w:r>
           </w:p>
@@ -2922,21 +5426,46 @@
         <w:tc>
           <w:tcPr>
             <w:tcW w:type="dxa" w:w="3104"/>
+            <w:tcMar>
+              <w:top w:w="57" w:type="dxa"/>
+              <w:left w:w="57" w:type="dxa"/>
+              <w:bottom w:w="57" w:type="dxa"/>
+              <w:right w:w="57" w:type="dxa"/>
+            </w:tcMar>
           </w:tcPr>
           <w:p>
             <w:r>
+              <w:rPr>
+                <w:rFonts w:ascii="Arial" w:hAnsi="Arial" w:cs="Arial"/>
+                <w:color w:val="000000"/>
+                <w:sz w:val="20"/>
+              </w:rPr>
               <w:t>2005</w:t>
             </w:r>
           </w:p>
         </w:tc>
       </w:tr>
       <w:tr>
+        <w:trPr>
+          <w:cantSplit w:val="true"/>
+        </w:trPr>
         <w:tc>
           <w:tcPr>
             <w:tcW w:type="dxa" w:w="3104"/>
+            <w:tcMar>
+              <w:top w:w="57" w:type="dxa"/>
+              <w:left w:w="57" w:type="dxa"/>
+              <w:bottom w:w="57" w:type="dxa"/>
+              <w:right w:w="57" w:type="dxa"/>
+            </w:tcMar>
           </w:tcPr>
           <w:p>
             <w:r>
+              <w:rPr>
+                <w:rFonts w:ascii="Arial" w:hAnsi="Arial" w:cs="Arial"/>
+                <w:color w:val="000000"/>
+                <w:sz w:val="20"/>
+              </w:rPr>
               <w:t>8</w:t>
             </w:r>
           </w:p>
@@ -2944,9 +5473,20 @@
         <w:tc>
           <w:tcPr>
             <w:tcW w:type="dxa" w:w="3104"/>
+            <w:tcMar>
+              <w:top w:w="57" w:type="dxa"/>
+              <w:left w:w="57" w:type="dxa"/>
+              <w:bottom w:w="57" w:type="dxa"/>
+              <w:right w:w="57" w:type="dxa"/>
+            </w:tcMar>
           </w:tcPr>
           <w:p>
             <w:r>
+              <w:rPr>
+                <w:rFonts w:ascii="Arial" w:hAnsi="Arial" w:cs="Arial"/>
+                <w:color w:val="000000"/>
+                <w:sz w:val="20"/>
+              </w:rPr>
               <w:t>Code Of Practice On Prevention And Management Of HIV/AIDS At The Workplace</w:t>
             </w:r>
           </w:p>
@@ -2954,21 +5494,46 @@
         <w:tc>
           <w:tcPr>
             <w:tcW w:type="dxa" w:w="3104"/>
+            <w:tcMar>
+              <w:top w:w="57" w:type="dxa"/>
+              <w:left w:w="57" w:type="dxa"/>
+              <w:bottom w:w="57" w:type="dxa"/>
+              <w:right w:w="57" w:type="dxa"/>
+            </w:tcMar>
           </w:tcPr>
           <w:p>
             <w:r>
+              <w:rPr>
+                <w:rFonts w:ascii="Arial" w:hAnsi="Arial" w:cs="Arial"/>
+                <w:color w:val="000000"/>
+                <w:sz w:val="20"/>
+              </w:rPr>
               <w:t>2001</w:t>
             </w:r>
           </w:p>
         </w:tc>
       </w:tr>
       <w:tr>
+        <w:trPr>
+          <w:cantSplit w:val="true"/>
+        </w:trPr>
         <w:tc>
           <w:tcPr>
             <w:tcW w:type="dxa" w:w="3104"/>
+            <w:tcMar>
+              <w:top w:w="57" w:type="dxa"/>
+              <w:left w:w="57" w:type="dxa"/>
+              <w:bottom w:w="57" w:type="dxa"/>
+              <w:right w:w="57" w:type="dxa"/>
+            </w:tcMar>
           </w:tcPr>
           <w:p>
             <w:r>
+              <w:rPr>
+                <w:rFonts w:ascii="Arial" w:hAnsi="Arial" w:cs="Arial"/>
+                <w:color w:val="000000"/>
+                <w:sz w:val="20"/>
+              </w:rPr>
               <w:t>9</w:t>
             </w:r>
           </w:p>
@@ -2976,9 +5541,20 @@
         <w:tc>
           <w:tcPr>
             <w:tcW w:type="dxa" w:w="3104"/>
+            <w:tcMar>
+              <w:top w:w="57" w:type="dxa"/>
+              <w:left w:w="57" w:type="dxa"/>
+              <w:bottom w:w="57" w:type="dxa"/>
+              <w:right w:w="57" w:type="dxa"/>
+            </w:tcMar>
           </w:tcPr>
           <w:p>
             <w:r>
+              <w:rPr>
+                <w:rFonts w:ascii="Arial" w:hAnsi="Arial" w:cs="Arial"/>
+                <w:color w:val="000000"/>
+                <w:sz w:val="20"/>
+              </w:rPr>
               <w:t>Industry Code Of Practice For Safe Working In A Confined Space</w:t>
             </w:r>
           </w:p>
@@ -2986,9 +5562,20 @@
         <w:tc>
           <w:tcPr>
             <w:tcW w:type="dxa" w:w="3104"/>
+            <w:tcMar>
+              <w:top w:w="57" w:type="dxa"/>
+              <w:left w:w="57" w:type="dxa"/>
+              <w:bottom w:w="57" w:type="dxa"/>
+              <w:right w:w="57" w:type="dxa"/>
+            </w:tcMar>
           </w:tcPr>
           <w:p>
             <w:r>
+              <w:rPr>
+                <w:rFonts w:ascii="Arial" w:hAnsi="Arial" w:cs="Arial"/>
+                <w:color w:val="000000"/>
+                <w:sz w:val="20"/>
+              </w:rPr>
               <w:t>2010</w:t>
             </w:r>
           </w:p>
@@ -2998,96 +5585,193 @@
     <w:p>
       <w:pPr>
         <w:pStyle w:val="Heading2"/>
+        <w:spacing w:line="276" w:lineRule="auto" w:after="120"/>
+        <w:jc w:val="left"/>
       </w:pPr>
       <w:r>
+        <w:rPr>
+          <w:rFonts w:ascii="Arial" w:hAnsi="Arial" w:cs="Arial"/>
+          <w:color w:val="000000"/>
+          <w:sz w:val="22"/>
+        </w:rPr>
         <w:t xml:space="preserve">2. Factories And Machinery Act 1967 </w:t>
       </w:r>
       <w:r>
         <w:rPr>
+          <w:rFonts w:ascii="Arial" w:hAnsi="Arial" w:cs="Arial"/>
           <w:i/>
+          <w:color w:val="000000"/>
+          <w:sz w:val="22"/>
         </w:rPr>
         <w:t>(Akta Kilang Dan Jentera 1967)</w:t>
       </w:r>
     </w:p>
     <w:p>
+      <w:pPr>
+        <w:spacing w:line="276" w:lineRule="auto" w:after="120"/>
+        <w:jc w:val="left"/>
+      </w:pPr>
       <w:r>
         <w:rPr>
+          <w:rFonts w:ascii="Arial" w:hAnsi="Arial" w:cs="Arial"/>
           <w:b/>
+          <w:color w:val="000000"/>
+          <w:sz w:val="22"/>
         </w:rPr>
         <w:t>PART I — PRELIMINARY</w:t>
       </w:r>
       <w:r>
+        <w:rPr>
+          <w:rFonts w:ascii="Arial" w:hAnsi="Arial" w:cs="Arial"/>
+          <w:color w:val="000000"/>
+          <w:sz w:val="22"/>
+        </w:rPr>
         <w:t xml:space="preserve"> 1. Short title 2. Interpretation of "factory" 3. Interpretation: general 4. Appointment of officers 5. Supervision of officers 6. Officers are public servants 7. Powers of an Inspector 8. Obstruction an offence 9. Persons not to reveal secrets</w:t>
       </w:r>
     </w:p>
     <w:p>
+      <w:pPr>
+        <w:spacing w:line="276" w:lineRule="auto" w:after="120"/>
+        <w:jc w:val="left"/>
+      </w:pPr>
       <w:r>
         <w:rPr>
+          <w:rFonts w:ascii="Arial" w:hAnsi="Arial" w:cs="Arial"/>
           <w:b/>
+          <w:color w:val="000000"/>
+          <w:sz w:val="22"/>
         </w:rPr>
         <w:t>PART II — SAFETY, HEALTH AND WELFARE</w:t>
       </w:r>
       <w:r>
+        <w:rPr>
+          <w:rFonts w:ascii="Arial" w:hAnsi="Arial" w:cs="Arial"/>
+          <w:color w:val="000000"/>
+          <w:sz w:val="22"/>
+        </w:rPr>
         <w:t xml:space="preserve"> 10. Provisions relating to safety, etc. 11. Persons exposed to explosive, inflammable, etc., substances 12. Lifting of weights 13. Provisions against fire 14. Construction of machinery 15. Dangerous parts of machinery 16. Projecting material 17. Machinery for hire or sale must comply with regulations 18. Machinery manufactured or repaired must comply with regulations 19. Certificate of fitness 20. Duties of persons employed 21. Duties of occupier 22. Provisions relating to health 23. Exposure to elements 24. Personal protective clothing and appliances 25. Provisions relating to welfare</w:t>
       </w:r>
     </w:p>
     <w:p>
+      <w:pPr>
+        <w:spacing w:line="276" w:lineRule="auto" w:after="120"/>
+        <w:jc w:val="left"/>
+      </w:pPr>
       <w:r>
         <w:rPr>
+          <w:rFonts w:ascii="Arial" w:hAnsi="Arial" w:cs="Arial"/>
           <w:b/>
+          <w:color w:val="000000"/>
+          <w:sz w:val="22"/>
         </w:rPr>
         <w:t>PART III — PERSON IN CHARGE AND CERTIFICATES OF COMPETENCY</w:t>
       </w:r>
       <w:r>
+        <w:rPr>
+          <w:rFonts w:ascii="Arial" w:hAnsi="Arial" w:cs="Arial"/>
+          <w:color w:val="000000"/>
+          <w:sz w:val="22"/>
+        </w:rPr>
         <w:t xml:space="preserve"> 26. Training and supervision of inexperienced workers 27. Chief Inspector may make orders in circumstances 28. Young persons 29. Certain machinery not to be operated without certificated staff 30. Panel of Examiners and Board of Appeal</w:t>
       </w:r>
     </w:p>
     <w:p>
+      <w:pPr>
+        <w:spacing w:line="276" w:lineRule="auto" w:after="120"/>
+        <w:jc w:val="left"/>
+      </w:pPr>
       <w:r>
         <w:rPr>
+          <w:rFonts w:ascii="Arial" w:hAnsi="Arial" w:cs="Arial"/>
           <w:b/>
+          <w:color w:val="000000"/>
+          <w:sz w:val="22"/>
         </w:rPr>
         <w:t>PART IV — NOTIFICATION OF ACCIDENT, DANGEROUS OCCURENCE AND DANGEROUS DISEASES</w:t>
       </w:r>
       <w:r>
+        <w:rPr>
+          <w:rFonts w:ascii="Arial" w:hAnsi="Arial" w:cs="Arial"/>
+          <w:color w:val="000000"/>
+          <w:sz w:val="22"/>
+        </w:rPr>
         <w:t xml:space="preserve"> 31. Accidents and dangerous occurrence to be reported 32. Notification of industrial diseases 33. Investigation and enquiries</w:t>
       </w:r>
     </w:p>
     <w:p>
+      <w:pPr>
+        <w:spacing w:line="276" w:lineRule="auto" w:after="120"/>
+        <w:jc w:val="left"/>
+      </w:pPr>
       <w:r>
         <w:rPr>
+          <w:rFonts w:ascii="Arial" w:hAnsi="Arial" w:cs="Arial"/>
           <w:b/>
+          <w:color w:val="000000"/>
+          <w:sz w:val="22"/>
         </w:rPr>
         <w:t>PART V — NOTICE OF OCCUPATION OF FACTORY, AND REGISTRATION AND USE OF MACHINERY</w:t>
       </w:r>
       <w:r>
+        <w:rPr>
+          <w:rFonts w:ascii="Arial" w:hAnsi="Arial" w:cs="Arial"/>
+          <w:color w:val="000000"/>
+          <w:sz w:val="22"/>
+        </w:rPr>
         <w:t xml:space="preserve"> 34. Operation of factory 35. Building operations or works of engineering construction 36. Installation of machinery, etc. 37. Application for registration 38. Register 39. Moving or alteration of or addition to machinery to be approved 40. Periodical inspections 41. Questions for decision by an Inspector and appeals from such decision 42. Report of changes, etc. 43. Machinery or factory no longer in use 44. Notice of sale, hire or transfer 45. Copy of report of enquiry may be supplied 46. Powers of the Chief Inspector and Senior Inspectors at enquiries</w:t>
       </w:r>
     </w:p>
     <w:p>
+      <w:pPr>
+        <w:spacing w:line="276" w:lineRule="auto" w:after="120"/>
+        <w:jc w:val="left"/>
+      </w:pPr>
       <w:r>
         <w:rPr>
+          <w:rFonts w:ascii="Arial" w:hAnsi="Arial" w:cs="Arial"/>
           <w:b/>
+          <w:color w:val="000000"/>
+          <w:sz w:val="22"/>
         </w:rPr>
         <w:t>PART VI — GENERAL</w:t>
       </w:r>
       <w:r>
+        <w:rPr>
+          <w:rFonts w:ascii="Arial" w:hAnsi="Arial" w:cs="Arial"/>
+          <w:color w:val="000000"/>
+          <w:sz w:val="22"/>
+        </w:rPr>
         <w:t xml:space="preserve"> 47. Criminal or civil liability unaffected 48. Fees 49. Chief Inspector's powers 50. Offences 51. Penalties 52. Prosecutions 52A. Power to compound 53. Power to modify agreements 54. Power to apportion expenses 55. Exemptions 56. Regulations 57. Medical supervision 58. Repeal 59. Amendment of Schedule</w:t>
       </w:r>
     </w:p>
     <w:p>
+      <w:pPr>
+        <w:spacing w:line="276" w:lineRule="auto" w:after="120"/>
+        <w:jc w:val="left"/>
+      </w:pPr>
       <w:r>
         <w:rPr>
+          <w:rFonts w:ascii="Arial" w:hAnsi="Arial" w:cs="Arial"/>
           <w:b/>
+          <w:color w:val="000000"/>
+          <w:sz w:val="22"/>
         </w:rPr>
         <w:t>Jadual 4: Peraturan Yang Dibuat Di Bawah FMA 1967</w:t>
       </w:r>
       <w:r>
+        <w:rPr>
+          <w:rFonts w:ascii="Arial" w:hAnsi="Arial" w:cs="Arial"/>
+          <w:color w:val="000000"/>
+          <w:sz w:val="22"/>
+        </w:rPr>
         <w:t xml:space="preserve"> </w:t>
       </w:r>
       <w:r>
         <w:rPr>
+          <w:rFonts w:ascii="Arial" w:hAnsi="Arial" w:cs="Arial"/>
           <w:i/>
+          <w:color w:val="000000"/>
+          <w:sz w:val="22"/>
         </w:rPr>
         <w:t>(Table 4: The regulation made under FMA, 1967)</w:t>
       </w:r>
@@ -3096,6 +5780,7 @@
       <w:tblPr>
         <w:tblStyle w:val="TableGrid"/>
         <w:tblW w:type="auto" w:w="0"/>
+        <w:tblLayout w:type="autofit"/>
         <w:tblLook w:firstColumn="1" w:firstRow="1" w:lastColumn="0" w:lastRow="0" w:noHBand="0" w:noVBand="1" w:val="04A0"/>
       </w:tblPr>
       <w:tblGrid>
@@ -3103,12 +5788,29 @@
         <w:gridCol w:w="4656"/>
       </w:tblGrid>
       <w:tr>
+        <w:trPr>
+          <w:tblHeader w:val="true"/>
+          <w:cantSplit w:val="true"/>
+        </w:trPr>
         <w:tc>
           <w:tcPr>
             <w:tcW w:type="dxa" w:w="4656"/>
+            <w:tcMar>
+              <w:top w:w="57" w:type="dxa"/>
+              <w:left w:w="57" w:type="dxa"/>
+              <w:bottom w:w="57" w:type="dxa"/>
+              <w:right w:w="57" w:type="dxa"/>
+            </w:tcMar>
+            <w:shd w:val="clear" w:color="auto" w:fill="D9D9D9"/>
           </w:tcPr>
           <w:p>
             <w:r>
+              <w:rPr>
+                <w:rFonts w:ascii="Arial" w:hAnsi="Arial" w:cs="Arial"/>
+                <w:b/>
+                <w:color w:val="000000"/>
+                <w:sz w:val="20"/>
+              </w:rPr>
               <w:t>Peraturan</w:t>
             </w:r>
           </w:p>
@@ -3116,21 +5818,48 @@
         <w:tc>
           <w:tcPr>
             <w:tcW w:type="dxa" w:w="4656"/>
+            <w:tcMar>
+              <w:top w:w="57" w:type="dxa"/>
+              <w:left w:w="57" w:type="dxa"/>
+              <w:bottom w:w="57" w:type="dxa"/>
+              <w:right w:w="57" w:type="dxa"/>
+            </w:tcMar>
+            <w:shd w:val="clear" w:color="auto" w:fill="D9D9D9"/>
           </w:tcPr>
           <w:p>
             <w:r>
+              <w:rPr>
+                <w:rFonts w:ascii="Arial" w:hAnsi="Arial" w:cs="Arial"/>
+                <w:b/>
+                <w:color w:val="000000"/>
+                <w:sz w:val="20"/>
+              </w:rPr>
               <w:t>Tahun</w:t>
             </w:r>
           </w:p>
         </w:tc>
       </w:tr>
       <w:tr>
+        <w:trPr>
+          <w:cantSplit w:val="true"/>
+        </w:trPr>
         <w:tc>
           <w:tcPr>
             <w:tcW w:type="dxa" w:w="4656"/>
+            <w:tcMar>
+              <w:top w:w="57" w:type="dxa"/>
+              <w:left w:w="57" w:type="dxa"/>
+              <w:bottom w:w="57" w:type="dxa"/>
+              <w:right w:w="57" w:type="dxa"/>
+            </w:tcMar>
           </w:tcPr>
           <w:p>
             <w:r>
+              <w:rPr>
+                <w:rFonts w:ascii="Arial" w:hAnsi="Arial" w:cs="Arial"/>
+                <w:color w:val="000000"/>
+                <w:sz w:val="20"/>
+              </w:rPr>
               <w:t>Factories And Machinery (Person-In-Charge) (Amendment) Regulations</w:t>
             </w:r>
           </w:p>
@@ -3138,21 +5867,46 @@
         <w:tc>
           <w:tcPr>
             <w:tcW w:type="dxa" w:w="4656"/>
+            <w:tcMar>
+              <w:top w:w="57" w:type="dxa"/>
+              <w:left w:w="57" w:type="dxa"/>
+              <w:bottom w:w="57" w:type="dxa"/>
+              <w:right w:w="57" w:type="dxa"/>
+            </w:tcMar>
           </w:tcPr>
           <w:p>
             <w:r>
+              <w:rPr>
+                <w:rFonts w:ascii="Arial" w:hAnsi="Arial" w:cs="Arial"/>
+                <w:color w:val="000000"/>
+                <w:sz w:val="20"/>
+              </w:rPr>
               <w:t>2014</w:t>
             </w:r>
           </w:p>
         </w:tc>
       </w:tr>
       <w:tr>
+        <w:trPr>
+          <w:cantSplit w:val="true"/>
+        </w:trPr>
         <w:tc>
           <w:tcPr>
             <w:tcW w:type="dxa" w:w="4656"/>
+            <w:tcMar>
+              <w:top w:w="57" w:type="dxa"/>
+              <w:left w:w="57" w:type="dxa"/>
+              <w:bottom w:w="57" w:type="dxa"/>
+              <w:right w:w="57" w:type="dxa"/>
+            </w:tcMar>
           </w:tcPr>
           <w:p>
             <w:r>
+              <w:rPr>
+                <w:rFonts w:ascii="Arial" w:hAnsi="Arial" w:cs="Arial"/>
+                <w:color w:val="000000"/>
+                <w:sz w:val="20"/>
+              </w:rPr>
               <w:t>Factories And Machinery (Special Scheme Of Inspection) (Risk-Based Inspection) Regulations</w:t>
             </w:r>
           </w:p>
@@ -3160,21 +5914,46 @@
         <w:tc>
           <w:tcPr>
             <w:tcW w:type="dxa" w:w="4656"/>
+            <w:tcMar>
+              <w:top w:w="57" w:type="dxa"/>
+              <w:left w:w="57" w:type="dxa"/>
+              <w:bottom w:w="57" w:type="dxa"/>
+              <w:right w:w="57" w:type="dxa"/>
+            </w:tcMar>
           </w:tcPr>
           <w:p>
             <w:r>
+              <w:rPr>
+                <w:rFonts w:ascii="Arial" w:hAnsi="Arial" w:cs="Arial"/>
+                <w:color w:val="000000"/>
+                <w:sz w:val="20"/>
+              </w:rPr>
               <w:t>2014</w:t>
             </w:r>
           </w:p>
         </w:tc>
       </w:tr>
       <w:tr>
+        <w:trPr>
+          <w:cantSplit w:val="true"/>
+        </w:trPr>
         <w:tc>
           <w:tcPr>
             <w:tcW w:type="dxa" w:w="4656"/>
+            <w:tcMar>
+              <w:top w:w="57" w:type="dxa"/>
+              <w:left w:w="57" w:type="dxa"/>
+              <w:bottom w:w="57" w:type="dxa"/>
+              <w:right w:w="57" w:type="dxa"/>
+            </w:tcMar>
           </w:tcPr>
           <w:p>
             <w:r>
+              <w:rPr>
+                <w:rFonts w:ascii="Arial" w:hAnsi="Arial" w:cs="Arial"/>
+                <w:color w:val="000000"/>
+                <w:sz w:val="20"/>
+              </w:rPr>
               <w:t>Factories And Machinery (Noise Exposure) Regulations</w:t>
             </w:r>
           </w:p>
@@ -3182,21 +5961,46 @@
         <w:tc>
           <w:tcPr>
             <w:tcW w:type="dxa" w:w="4656"/>
+            <w:tcMar>
+              <w:top w:w="57" w:type="dxa"/>
+              <w:left w:w="57" w:type="dxa"/>
+              <w:bottom w:w="57" w:type="dxa"/>
+              <w:right w:w="57" w:type="dxa"/>
+            </w:tcMar>
           </w:tcPr>
           <w:p>
             <w:r>
+              <w:rPr>
+                <w:rFonts w:ascii="Arial" w:hAnsi="Arial" w:cs="Arial"/>
+                <w:color w:val="000000"/>
+                <w:sz w:val="20"/>
+              </w:rPr>
               <w:t>1989</w:t>
             </w:r>
           </w:p>
         </w:tc>
       </w:tr>
       <w:tr>
+        <w:trPr>
+          <w:cantSplit w:val="true"/>
+        </w:trPr>
         <w:tc>
           <w:tcPr>
             <w:tcW w:type="dxa" w:w="4656"/>
+            <w:tcMar>
+              <w:top w:w="57" w:type="dxa"/>
+              <w:left w:w="57" w:type="dxa"/>
+              <w:bottom w:w="57" w:type="dxa"/>
+              <w:right w:w="57" w:type="dxa"/>
+            </w:tcMar>
           </w:tcPr>
           <w:p>
             <w:r>
+              <w:rPr>
+                <w:rFonts w:ascii="Arial" w:hAnsi="Arial" w:cs="Arial"/>
+                <w:color w:val="000000"/>
+                <w:sz w:val="20"/>
+              </w:rPr>
               <w:t>Factories And Machinery (Mineral Dust) Regulations</w:t>
             </w:r>
           </w:p>
@@ -3204,21 +6008,46 @@
         <w:tc>
           <w:tcPr>
             <w:tcW w:type="dxa" w:w="4656"/>
+            <w:tcMar>
+              <w:top w:w="57" w:type="dxa"/>
+              <w:left w:w="57" w:type="dxa"/>
+              <w:bottom w:w="57" w:type="dxa"/>
+              <w:right w:w="57" w:type="dxa"/>
+            </w:tcMar>
           </w:tcPr>
           <w:p>
             <w:r>
+              <w:rPr>
+                <w:rFonts w:ascii="Arial" w:hAnsi="Arial" w:cs="Arial"/>
+                <w:color w:val="000000"/>
+                <w:sz w:val="20"/>
+              </w:rPr>
               <w:t>1989</w:t>
             </w:r>
           </w:p>
         </w:tc>
       </w:tr>
       <w:tr>
+        <w:trPr>
+          <w:cantSplit w:val="true"/>
+        </w:trPr>
         <w:tc>
           <w:tcPr>
             <w:tcW w:type="dxa" w:w="4656"/>
+            <w:tcMar>
+              <w:top w:w="57" w:type="dxa"/>
+              <w:left w:w="57" w:type="dxa"/>
+              <w:bottom w:w="57" w:type="dxa"/>
+              <w:right w:w="57" w:type="dxa"/>
+            </w:tcMar>
           </w:tcPr>
           <w:p>
             <w:r>
+              <w:rPr>
+                <w:rFonts w:ascii="Arial" w:hAnsi="Arial" w:cs="Arial"/>
+                <w:color w:val="000000"/>
+                <w:sz w:val="20"/>
+              </w:rPr>
               <w:t>Factories And Machinery (Asbestos) Regulations</w:t>
             </w:r>
           </w:p>
@@ -3226,21 +6055,46 @@
         <w:tc>
           <w:tcPr>
             <w:tcW w:type="dxa" w:w="4656"/>
+            <w:tcMar>
+              <w:top w:w="57" w:type="dxa"/>
+              <w:left w:w="57" w:type="dxa"/>
+              <w:bottom w:w="57" w:type="dxa"/>
+              <w:right w:w="57" w:type="dxa"/>
+            </w:tcMar>
           </w:tcPr>
           <w:p>
             <w:r>
+              <w:rPr>
+                <w:rFonts w:ascii="Arial" w:hAnsi="Arial" w:cs="Arial"/>
+                <w:color w:val="000000"/>
+                <w:sz w:val="20"/>
+              </w:rPr>
               <w:t>1986</w:t>
             </w:r>
           </w:p>
         </w:tc>
       </w:tr>
       <w:tr>
+        <w:trPr>
+          <w:cantSplit w:val="true"/>
+        </w:trPr>
         <w:tc>
           <w:tcPr>
             <w:tcW w:type="dxa" w:w="4656"/>
+            <w:tcMar>
+              <w:top w:w="57" w:type="dxa"/>
+              <w:left w:w="57" w:type="dxa"/>
+              <w:bottom w:w="57" w:type="dxa"/>
+              <w:right w:w="57" w:type="dxa"/>
+            </w:tcMar>
           </w:tcPr>
           <w:p>
             <w:r>
+              <w:rPr>
+                <w:rFonts w:ascii="Arial" w:hAnsi="Arial" w:cs="Arial"/>
+                <w:color w:val="000000"/>
+                <w:sz w:val="20"/>
+              </w:rPr>
               <w:t>Factories And Machinery (Building Operations And Works Of Engineering Construction) (Safety) Regulations</w:t>
             </w:r>
           </w:p>
@@ -3248,21 +6102,46 @@
         <w:tc>
           <w:tcPr>
             <w:tcW w:type="dxa" w:w="4656"/>
+            <w:tcMar>
+              <w:top w:w="57" w:type="dxa"/>
+              <w:left w:w="57" w:type="dxa"/>
+              <w:bottom w:w="57" w:type="dxa"/>
+              <w:right w:w="57" w:type="dxa"/>
+            </w:tcMar>
           </w:tcPr>
           <w:p>
             <w:r>
+              <w:rPr>
+                <w:rFonts w:ascii="Arial" w:hAnsi="Arial" w:cs="Arial"/>
+                <w:color w:val="000000"/>
+                <w:sz w:val="20"/>
+              </w:rPr>
               <w:t>1986</w:t>
             </w:r>
           </w:p>
         </w:tc>
       </w:tr>
       <w:tr>
+        <w:trPr>
+          <w:cantSplit w:val="true"/>
+        </w:trPr>
         <w:tc>
           <w:tcPr>
             <w:tcW w:type="dxa" w:w="4656"/>
+            <w:tcMar>
+              <w:top w:w="57" w:type="dxa"/>
+              <w:left w:w="57" w:type="dxa"/>
+              <w:bottom w:w="57" w:type="dxa"/>
+              <w:right w:w="57" w:type="dxa"/>
+            </w:tcMar>
           </w:tcPr>
           <w:p>
             <w:r>
+              <w:rPr>
+                <w:rFonts w:ascii="Arial" w:hAnsi="Arial" w:cs="Arial"/>
+                <w:color w:val="000000"/>
+                <w:sz w:val="20"/>
+              </w:rPr>
               <w:t>Factories And Machinery (Leads) Regulations</w:t>
             </w:r>
           </w:p>
@@ -3270,21 +6149,46 @@
         <w:tc>
           <w:tcPr>
             <w:tcW w:type="dxa" w:w="4656"/>
+            <w:tcMar>
+              <w:top w:w="57" w:type="dxa"/>
+              <w:left w:w="57" w:type="dxa"/>
+              <w:bottom w:w="57" w:type="dxa"/>
+              <w:right w:w="57" w:type="dxa"/>
+            </w:tcMar>
           </w:tcPr>
           <w:p>
             <w:r>
+              <w:rPr>
+                <w:rFonts w:ascii="Arial" w:hAnsi="Arial" w:cs="Arial"/>
+                <w:color w:val="000000"/>
+                <w:sz w:val="20"/>
+              </w:rPr>
               <w:t>1984</w:t>
             </w:r>
           </w:p>
         </w:tc>
       </w:tr>
       <w:tr>
+        <w:trPr>
+          <w:cantSplit w:val="true"/>
+        </w:trPr>
         <w:tc>
           <w:tcPr>
             <w:tcW w:type="dxa" w:w="4656"/>
+            <w:tcMar>
+              <w:top w:w="57" w:type="dxa"/>
+              <w:left w:w="57" w:type="dxa"/>
+              <w:bottom w:w="57" w:type="dxa"/>
+              <w:right w:w="57" w:type="dxa"/>
+            </w:tcMar>
           </w:tcPr>
           <w:p>
             <w:r>
+              <w:rPr>
+                <w:rFonts w:ascii="Arial" w:hAnsi="Arial" w:cs="Arial"/>
+                <w:color w:val="000000"/>
+                <w:sz w:val="20"/>
+              </w:rPr>
               <w:t>Factories And Machinery (Compounding Of Offences) Rules</w:t>
             </w:r>
           </w:p>
@@ -3292,21 +6196,46 @@
         <w:tc>
           <w:tcPr>
             <w:tcW w:type="dxa" w:w="4656"/>
+            <w:tcMar>
+              <w:top w:w="57" w:type="dxa"/>
+              <w:left w:w="57" w:type="dxa"/>
+              <w:bottom w:w="57" w:type="dxa"/>
+              <w:right w:w="57" w:type="dxa"/>
+            </w:tcMar>
           </w:tcPr>
           <w:p>
             <w:r>
+              <w:rPr>
+                <w:rFonts w:ascii="Arial" w:hAnsi="Arial" w:cs="Arial"/>
+                <w:color w:val="000000"/>
+                <w:sz w:val="20"/>
+              </w:rPr>
               <w:t>1978</w:t>
             </w:r>
           </w:p>
         </w:tc>
       </w:tr>
       <w:tr>
+        <w:trPr>
+          <w:cantSplit w:val="true"/>
+        </w:trPr>
         <w:tc>
           <w:tcPr>
             <w:tcW w:type="dxa" w:w="4656"/>
+            <w:tcMar>
+              <w:top w:w="57" w:type="dxa"/>
+              <w:left w:w="57" w:type="dxa"/>
+              <w:bottom w:w="57" w:type="dxa"/>
+              <w:right w:w="57" w:type="dxa"/>
+            </w:tcMar>
           </w:tcPr>
           <w:p>
             <w:r>
+              <w:rPr>
+                <w:rFonts w:ascii="Arial" w:hAnsi="Arial" w:cs="Arial"/>
+                <w:color w:val="000000"/>
+                <w:sz w:val="20"/>
+              </w:rPr>
               <w:t>Factories And Machinery (Compoundable Offences) Regulations</w:t>
             </w:r>
           </w:p>
@@ -3314,21 +6243,46 @@
         <w:tc>
           <w:tcPr>
             <w:tcW w:type="dxa" w:w="4656"/>
+            <w:tcMar>
+              <w:top w:w="57" w:type="dxa"/>
+              <w:left w:w="57" w:type="dxa"/>
+              <w:bottom w:w="57" w:type="dxa"/>
+              <w:right w:w="57" w:type="dxa"/>
+            </w:tcMar>
           </w:tcPr>
           <w:p>
             <w:r>
+              <w:rPr>
+                <w:rFonts w:ascii="Arial" w:hAnsi="Arial" w:cs="Arial"/>
+                <w:color w:val="000000"/>
+                <w:sz w:val="20"/>
+              </w:rPr>
               <w:t>1978</w:t>
             </w:r>
           </w:p>
         </w:tc>
       </w:tr>
       <w:tr>
+        <w:trPr>
+          <w:cantSplit w:val="true"/>
+        </w:trPr>
         <w:tc>
           <w:tcPr>
             <w:tcW w:type="dxa" w:w="4656"/>
+            <w:tcMar>
+              <w:top w:w="57" w:type="dxa"/>
+              <w:left w:w="57" w:type="dxa"/>
+              <w:bottom w:w="57" w:type="dxa"/>
+              <w:right w:w="57" w:type="dxa"/>
+            </w:tcMar>
           </w:tcPr>
           <w:p>
             <w:r>
+              <w:rPr>
+                <w:rFonts w:ascii="Arial" w:hAnsi="Arial" w:cs="Arial"/>
+                <w:color w:val="000000"/>
+                <w:sz w:val="20"/>
+              </w:rPr>
               <w:t>Factories And Machinery (Certificates Of Competency Examinations) Regulations</w:t>
             </w:r>
           </w:p>
@@ -3336,21 +6290,46 @@
         <w:tc>
           <w:tcPr>
             <w:tcW w:type="dxa" w:w="4656"/>
+            <w:tcMar>
+              <w:top w:w="57" w:type="dxa"/>
+              <w:left w:w="57" w:type="dxa"/>
+              <w:bottom w:w="57" w:type="dxa"/>
+              <w:right w:w="57" w:type="dxa"/>
+            </w:tcMar>
           </w:tcPr>
           <w:p>
             <w:r>
+              <w:rPr>
+                <w:rFonts w:ascii="Arial" w:hAnsi="Arial" w:cs="Arial"/>
+                <w:color w:val="000000"/>
+                <w:sz w:val="20"/>
+              </w:rPr>
               <w:t>1970</w:t>
             </w:r>
           </w:p>
         </w:tc>
       </w:tr>
       <w:tr>
+        <w:trPr>
+          <w:cantSplit w:val="true"/>
+        </w:trPr>
         <w:tc>
           <w:tcPr>
             <w:tcW w:type="dxa" w:w="4656"/>
+            <w:tcMar>
+              <w:top w:w="57" w:type="dxa"/>
+              <w:left w:w="57" w:type="dxa"/>
+              <w:bottom w:w="57" w:type="dxa"/>
+              <w:right w:w="57" w:type="dxa"/>
+            </w:tcMar>
           </w:tcPr>
           <w:p>
             <w:r>
+              <w:rPr>
+                <w:rFonts w:ascii="Arial" w:hAnsi="Arial" w:cs="Arial"/>
+                <w:color w:val="000000"/>
+                <w:sz w:val="20"/>
+              </w:rPr>
               <w:t>Factories And Machinery (Administration) Regulations</w:t>
             </w:r>
           </w:p>
@@ -3358,21 +6337,46 @@
         <w:tc>
           <w:tcPr>
             <w:tcW w:type="dxa" w:w="4656"/>
+            <w:tcMar>
+              <w:top w:w="57" w:type="dxa"/>
+              <w:left w:w="57" w:type="dxa"/>
+              <w:bottom w:w="57" w:type="dxa"/>
+              <w:right w:w="57" w:type="dxa"/>
+            </w:tcMar>
           </w:tcPr>
           <w:p>
             <w:r>
+              <w:rPr>
+                <w:rFonts w:ascii="Arial" w:hAnsi="Arial" w:cs="Arial"/>
+                <w:color w:val="000000"/>
+                <w:sz w:val="20"/>
+              </w:rPr>
               <w:t>1970</w:t>
             </w:r>
           </w:p>
         </w:tc>
       </w:tr>
       <w:tr>
+        <w:trPr>
+          <w:cantSplit w:val="true"/>
+        </w:trPr>
         <w:tc>
           <w:tcPr>
             <w:tcW w:type="dxa" w:w="4656"/>
+            <w:tcMar>
+              <w:top w:w="57" w:type="dxa"/>
+              <w:left w:w="57" w:type="dxa"/>
+              <w:bottom w:w="57" w:type="dxa"/>
+              <w:right w:w="57" w:type="dxa"/>
+            </w:tcMar>
           </w:tcPr>
           <w:p>
             <w:r>
+              <w:rPr>
+                <w:rFonts w:ascii="Arial" w:hAnsi="Arial" w:cs="Arial"/>
+                <w:color w:val="000000"/>
+                <w:sz w:val="20"/>
+              </w:rPr>
               <w:t>Factories And Machinery (Notification Of Fitness And Inspections) Regulations</w:t>
             </w:r>
           </w:p>
@@ -3380,21 +6384,46 @@
         <w:tc>
           <w:tcPr>
             <w:tcW w:type="dxa" w:w="4656"/>
+            <w:tcMar>
+              <w:top w:w="57" w:type="dxa"/>
+              <w:left w:w="57" w:type="dxa"/>
+              <w:bottom w:w="57" w:type="dxa"/>
+              <w:right w:w="57" w:type="dxa"/>
+            </w:tcMar>
           </w:tcPr>
           <w:p>
             <w:r>
+              <w:rPr>
+                <w:rFonts w:ascii="Arial" w:hAnsi="Arial" w:cs="Arial"/>
+                <w:color w:val="000000"/>
+                <w:sz w:val="20"/>
+              </w:rPr>
               <w:t>1970</w:t>
             </w:r>
           </w:p>
         </w:tc>
       </w:tr>
       <w:tr>
+        <w:trPr>
+          <w:cantSplit w:val="true"/>
+        </w:trPr>
         <w:tc>
           <w:tcPr>
             <w:tcW w:type="dxa" w:w="4656"/>
+            <w:tcMar>
+              <w:top w:w="57" w:type="dxa"/>
+              <w:left w:w="57" w:type="dxa"/>
+              <w:bottom w:w="57" w:type="dxa"/>
+              <w:right w:w="57" w:type="dxa"/>
+            </w:tcMar>
           </w:tcPr>
           <w:p>
             <w:r>
+              <w:rPr>
+                <w:rFonts w:ascii="Arial" w:hAnsi="Arial" w:cs="Arial"/>
+                <w:color w:val="000000"/>
+                <w:sz w:val="20"/>
+              </w:rPr>
               <w:t>Factories And Machinery (Electric Passenger And Goods Lift) Regulations</w:t>
             </w:r>
           </w:p>
@@ -3402,21 +6431,46 @@
         <w:tc>
           <w:tcPr>
             <w:tcW w:type="dxa" w:w="4656"/>
+            <w:tcMar>
+              <w:top w:w="57" w:type="dxa"/>
+              <w:left w:w="57" w:type="dxa"/>
+              <w:bottom w:w="57" w:type="dxa"/>
+              <w:right w:w="57" w:type="dxa"/>
+            </w:tcMar>
           </w:tcPr>
           <w:p>
             <w:r>
+              <w:rPr>
+                <w:rFonts w:ascii="Arial" w:hAnsi="Arial" w:cs="Arial"/>
+                <w:color w:val="000000"/>
+                <w:sz w:val="20"/>
+              </w:rPr>
               <w:t>1970</w:t>
             </w:r>
           </w:p>
         </w:tc>
       </w:tr>
       <w:tr>
+        <w:trPr>
+          <w:cantSplit w:val="true"/>
+        </w:trPr>
         <w:tc>
           <w:tcPr>
             <w:tcW w:type="dxa" w:w="4656"/>
+            <w:tcMar>
+              <w:top w:w="57" w:type="dxa"/>
+              <w:left w:w="57" w:type="dxa"/>
+              <w:bottom w:w="57" w:type="dxa"/>
+              <w:right w:w="57" w:type="dxa"/>
+            </w:tcMar>
           </w:tcPr>
           <w:p>
             <w:r>
+              <w:rPr>
+                <w:rFonts w:ascii="Arial" w:hAnsi="Arial" w:cs="Arial"/>
+                <w:color w:val="000000"/>
+                <w:sz w:val="20"/>
+              </w:rPr>
               <w:t>Factories And Machinery (Fencing Of Machinery And Safety) Regulations</w:t>
             </w:r>
           </w:p>
@@ -3424,21 +6478,46 @@
         <w:tc>
           <w:tcPr>
             <w:tcW w:type="dxa" w:w="4656"/>
+            <w:tcMar>
+              <w:top w:w="57" w:type="dxa"/>
+              <w:left w:w="57" w:type="dxa"/>
+              <w:bottom w:w="57" w:type="dxa"/>
+              <w:right w:w="57" w:type="dxa"/>
+            </w:tcMar>
           </w:tcPr>
           <w:p>
             <w:r>
+              <w:rPr>
+                <w:rFonts w:ascii="Arial" w:hAnsi="Arial" w:cs="Arial"/>
+                <w:color w:val="000000"/>
+                <w:sz w:val="20"/>
+              </w:rPr>
               <w:t>1970</w:t>
             </w:r>
           </w:p>
         </w:tc>
       </w:tr>
       <w:tr>
+        <w:trPr>
+          <w:cantSplit w:val="true"/>
+        </w:trPr>
         <w:tc>
           <w:tcPr>
             <w:tcW w:type="dxa" w:w="4656"/>
+            <w:tcMar>
+              <w:top w:w="57" w:type="dxa"/>
+              <w:left w:w="57" w:type="dxa"/>
+              <w:bottom w:w="57" w:type="dxa"/>
+              <w:right w:w="57" w:type="dxa"/>
+            </w:tcMar>
           </w:tcPr>
           <w:p>
             <w:r>
+              <w:rPr>
+                <w:rFonts w:ascii="Arial" w:hAnsi="Arial" w:cs="Arial"/>
+                <w:color w:val="000000"/>
+                <w:sz w:val="20"/>
+              </w:rPr>
               <w:t>Factories And Machinery (Safety, Health And Welfare) Regulations</w:t>
             </w:r>
           </w:p>
@@ -3446,21 +6525,46 @@
         <w:tc>
           <w:tcPr>
             <w:tcW w:type="dxa" w:w="4656"/>
+            <w:tcMar>
+              <w:top w:w="57" w:type="dxa"/>
+              <w:left w:w="57" w:type="dxa"/>
+              <w:bottom w:w="57" w:type="dxa"/>
+              <w:right w:w="57" w:type="dxa"/>
+            </w:tcMar>
           </w:tcPr>
           <w:p>
             <w:r>
+              <w:rPr>
+                <w:rFonts w:ascii="Arial" w:hAnsi="Arial" w:cs="Arial"/>
+                <w:color w:val="000000"/>
+                <w:sz w:val="20"/>
+              </w:rPr>
               <w:t>1970</w:t>
             </w:r>
           </w:p>
         </w:tc>
       </w:tr>
       <w:tr>
+        <w:trPr>
+          <w:cantSplit w:val="true"/>
+        </w:trPr>
         <w:tc>
           <w:tcPr>
             <w:tcW w:type="dxa" w:w="4656"/>
+            <w:tcMar>
+              <w:top w:w="57" w:type="dxa"/>
+              <w:left w:w="57" w:type="dxa"/>
+              <w:bottom w:w="57" w:type="dxa"/>
+              <w:right w:w="57" w:type="dxa"/>
+            </w:tcMar>
           </w:tcPr>
           <w:p>
             <w:r>
+              <w:rPr>
+                <w:rFonts w:ascii="Arial" w:hAnsi="Arial" w:cs="Arial"/>
+                <w:color w:val="000000"/>
+                <w:sz w:val="20"/>
+              </w:rPr>
               <w:t>Factories And Machinery (Steam Boiler And Unfired Pressure Vessel) Regulations</w:t>
             </w:r>
           </w:p>
@@ -3468,9 +6572,20 @@
         <w:tc>
           <w:tcPr>
             <w:tcW w:type="dxa" w:w="4656"/>
+            <w:tcMar>
+              <w:top w:w="57" w:type="dxa"/>
+              <w:left w:w="57" w:type="dxa"/>
+              <w:bottom w:w="57" w:type="dxa"/>
+              <w:right w:w="57" w:type="dxa"/>
+            </w:tcMar>
           </w:tcPr>
           <w:p>
             <w:r>
+              <w:rPr>
+                <w:rFonts w:ascii="Arial" w:hAnsi="Arial" w:cs="Arial"/>
+                <w:color w:val="000000"/>
+                <w:sz w:val="20"/>
+              </w:rPr>
               <w:t>1970</w:t>
             </w:r>
           </w:p>
@@ -3478,177 +6593,369 @@
       </w:tr>
     </w:tbl>
     <w:p>
+      <w:pPr>
+        <w:spacing w:line="276" w:lineRule="auto" w:after="120"/>
+        <w:jc w:val="left"/>
+      </w:pPr>
       <w:r>
         <w:rPr>
+          <w:rFonts w:ascii="Arial" w:hAnsi="Arial" w:cs="Arial"/>
           <w:i/>
+          <w:color w:val="000000"/>
+          <w:sz w:val="22"/>
         </w:rPr>
         <w:t>Contoh studio penyuntingan video:</w:t>
       </w:r>
       <w:r>
+        <w:rPr>
+          <w:rFonts w:ascii="Arial" w:hAnsi="Arial" w:cs="Arial"/>
+          <w:color w:val="000000"/>
+          <w:sz w:val="22"/>
+        </w:rPr>
         <w:t xml:space="preserve"> walaupun studio post-production 3U bukan sebuah kilang secara fizikal, prinsip Seksyen 15–19 OSHA 1994 tetap terpakai — pengurusan studio wajib memastikan </w:t>
       </w:r>
       <w:r>
         <w:rPr>
+          <w:rFonts w:ascii="Arial" w:hAnsi="Arial" w:cs="Arial"/>
           <w:i/>
+          <w:color w:val="000000"/>
+          <w:sz w:val="22"/>
         </w:rPr>
         <w:t>suite</w:t>
       </w:r>
       <w:r>
+        <w:rPr>
+          <w:rFonts w:ascii="Arial" w:hAnsi="Arial" w:cs="Arial"/>
+          <w:color w:val="000000"/>
+          <w:sz w:val="22"/>
+        </w:rPr>
         <w:t xml:space="preserve"> penyuntingan yang sesak dengan kabel </w:t>
       </w:r>
       <w:r>
         <w:rPr>
+          <w:rFonts w:ascii="Arial" w:hAnsi="Arial" w:cs="Arial"/>
           <w:i/>
+          <w:color w:val="000000"/>
+          <w:sz w:val="22"/>
         </w:rPr>
         <w:t>power</w:t>
       </w:r>
       <w:r>
+        <w:rPr>
+          <w:rFonts w:ascii="Arial" w:hAnsi="Arial" w:cs="Arial"/>
+          <w:color w:val="000000"/>
+          <w:sz w:val="22"/>
+        </w:rPr>
         <w:t xml:space="preserve">, </w:t>
       </w:r>
       <w:r>
         <w:rPr>
+          <w:rFonts w:ascii="Arial" w:hAnsi="Arial" w:cs="Arial"/>
           <w:i/>
+          <w:color w:val="000000"/>
+          <w:sz w:val="22"/>
         </w:rPr>
         <w:t>UPS render farm</w:t>
       </w:r>
       <w:r>
+        <w:rPr>
+          <w:rFonts w:ascii="Arial" w:hAnsi="Arial" w:cs="Arial"/>
+          <w:color w:val="000000"/>
+          <w:sz w:val="22"/>
+        </w:rPr>
         <w:t xml:space="preserve"> dan penghawa dingin sentiasa selamat, dan mesti melaporkan sebarang kemalangan (contohnya </w:t>
       </w:r>
       <w:r>
         <w:rPr>
+          <w:rFonts w:ascii="Arial" w:hAnsi="Arial" w:cs="Arial"/>
           <w:i/>
+          <w:color w:val="000000"/>
+          <w:sz w:val="22"/>
         </w:rPr>
         <w:t>Editor</w:t>
       </w:r>
       <w:r>
+        <w:rPr>
+          <w:rFonts w:ascii="Arial" w:hAnsi="Arial" w:cs="Arial"/>
+          <w:color w:val="000000"/>
+          <w:sz w:val="22"/>
+        </w:rPr>
         <w:t xml:space="preserve"> tersandung kabel dan tercedera) kepada DOSH mengikut Akta ini.</w:t>
       </w:r>
     </w:p>
     <w:p/>
     <w:p>
+      <w:pPr>
+        <w:spacing w:before="120" w:after="120" w:line="276" w:lineRule="auto"/>
+        <w:jc w:val="left"/>
+      </w:pPr>
       <w:r>
+        <w:rPr>
+          <w:rFonts w:ascii="Arial" w:hAnsi="Arial" w:cs="Arial"/>
+          <w:b/>
+          <w:color w:val="000000"/>
+          <w:sz w:val="22"/>
+        </w:rPr>
         <w:t>SOALAN:</w:t>
       </w:r>
     </w:p>
     <w:p>
+      <w:pPr>
+        <w:spacing w:before="120" w:after="120" w:line="276" w:lineRule="auto"/>
+        <w:jc w:val="left"/>
+      </w:pPr>
       <w:r>
         <w:rPr>
+          <w:rFonts w:ascii="Arial" w:hAnsi="Arial" w:cs="Arial"/>
           <w:b/>
+          <w:color w:val="000000"/>
+          <w:sz w:val="22"/>
         </w:rPr>
         <w:t>1. Apakah tugas am majikan?</w:t>
       </w:r>
       <w:r>
+        <w:rPr>
+          <w:rFonts w:ascii="Arial" w:hAnsi="Arial" w:cs="Arial"/>
+          <w:color w:val="000000"/>
+          <w:sz w:val="22"/>
+        </w:rPr>
         <w:t xml:space="preserve"> </w:t>
       </w:r>
       <w:r>
         <w:rPr>
+          <w:rFonts w:ascii="Arial" w:hAnsi="Arial" w:cs="Arial"/>
           <w:i/>
+          <w:color w:val="000000"/>
+          <w:sz w:val="22"/>
         </w:rPr>
         <w:t>Jawapan model:</w:t>
       </w:r>
       <w:r>
+        <w:rPr>
+          <w:rFonts w:ascii="Arial" w:hAnsi="Arial" w:cs="Arial"/>
+          <w:color w:val="000000"/>
+          <w:sz w:val="22"/>
+        </w:rPr>
         <w:t xml:space="preserve"> Di bawah Seksyen 15 OSHA 1994, majikan wajib memastikan keselamatan, kesihatan dan kebajikan pekerja setakat yang praktik — termasuk menyediakan loji dan sistem kerja yang selamat, maklumat/latihan/penyeliaan yang mencukupi, tempat kerja yang selamat, dan persekitaran kerja yang tanpa risiko kepada kesihatan. Di studio penyuntingan video, ini bermaksud pengurusan studio wajib memastikan pendawaian elektrik </w:t>
       </w:r>
       <w:r>
         <w:rPr>
+          <w:rFonts w:ascii="Arial" w:hAnsi="Arial" w:cs="Arial"/>
           <w:i/>
+          <w:color w:val="000000"/>
+          <w:sz w:val="22"/>
         </w:rPr>
         <w:t>editing suite</w:t>
       </w:r>
       <w:r>
+        <w:rPr>
+          <w:rFonts w:ascii="Arial" w:hAnsi="Arial" w:cs="Arial"/>
+          <w:color w:val="000000"/>
+          <w:sz w:val="22"/>
+        </w:rPr>
         <w:t xml:space="preserve"> dan </w:t>
       </w:r>
       <w:r>
         <w:rPr>
+          <w:rFonts w:ascii="Arial" w:hAnsi="Arial" w:cs="Arial"/>
           <w:i/>
+          <w:color w:val="000000"/>
+          <w:sz w:val="22"/>
         </w:rPr>
         <w:t>render farm</w:t>
       </w:r>
       <w:r>
+        <w:rPr>
+          <w:rFonts w:ascii="Arial" w:hAnsi="Arial" w:cs="Arial"/>
+          <w:color w:val="000000"/>
+          <w:sz w:val="22"/>
+        </w:rPr>
         <w:t xml:space="preserve"> diselenggara selamat serta </w:t>
       </w:r>
       <w:r>
         <w:rPr>
+          <w:rFonts w:ascii="Arial" w:hAnsi="Arial" w:cs="Arial"/>
           <w:i/>
+          <w:color w:val="000000"/>
+          <w:sz w:val="22"/>
         </w:rPr>
         <w:t>Editor</w:t>
       </w:r>
       <w:r>
+        <w:rPr>
+          <w:rFonts w:ascii="Arial" w:hAnsi="Arial" w:cs="Arial"/>
+          <w:color w:val="000000"/>
+          <w:sz w:val="22"/>
+        </w:rPr>
         <w:t xml:space="preserve"> dilatih mengendalikan peralatan dengan betul.</w:t>
       </w:r>
     </w:p>
     <w:p>
+      <w:pPr>
+        <w:spacing w:before="120" w:after="120" w:line="276" w:lineRule="auto"/>
+        <w:jc w:val="left"/>
+      </w:pPr>
       <w:r>
         <w:rPr>
+          <w:rFonts w:ascii="Arial" w:hAnsi="Arial" w:cs="Arial"/>
           <w:b/>
+          <w:color w:val="000000"/>
+          <w:sz w:val="22"/>
         </w:rPr>
         <w:t>2. Apakah organisasi keselamatan dan kesihatan yang ditetapkan Akta?</w:t>
       </w:r>
       <w:r>
+        <w:rPr>
+          <w:rFonts w:ascii="Arial" w:hAnsi="Arial" w:cs="Arial"/>
+          <w:color w:val="000000"/>
+          <w:sz w:val="22"/>
+        </w:rPr>
         <w:t xml:space="preserve"> </w:t>
       </w:r>
       <w:r>
         <w:rPr>
+          <w:rFonts w:ascii="Arial" w:hAnsi="Arial" w:cs="Arial"/>
           <w:i/>
+          <w:color w:val="000000"/>
+          <w:sz w:val="22"/>
         </w:rPr>
         <w:t>Jawapan model:</w:t>
       </w:r>
       <w:r>
+        <w:rPr>
+          <w:rFonts w:ascii="Arial" w:hAnsi="Arial" w:cs="Arial"/>
+          <w:color w:val="000000"/>
+          <w:sz w:val="22"/>
+        </w:rPr>
         <w:t xml:space="preserve"> Akta menetapkan pengawasan perubatan bagi kerja berisiko tinggi, jawatankuasa keselamatan dan kesihatan mandatori bagi tempat kerja dengan lebih 40 pekerja, dan pelantikan pegawai keselamatan dan kesihatan bagi industri yang diwartakan. Sebuah studio produksi video yang berkembang melebihi 40 pekerja wajib menubuhkan jawatankuasa sedemikian.</w:t>
       </w:r>
     </w:p>
     <w:p>
+      <w:pPr>
+        <w:spacing w:before="120" w:after="120" w:line="276" w:lineRule="auto"/>
+        <w:jc w:val="left"/>
+      </w:pPr>
       <w:r>
         <w:rPr>
+          <w:rFonts w:ascii="Arial" w:hAnsi="Arial" w:cs="Arial"/>
           <w:b/>
+          <w:color w:val="000000"/>
+          <w:sz w:val="22"/>
         </w:rPr>
         <w:t>3. Berikan tiga senarai Kod Amalan Industri (ICOP).</w:t>
       </w:r>
       <w:r>
+        <w:rPr>
+          <w:rFonts w:ascii="Arial" w:hAnsi="Arial" w:cs="Arial"/>
+          <w:color w:val="000000"/>
+          <w:sz w:val="22"/>
+        </w:rPr>
         <w:t xml:space="preserve"> </w:t>
       </w:r>
       <w:r>
         <w:rPr>
+          <w:rFonts w:ascii="Arial" w:hAnsi="Arial" w:cs="Arial"/>
           <w:i/>
+          <w:color w:val="000000"/>
+          <w:sz w:val="22"/>
         </w:rPr>
         <w:t>Jawapan model:</w:t>
       </w:r>
       <w:r>
+        <w:rPr>
+          <w:rFonts w:ascii="Arial" w:hAnsi="Arial" w:cs="Arial"/>
+          <w:color w:val="000000"/>
+          <w:sz w:val="22"/>
+        </w:rPr>
         <w:t xml:space="preserve"> (i) Industry Code Of Practice For Safe Working In A Confined Space (2010), (ii) Industry Code Of Practice On Indoor Air Quality (2010) — relevan kepada kualiti udara </w:t>
       </w:r>
       <w:r>
         <w:rPr>
+          <w:rFonts w:ascii="Arial" w:hAnsi="Arial" w:cs="Arial"/>
           <w:i/>
+          <w:color w:val="000000"/>
+          <w:sz w:val="22"/>
         </w:rPr>
         <w:t>editing suite</w:t>
       </w:r>
       <w:r>
+        <w:rPr>
+          <w:rFonts w:ascii="Arial" w:hAnsi="Arial" w:cs="Arial"/>
+          <w:color w:val="000000"/>
+          <w:sz w:val="22"/>
+        </w:rPr>
         <w:t xml:space="preserve"> tertutup, (iii) Code Of Practice On Prevention And Eradication Of Drug, Alcohol And Substance Abuse In The Workplace (2005).</w:t>
       </w:r>
     </w:p>
     <w:p/>
     <w:p>
+      <w:pPr>
+        <w:spacing w:before="120" w:after="120" w:line="276" w:lineRule="auto"/>
+        <w:jc w:val="left"/>
+      </w:pPr>
       <w:r>
+        <w:rPr>
+          <w:rFonts w:ascii="Arial" w:hAnsi="Arial" w:cs="Arial"/>
+          <w:b/>
+          <w:color w:val="000000"/>
+          <w:sz w:val="22"/>
+        </w:rPr>
         <w:t>RUJUKAN:</w:t>
       </w:r>
     </w:p>
     <w:p>
+      <w:pPr>
+        <w:spacing w:line="276" w:lineRule="auto" w:after="120"/>
+        <w:jc w:val="left"/>
+      </w:pPr>
       <w:r>
+        <w:rPr>
+          <w:rFonts w:ascii="Arial" w:hAnsi="Arial" w:cs="Arial"/>
+          <w:color w:val="000000"/>
+          <w:sz w:val="22"/>
+        </w:rPr>
         <w:t>Occupational Safety and Health Act 1994, (2010) Malaysia, Penerbitan Akta (M), ISBN-978-967-576-9221.</w:t>
       </w:r>
     </w:p>
     <w:p>
+      <w:pPr>
+        <w:spacing w:line="276" w:lineRule="auto" w:after="120"/>
+        <w:jc w:val="left"/>
+      </w:pPr>
       <w:r>
+        <w:rPr>
+          <w:rFonts w:ascii="Arial" w:hAnsi="Arial" w:cs="Arial"/>
+          <w:color w:val="000000"/>
+          <w:sz w:val="22"/>
+        </w:rPr>
         <w:t>Chessebro T.; O'Connor L.; Rios F., (2009), Communicating in the Workplace. Prentice Hall. ISBN-13 978-0136136910.</w:t>
       </w:r>
     </w:p>
     <w:p>
+      <w:pPr>
+        <w:spacing w:line="276" w:lineRule="auto" w:after="120"/>
+        <w:jc w:val="left"/>
+      </w:pPr>
       <w:r>
+        <w:rPr>
+          <w:rFonts w:ascii="Arial" w:hAnsi="Arial" w:cs="Arial"/>
+          <w:color w:val="000000"/>
+          <w:sz w:val="22"/>
+        </w:rPr>
         <w:t>Vergo P., (1974). Health and Safety at Work etc Act 1974, (Public General Acts – Elizabeth II), TSO. ISBN-13 978-0105437741.</w:t>
       </w:r>
     </w:p>
     <w:p>
+      <w:pPr>
+        <w:spacing w:line="276" w:lineRule="auto" w:after="120"/>
+        <w:jc w:val="left"/>
+      </w:pPr>
       <w:r>
+        <w:rPr>
+          <w:rFonts w:ascii="Arial" w:hAnsi="Arial" w:cs="Arial"/>
+          <w:color w:val="000000"/>
+          <w:sz w:val="22"/>
+        </w:rPr>
         <w:t>Factories and Machinery Act 1967 and Regulations, Pindaan Ogos 2008, ISBN 967701156-1.</w:t>
       </w:r>
     </w:p>
